--- a/reports/Bao_cao_BTL_Group_By_Aggregation_Hadoop_MapReduce_cap_nhat_v7.docx
+++ b/reports/Bao_cao_BTL_Group_By_Aggregation_Hadoop_MapReduce_cap_nhat_v7.docx
@@ -1951,7 +1951,7 @@
           <w:rFonts w:eastAsia="Times New Roman"/>
           <w:color w:val="000000"/>
         </w:rPr>
-        <w:t>8</w:t>
+        <w:t>10</w:t>
       </w:r>
       <w:r>
         <w:rPr>
@@ -2005,7 +2005,7 @@
           <w:rFonts w:eastAsia="Times New Roman"/>
           <w:color w:val="000000"/>
         </w:rPr>
-        <w:t>9</w:t>
+        <w:t>11</w:t>
       </w:r>
       <w:r>
         <w:rPr>
@@ -2059,7 +2059,7 @@
           <w:rFonts w:eastAsia="Times New Roman"/>
           <w:color w:val="000000"/>
         </w:rPr>
-        <w:t>9</w:t>
+        <w:t>11</w:t>
       </w:r>
       <w:r>
         <w:rPr>
@@ -2113,7 +2113,7 @@
           <w:rFonts w:eastAsia="Times New Roman"/>
           <w:color w:val="000000"/>
         </w:rPr>
-        <w:t>9</w:t>
+        <w:t>11</w:t>
       </w:r>
       <w:r>
         <w:rPr>
@@ -2167,7 +2167,7 @@
           <w:rFonts w:eastAsia="Times New Roman"/>
           <w:color w:val="000000"/>
         </w:rPr>
-        <w:t>10</w:t>
+        <w:t>12</w:t>
       </w:r>
       <w:r>
         <w:rPr>
@@ -2221,7 +2221,7 @@
           <w:rFonts w:eastAsia="Times New Roman"/>
           <w:color w:val="000000"/>
         </w:rPr>
-        <w:t>10</w:t>
+        <w:t>12</w:t>
       </w:r>
       <w:r>
         <w:rPr>
@@ -2275,7 +2275,7 @@
           <w:rFonts w:eastAsia="Times New Roman"/>
           <w:color w:val="000000"/>
         </w:rPr>
-        <w:t>11</w:t>
+        <w:t>13</w:t>
       </w:r>
       <w:r>
         <w:rPr>
@@ -2329,7 +2329,7 @@
           <w:rFonts w:eastAsia="Times New Roman"/>
           <w:color w:val="000000"/>
         </w:rPr>
-        <w:t>12</w:t>
+        <w:t>14</w:t>
       </w:r>
       <w:r>
         <w:rPr>
@@ -2383,7 +2383,7 @@
           <w:rFonts w:eastAsia="Times New Roman"/>
           <w:color w:val="000000"/>
         </w:rPr>
-        <w:t>12</w:t>
+        <w:t>14</w:t>
       </w:r>
       <w:r>
         <w:rPr>
@@ -2437,7 +2437,7 @@
           <w:rFonts w:eastAsia="Times New Roman"/>
           <w:color w:val="000000"/>
         </w:rPr>
-        <w:t>12</w:t>
+        <w:t>14</w:t>
       </w:r>
       <w:r>
         <w:rPr>
@@ -2491,7 +2491,7 @@
           <w:rFonts w:eastAsia="Times New Roman"/>
           <w:color w:val="000000"/>
         </w:rPr>
-        <w:t>13</w:t>
+        <w:t>15</w:t>
       </w:r>
       <w:r>
         <w:rPr>
@@ -2545,7 +2545,7 @@
           <w:rFonts w:eastAsia="Times New Roman"/>
           <w:color w:val="000000"/>
         </w:rPr>
-        <w:t>14</w:t>
+        <w:t>16</w:t>
       </w:r>
       <w:r>
         <w:rPr>
@@ -2599,7 +2599,7 @@
           <w:rFonts w:eastAsia="Times New Roman"/>
           <w:color w:val="000000"/>
         </w:rPr>
-        <w:t>15</w:t>
+        <w:t>17</w:t>
       </w:r>
       <w:r>
         <w:rPr>
@@ -2653,7 +2653,7 @@
           <w:rFonts w:eastAsia="Times New Roman"/>
           <w:color w:val="000000"/>
         </w:rPr>
-        <w:t>22</w:t>
+        <w:t>24</w:t>
       </w:r>
       <w:r>
         <w:rPr>
@@ -2707,7 +2707,7 @@
           <w:rFonts w:eastAsia="Times New Roman"/>
           <w:color w:val="000000"/>
         </w:rPr>
-        <w:t>25</w:t>
+        <w:t>27</w:t>
       </w:r>
       <w:r>
         <w:rPr>
@@ -2761,7 +2761,7 @@
           <w:rFonts w:eastAsia="Times New Roman"/>
           <w:color w:val="000000"/>
         </w:rPr>
-        <w:t>25</w:t>
+        <w:t>27</w:t>
       </w:r>
       <w:r>
         <w:rPr>
@@ -2815,7 +2815,7 @@
           <w:rFonts w:eastAsia="Times New Roman"/>
           <w:color w:val="000000"/>
         </w:rPr>
-        <w:t>25</w:t>
+        <w:t>27</w:t>
       </w:r>
       <w:r>
         <w:rPr>
@@ -2869,7 +2869,7 @@
           <w:rFonts w:eastAsia="Times New Roman"/>
           <w:color w:val="000000"/>
         </w:rPr>
-        <w:t>43</w:t>
+        <w:t>50</w:t>
       </w:r>
       <w:r>
         <w:rPr>
@@ -2923,7 +2923,7 @@
           <w:rFonts w:eastAsia="Times New Roman"/>
           <w:color w:val="000000"/>
         </w:rPr>
-        <w:t>44</w:t>
+        <w:t>50</w:t>
       </w:r>
       <w:r>
         <w:rPr>
@@ -2977,7 +2977,7 @@
           <w:rFonts w:eastAsia="Times New Roman"/>
           <w:color w:val="000000"/>
         </w:rPr>
-        <w:t>46</w:t>
+        <w:t>53</w:t>
       </w:r>
       <w:r>
         <w:rPr>
@@ -3031,7 +3031,7 @@
           <w:rFonts w:eastAsia="Times New Roman"/>
           <w:color w:val="000000"/>
         </w:rPr>
-        <w:t>49</w:t>
+        <w:t>55</w:t>
       </w:r>
       <w:r>
         <w:rPr>
@@ -3085,7 +3085,7 @@
           <w:rFonts w:eastAsia="Times New Roman"/>
           <w:color w:val="000000"/>
         </w:rPr>
-        <w:t>57</w:t>
+        <w:t>64</w:t>
       </w:r>
       <w:r>
         <w:rPr>
@@ -3139,7 +3139,7 @@
           <w:rFonts w:eastAsia="Times New Roman"/>
           <w:color w:val="000000"/>
         </w:rPr>
-        <w:t>58</w:t>
+        <w:t>65</w:t>
       </w:r>
       <w:r>
         <w:rPr>
@@ -3193,7 +3193,7 @@
           <w:rFonts w:eastAsia="Times New Roman"/>
           <w:color w:val="000000"/>
         </w:rPr>
-        <w:t>59</w:t>
+        <w:t>66</w:t>
       </w:r>
       <w:r>
         <w:rPr>
@@ -3262,7 +3262,7 @@
           <w:rFonts w:eastAsia="Times New Roman"/>
           <w:color w:val="000000"/>
         </w:rPr>
-        <w:t>9</w:t>
+        <w:t>11</w:t>
       </w:r>
       <w:r>
         <w:rPr>
@@ -3316,7 +3316,7 @@
           <w:rFonts w:eastAsia="Times New Roman"/>
           <w:color w:val="000000"/>
         </w:rPr>
-        <w:t>10</w:t>
+        <w:t>12</w:t>
       </w:r>
       <w:r>
         <w:rPr>
@@ -3370,7 +3370,7 @@
           <w:rFonts w:eastAsia="Times New Roman"/>
           <w:color w:val="000000"/>
         </w:rPr>
-        <w:t>13</w:t>
+        <w:t>15</w:t>
       </w:r>
       <w:r>
         <w:rPr>
@@ -3424,7 +3424,7 @@
           <w:rFonts w:eastAsia="Times New Roman"/>
           <w:color w:val="000000"/>
         </w:rPr>
-        <w:t>26</w:t>
+        <w:t>29</w:t>
       </w:r>
       <w:r>
         <w:rPr>
@@ -3478,7 +3478,7 @@
           <w:rFonts w:eastAsia="Times New Roman"/>
           <w:color w:val="000000"/>
         </w:rPr>
-        <w:t>27</w:t>
+        <w:t>29</w:t>
       </w:r>
       <w:r>
         <w:rPr>
@@ -3532,7 +3532,7 @@
           <w:rFonts w:eastAsia="Times New Roman"/>
           <w:color w:val="000000"/>
         </w:rPr>
-        <w:t>27</w:t>
+        <w:t>29</w:t>
       </w:r>
       <w:r>
         <w:rPr>
@@ -3586,7 +3586,7 @@
           <w:rFonts w:eastAsia="Times New Roman"/>
           <w:color w:val="000000"/>
         </w:rPr>
-        <w:t>27</w:t>
+        <w:t>30</w:t>
       </w:r>
       <w:r>
         <w:rPr>
@@ -3640,7 +3640,7 @@
           <w:rFonts w:eastAsia="Times New Roman"/>
           <w:color w:val="000000"/>
         </w:rPr>
-        <w:t>28</w:t>
+        <w:t>31</w:t>
       </w:r>
       <w:r>
         <w:rPr>
@@ -3694,7 +3694,7 @@
           <w:rFonts w:eastAsia="Times New Roman"/>
           <w:color w:val="000000"/>
         </w:rPr>
-        <w:t>28</w:t>
+        <w:t>31</w:t>
       </w:r>
       <w:r>
         <w:rPr>
@@ -3748,7 +3748,7 @@
           <w:rFonts w:eastAsia="Times New Roman"/>
           <w:color w:val="000000"/>
         </w:rPr>
-        <w:t>29</w:t>
+        <w:t>32</w:t>
       </w:r>
       <w:r>
         <w:rPr>
@@ -3771,7 +3771,7 @@
           <w:rFonts w:eastAsia="Times New Roman"/>
           <w:color w:val="000000"/>
         </w:rPr>
-        <w:t>Hình 11. Khởi động HDFS lần đầu: tạo volume, container, NameNode healthy, safe mode tắt</w:t>
+        <w:t>Hình 11. Khởi động HDFS lần đầu: tạo volume, container, NameNode sẵn sàng, safe mode tắt</w:t>
       </w:r>
       <w:r>
         <w:tab/>
@@ -3802,7 +3802,7 @@
           <w:rFonts w:eastAsia="Times New Roman"/>
           <w:color w:val="000000"/>
         </w:rPr>
-        <w:t>29</w:t>
+        <w:t>32</w:t>
       </w:r>
       <w:r>
         <w:rPr>
@@ -3825,7 +3825,7 @@
           <w:rFonts w:eastAsia="Times New Roman"/>
           <w:color w:val="000000"/>
         </w:rPr>
-        <w:t>Hình 12. Kiểm tra cụm: NameNode đã format, 1 DataNode live, cấu hình đang chạy</w:t>
+        <w:t>Hình 12. Kiểm tra cụm: NameNode đã định dạng, 1 DataNode hoạt động, cấu hình đang chạy</w:t>
       </w:r>
       <w:r>
         <w:tab/>
@@ -3856,7 +3856,7 @@
           <w:rFonts w:eastAsia="Times New Roman"/>
           <w:color w:val="000000"/>
         </w:rPr>
-        <w:t>29</w:t>
+        <w:t>33</w:t>
       </w:r>
       <w:r>
         <w:rPr>
@@ -3910,7 +3910,7 @@
           <w:rFonts w:eastAsia="Times New Roman"/>
           <w:color w:val="000000"/>
         </w:rPr>
-        <w:t>30</w:t>
+        <w:t>33</w:t>
       </w:r>
       <w:r>
         <w:rPr>
@@ -3964,7 +3964,7 @@
           <w:rFonts w:eastAsia="Times New Roman"/>
           <w:color w:val="000000"/>
         </w:rPr>
-        <w:t>30</w:t>
+        <w:t>33</w:t>
       </w:r>
       <w:r>
         <w:rPr>
@@ -4018,7 +4018,7 @@
           <w:rFonts w:eastAsia="Times New Roman"/>
           <w:color w:val="000000"/>
         </w:rPr>
-        <w:t>31</w:t>
+        <w:t>34</w:t>
       </w:r>
       <w:r>
         <w:rPr>
@@ -4072,7 +4072,7 @@
           <w:rFonts w:eastAsia="Times New Roman"/>
           <w:color w:val="000000"/>
         </w:rPr>
-        <w:t>31</w:t>
+        <w:t>34</w:t>
       </w:r>
       <w:r>
         <w:rPr>
@@ -4126,7 +4126,7 @@
           <w:rFonts w:eastAsia="Times New Roman"/>
           <w:color w:val="000000"/>
         </w:rPr>
-        <w:t>31</w:t>
+        <w:t>35</w:t>
       </w:r>
       <w:r>
         <w:rPr>
@@ -4180,7 +4180,7 @@
           <w:rFonts w:eastAsia="Times New Roman"/>
           <w:color w:val="000000"/>
         </w:rPr>
-        <w:t>32</w:t>
+        <w:t>35</w:t>
       </w:r>
       <w:r>
         <w:rPr>
@@ -4234,7 +4234,7 @@
           <w:rFonts w:eastAsia="Times New Roman"/>
           <w:color w:val="000000"/>
         </w:rPr>
-        <w:t>32</w:t>
+        <w:t>36</w:t>
       </w:r>
       <w:r>
         <w:rPr>
@@ -4288,7 +4288,7 @@
           <w:rFonts w:eastAsia="Times New Roman"/>
           <w:color w:val="000000"/>
         </w:rPr>
-        <w:t>32</w:t>
+        <w:t>36</w:t>
       </w:r>
       <w:r>
         <w:rPr>
@@ -4342,7 +4342,7 @@
           <w:rFonts w:eastAsia="Times New Roman"/>
           <w:color w:val="000000"/>
         </w:rPr>
-        <w:t>33</w:t>
+        <w:t>36</w:t>
       </w:r>
       <w:r>
         <w:rPr>
@@ -4396,7 +4396,7 @@
           <w:rFonts w:eastAsia="Times New Roman"/>
           <w:color w:val="000000"/>
         </w:rPr>
-        <w:t>33</w:t>
+        <w:t>37</w:t>
       </w:r>
       <w:r>
         <w:rPr>
@@ -4450,7 +4450,7 @@
           <w:rFonts w:eastAsia="Times New Roman"/>
           <w:color w:val="000000"/>
         </w:rPr>
-        <w:t>33</w:t>
+        <w:t>37</w:t>
       </w:r>
       <w:r>
         <w:rPr>
@@ -4504,7 +4504,7 @@
           <w:rFonts w:eastAsia="Times New Roman"/>
           <w:color w:val="000000"/>
         </w:rPr>
-        <w:t>34</w:t>
+        <w:t>38</w:t>
       </w:r>
       <w:r>
         <w:rPr>
@@ -4558,7 +4558,7 @@
           <w:rFonts w:eastAsia="Times New Roman"/>
           <w:color w:val="000000"/>
         </w:rPr>
-        <w:t>34</w:t>
+        <w:t>38</w:t>
       </w:r>
       <w:r>
         <w:rPr>
@@ -4612,7 +4612,7 @@
           <w:rFonts w:eastAsia="Times New Roman"/>
           <w:color w:val="000000"/>
         </w:rPr>
-        <w:t>34</w:t>
+        <w:t>39</w:t>
       </w:r>
       <w:r>
         <w:rPr>
@@ -4666,7 +4666,7 @@
           <w:rFonts w:eastAsia="Times New Roman"/>
           <w:color w:val="000000"/>
         </w:rPr>
-        <w:t>35</w:t>
+        <w:t>39</w:t>
       </w:r>
       <w:r>
         <w:rPr>
@@ -4720,7 +4720,7 @@
           <w:rFonts w:eastAsia="Times New Roman"/>
           <w:color w:val="000000"/>
         </w:rPr>
-        <w:t>35</w:t>
+        <w:t>39</w:t>
       </w:r>
       <w:r>
         <w:rPr>
@@ -4743,7 +4743,7 @@
           <w:rFonts w:eastAsia="Times New Roman"/>
           <w:color w:val="000000"/>
         </w:rPr>
-        <w:t>Hình 29. InMapperPurchaseMapper (V3): gộp trong mapper bằng cache có giới hạn (IntelliJ)</w:t>
+        <w:t>Hình 29. InMapperPurchaseMapper (V3): gộp trong mapper bằng bộ đệm có giới hạn (IntelliJ)</w:t>
       </w:r>
       <w:r>
         <w:tab/>
@@ -4774,7 +4774,7 @@
           <w:rFonts w:eastAsia="Times New Roman"/>
           <w:color w:val="000000"/>
         </w:rPr>
-        <w:t>35</w:t>
+        <w:t>40</w:t>
       </w:r>
       <w:r>
         <w:rPr>
@@ -4828,7 +4828,7 @@
           <w:rFonts w:eastAsia="Times New Roman"/>
           <w:color w:val="000000"/>
         </w:rPr>
-        <w:t>36</w:t>
+        <w:t>40</w:t>
       </w:r>
       <w:r>
         <w:rPr>
@@ -4882,7 +4882,7 @@
           <w:rFonts w:eastAsia="Times New Roman"/>
           <w:color w:val="000000"/>
         </w:rPr>
-        <w:t>36</w:t>
+        <w:t>41</w:t>
       </w:r>
       <w:r>
         <w:rPr>
@@ -4936,7 +4936,7 @@
           <w:rFonts w:eastAsia="Times New Roman"/>
           <w:color w:val="000000"/>
         </w:rPr>
-        <w:t>37</w:t>
+        <w:t>41</w:t>
       </w:r>
       <w:r>
         <w:rPr>
@@ -4990,7 +4990,7 @@
           <w:rFonts w:eastAsia="Times New Roman"/>
           <w:color w:val="000000"/>
         </w:rPr>
-        <w:t>37</w:t>
+        <w:t>42</w:t>
       </w:r>
       <w:r>
         <w:rPr>
@@ -5044,7 +5044,7 @@
           <w:rFonts w:eastAsia="Times New Roman"/>
           <w:color w:val="000000"/>
         </w:rPr>
-        <w:t>37</w:t>
+        <w:t>42</w:t>
       </w:r>
       <w:r>
         <w:rPr>
@@ -5098,7 +5098,7 @@
           <w:rFonts w:eastAsia="Times New Roman"/>
           <w:color w:val="000000"/>
         </w:rPr>
-        <w:t>38</w:t>
+        <w:t>42</w:t>
       </w:r>
       <w:r>
         <w:rPr>
@@ -5152,7 +5152,7 @@
           <w:rFonts w:eastAsia="Times New Roman"/>
           <w:color w:val="000000"/>
         </w:rPr>
-        <w:t>38</w:t>
+        <w:t>43</w:t>
       </w:r>
       <w:r>
         <w:rPr>
@@ -5206,7 +5206,7 @@
           <w:rFonts w:eastAsia="Times New Roman"/>
           <w:color w:val="000000"/>
         </w:rPr>
-        <w:t>38</w:t>
+        <w:t>43</w:t>
       </w:r>
       <w:r>
         <w:rPr>
@@ -5260,7 +5260,7 @@
           <w:rFonts w:eastAsia="Times New Roman"/>
           <w:color w:val="000000"/>
         </w:rPr>
-        <w:t>39</w:t>
+        <w:t>44</w:t>
       </w:r>
       <w:r>
         <w:rPr>
@@ -5314,7 +5314,7 @@
           <w:rFonts w:eastAsia="Times New Roman"/>
           <w:color w:val="000000"/>
         </w:rPr>
-        <w:t>39</w:t>
+        <w:t>44</w:t>
       </w:r>
       <w:r>
         <w:rPr>
@@ -5368,7 +5368,7 @@
           <w:rFonts w:eastAsia="Times New Roman"/>
           <w:color w:val="000000"/>
         </w:rPr>
-        <w:t>39</w:t>
+        <w:t>44</w:t>
       </w:r>
       <w:r>
         <w:rPr>
@@ -5422,7 +5422,7 @@
           <w:rFonts w:eastAsia="Times New Roman"/>
           <w:color w:val="000000"/>
         </w:rPr>
-        <w:t>40</w:t>
+        <w:t>45</w:t>
       </w:r>
       <w:r>
         <w:rPr>
@@ -5476,7 +5476,7 @@
           <w:rFonts w:eastAsia="Times New Roman"/>
           <w:color w:val="000000"/>
         </w:rPr>
-        <w:t>40</w:t>
+        <w:t>45</w:t>
       </w:r>
       <w:r>
         <w:rPr>
@@ -5530,7 +5530,7 @@
           <w:rFonts w:eastAsia="Times New Roman"/>
           <w:color w:val="000000"/>
         </w:rPr>
-        <w:t>40</w:t>
+        <w:t>46</w:t>
       </w:r>
       <w:r>
         <w:rPr>
@@ -5584,7 +5584,7 @@
           <w:rFonts w:eastAsia="Times New Roman"/>
           <w:color w:val="000000"/>
         </w:rPr>
-        <w:t>40</w:t>
+        <w:t>46</w:t>
       </w:r>
       <w:r>
         <w:rPr>
@@ -5638,7 +5638,7 @@
           <w:rFonts w:eastAsia="Times New Roman"/>
           <w:color w:val="000000"/>
         </w:rPr>
-        <w:t>40</w:t>
+        <w:t>46</w:t>
       </w:r>
       <w:r>
         <w:rPr>
@@ -5692,7 +5692,7 @@
           <w:rFonts w:eastAsia="Times New Roman"/>
           <w:color w:val="000000"/>
         </w:rPr>
-        <w:t>41</w:t>
+        <w:t>46</w:t>
       </w:r>
       <w:r>
         <w:rPr>
@@ -5746,7 +5746,7 @@
           <w:rFonts w:eastAsia="Times New Roman"/>
           <w:color w:val="000000"/>
         </w:rPr>
-        <w:t>41</w:t>
+        <w:t>47</w:t>
       </w:r>
       <w:r>
         <w:rPr>
@@ -5800,7 +5800,7 @@
           <w:rFonts w:eastAsia="Times New Roman"/>
           <w:color w:val="000000"/>
         </w:rPr>
-        <w:t>41</w:t>
+        <w:t>47</w:t>
       </w:r>
       <w:r>
         <w:rPr>
@@ -5854,7 +5854,7 @@
           <w:rFonts w:eastAsia="Times New Roman"/>
           <w:color w:val="000000"/>
         </w:rPr>
-        <w:t>42</w:t>
+        <w:t>48</w:t>
       </w:r>
       <w:r>
         <w:rPr>
@@ -5908,7 +5908,7 @@
           <w:rFonts w:eastAsia="Times New Roman"/>
           <w:color w:val="000000"/>
         </w:rPr>
-        <w:t>42</w:t>
+        <w:t>48</w:t>
       </w:r>
       <w:r>
         <w:rPr>
@@ -5962,7 +5962,7 @@
           <w:rFonts w:eastAsia="Times New Roman"/>
           <w:color w:val="000000"/>
         </w:rPr>
-        <w:t>42</w:t>
+        <w:t>48</w:t>
       </w:r>
       <w:r>
         <w:rPr>
@@ -6016,7 +6016,7 @@
           <w:rFonts w:eastAsia="Times New Roman"/>
           <w:color w:val="000000"/>
         </w:rPr>
-        <w:t>45</w:t>
+        <w:t>51</w:t>
       </w:r>
       <w:r>
         <w:rPr>
@@ -6070,7 +6070,7 @@
           <w:rFonts w:eastAsia="Times New Roman"/>
           <w:color w:val="000000"/>
         </w:rPr>
-        <w:t>47</w:t>
+        <w:t>53</w:t>
       </w:r>
       <w:r>
         <w:rPr>
@@ -6124,7 +6124,7 @@
           <w:rFonts w:eastAsia="Times New Roman"/>
           <w:color w:val="000000"/>
         </w:rPr>
-        <w:t>47</w:t>
+        <w:t>54</w:t>
       </w:r>
       <w:r>
         <w:rPr>
@@ -6178,7 +6178,7 @@
           <w:rFonts w:eastAsia="Times New Roman"/>
           <w:color w:val="000000"/>
         </w:rPr>
-        <w:t>49</w:t>
+        <w:t>56</w:t>
       </w:r>
       <w:r>
         <w:rPr>
@@ -6232,7 +6232,7 @@
           <w:rFonts w:eastAsia="Times New Roman"/>
           <w:color w:val="000000"/>
         </w:rPr>
-        <w:t>50</w:t>
+        <w:t>57</w:t>
       </w:r>
       <w:r>
         <w:rPr>
@@ -6286,7 +6286,7 @@
           <w:rFonts w:eastAsia="Times New Roman"/>
           <w:color w:val="000000"/>
         </w:rPr>
-        <w:t>51</w:t>
+        <w:t>58</w:t>
       </w:r>
       <w:r>
         <w:rPr>
@@ -6340,7 +6340,7 @@
           <w:rFonts w:eastAsia="Times New Roman"/>
           <w:color w:val="000000"/>
         </w:rPr>
-        <w:t>53</w:t>
+        <w:t>60</w:t>
       </w:r>
       <w:r>
         <w:rPr>
@@ -6394,7 +6394,7 @@
           <w:rFonts w:eastAsia="Times New Roman"/>
           <w:color w:val="000000"/>
         </w:rPr>
-        <w:t>53</w:t>
+        <w:t>60</w:t>
       </w:r>
       <w:r>
         <w:rPr>
@@ -6448,7 +6448,7 @@
           <w:rFonts w:eastAsia="Times New Roman"/>
           <w:color w:val="000000"/>
         </w:rPr>
-        <w:t>54</w:t>
+        <w:t>61</w:t>
       </w:r>
       <w:r>
         <w:rPr>
@@ -6502,7 +6502,7 @@
           <w:rFonts w:eastAsia="Times New Roman"/>
           <w:color w:val="000000"/>
         </w:rPr>
-        <w:t>54</w:t>
+        <w:t>61</w:t>
       </w:r>
       <w:r>
         <w:rPr>
@@ -6556,7 +6556,7 @@
           <w:rFonts w:eastAsia="Times New Roman"/>
           <w:color w:val="000000"/>
         </w:rPr>
-        <w:t>55</w:t>
+        <w:t>62</w:t>
       </w:r>
       <w:r>
         <w:rPr>
@@ -6610,7 +6610,7 @@
           <w:rFonts w:eastAsia="Times New Roman"/>
           <w:color w:val="000000"/>
         </w:rPr>
-        <w:t>56</w:t>
+        <w:t>63</w:t>
       </w:r>
       <w:r>
         <w:rPr>
@@ -6664,7 +6664,7 @@
           <w:rFonts w:eastAsia="Times New Roman"/>
           <w:color w:val="000000"/>
         </w:rPr>
-        <w:t>56</w:t>
+        <w:t>63</w:t>
       </w:r>
       <w:r>
         <w:rPr>
@@ -6732,7 +6732,7 @@
           <w:rFonts w:eastAsia="Times New Roman"/>
           <w:color w:val="000000"/>
         </w:rPr>
-        <w:t>10</w:t>
+        <w:t>12</w:t>
       </w:r>
       <w:r>
         <w:rPr>
@@ -6786,7 +6786,7 @@
           <w:rFonts w:eastAsia="Times New Roman"/>
           <w:color w:val="000000"/>
         </w:rPr>
-        <w:t>12</w:t>
+        <w:t>14</w:t>
       </w:r>
       <w:r>
         <w:rPr>
@@ -6840,7 +6840,7 @@
           <w:rFonts w:eastAsia="Times New Roman"/>
           <w:color w:val="000000"/>
         </w:rPr>
-        <w:t>14</w:t>
+        <w:t>16</w:t>
       </w:r>
       <w:r>
         <w:rPr>
@@ -6894,7 +6894,7 @@
           <w:rFonts w:eastAsia="Times New Roman"/>
           <w:color w:val="000000"/>
         </w:rPr>
-        <w:t>22</w:t>
+        <w:t>24</w:t>
       </w:r>
       <w:r>
         <w:rPr>
@@ -6948,7 +6948,7 @@
           <w:rFonts w:eastAsia="Times New Roman"/>
           <w:color w:val="000000"/>
         </w:rPr>
-        <w:t>23</w:t>
+        <w:t>25</w:t>
       </w:r>
       <w:r>
         <w:rPr>
@@ -7002,7 +7002,7 @@
           <w:rFonts w:eastAsia="Times New Roman"/>
           <w:color w:val="000000"/>
         </w:rPr>
-        <w:t>23</w:t>
+        <w:t>25</w:t>
       </w:r>
       <w:r>
         <w:rPr>
@@ -7056,7 +7056,7 @@
           <w:rFonts w:eastAsia="Times New Roman"/>
           <w:color w:val="000000"/>
         </w:rPr>
-        <w:t>25</w:t>
+        <w:t>27</w:t>
       </w:r>
       <w:r>
         <w:rPr>
@@ -7110,7 +7110,7 @@
           <w:rFonts w:eastAsia="Times New Roman"/>
           <w:color w:val="000000"/>
         </w:rPr>
-        <w:t>26</w:t>
+        <w:t>28</w:t>
       </w:r>
       <w:r>
         <w:rPr>
@@ -7164,7 +7164,7 @@
           <w:rFonts w:eastAsia="Times New Roman"/>
           <w:color w:val="000000"/>
         </w:rPr>
-        <w:t>43</w:t>
+        <w:t>49</w:t>
       </w:r>
       <w:r>
         <w:rPr>
@@ -7218,7 +7218,7 @@
           <w:rFonts w:eastAsia="Times New Roman"/>
           <w:color w:val="000000"/>
         </w:rPr>
-        <w:t>43</w:t>
+        <w:t>50</w:t>
       </w:r>
       <w:r>
         <w:rPr>
@@ -7272,7 +7272,7 @@
           <w:rFonts w:eastAsia="Times New Roman"/>
           <w:color w:val="000000"/>
         </w:rPr>
-        <w:t>44</w:t>
+        <w:t>51</w:t>
       </w:r>
       <w:r>
         <w:rPr>
@@ -7326,7 +7326,7 @@
           <w:rFonts w:eastAsia="Times New Roman"/>
           <w:color w:val="000000"/>
         </w:rPr>
-        <w:t>45</w:t>
+        <w:t>52</w:t>
       </w:r>
       <w:r>
         <w:rPr>
@@ -7380,7 +7380,7 @@
           <w:rFonts w:eastAsia="Times New Roman"/>
           <w:color w:val="000000"/>
         </w:rPr>
-        <w:t>45</w:t>
+        <w:t>52</w:t>
       </w:r>
       <w:r>
         <w:rPr>
@@ -7434,7 +7434,7 @@
           <w:rFonts w:eastAsia="Times New Roman"/>
           <w:color w:val="000000"/>
         </w:rPr>
-        <w:t>46</w:t>
+        <w:t>52</w:t>
       </w:r>
       <w:r>
         <w:rPr>
@@ -7488,7 +7488,7 @@
           <w:rFonts w:eastAsia="Times New Roman"/>
           <w:color w:val="000000"/>
         </w:rPr>
-        <w:t>47</w:t>
+        <w:t>54</w:t>
       </w:r>
       <w:r>
         <w:rPr>
@@ -7542,7 +7542,7 @@
           <w:rFonts w:eastAsia="Times New Roman"/>
           <w:color w:val="000000"/>
         </w:rPr>
-        <w:t>47</w:t>
+        <w:t>54</w:t>
       </w:r>
       <w:r>
         <w:rPr>
@@ -7596,7 +7596,7 @@
           <w:rFonts w:eastAsia="Times New Roman"/>
           <w:color w:val="000000"/>
         </w:rPr>
-        <w:t>48</w:t>
+        <w:t>55</w:t>
       </w:r>
       <w:r>
         <w:rPr>
@@ -7650,7 +7650,7 @@
           <w:rFonts w:eastAsia="Times New Roman"/>
           <w:color w:val="000000"/>
         </w:rPr>
-        <w:t>56</w:t>
+        <w:t>63</w:t>
       </w:r>
       <w:r>
         <w:rPr>
@@ -7711,6 +7711,12 @@
             <w:insideH w:val="single" w:color="B7B7B7" w:sz="6" w:space="0"/>
             <w:insideV w:val="single" w:color="B7B7B7" w:sz="6" w:space="0"/>
           </w:tblBorders>
+          <w:tblCellMar>
+            <w:top w:w="0" w:type="dxa"/>
+            <w:left w:w="108" w:type="dxa"/>
+            <w:bottom w:w="0" w:type="dxa"/>
+            <w:right w:w="108" w:type="dxa"/>
+          </w:tblCellMar>
         </w:tblPrEx>
         <w:trPr>
           <w:tblHeader/>
@@ -8922,7 +8928,6 @@
         <w:tc>
           <w:tcPr>
             <w:tcW w:w="1304" w:type="dxa"/>
-            <w:shd w:val="clear" w:color="auto" w:fill="F4F8FB"/>
             <w:tcMar>
               <w:top w:w="90" w:type="dxa"/>
               <w:left w:w="100" w:type="dxa"/>
@@ -8942,14 +8947,13 @@
                 <w:color w:val="000000"/>
                 <w:sz w:val="22"/>
               </w:rPr>
-              <w:t>TSV</w:t>
+              <w:t>SHA-256</w:t>
             </w:r>
           </w:p>
         </w:tc>
         <w:tc>
           <w:tcPr>
             <w:tcW w:w="3685" w:type="dxa"/>
-            <w:shd w:val="clear" w:color="auto" w:fill="F4F8FB"/>
             <w:tcMar>
               <w:top w:w="90" w:type="dxa"/>
               <w:left w:w="100" w:type="dxa"/>
@@ -8969,14 +8973,13 @@
                 <w:color w:val="000000"/>
                 <w:sz w:val="22"/>
               </w:rPr>
-              <w:t>Tab Separated Values</w:t>
+              <w:t>Secure Hash Algorithm 256-bit</w:t>
             </w:r>
           </w:p>
         </w:tc>
         <w:tc>
           <w:tcPr>
             <w:tcW w:w="4195" w:type="dxa"/>
-            <w:shd w:val="clear" w:color="auto" w:fill="F4F8FB"/>
             <w:tcMar>
               <w:top w:w="90" w:type="dxa"/>
               <w:left w:w="100" w:type="dxa"/>
@@ -8996,7 +8999,7 @@
                 <w:color w:val="000000"/>
                 <w:sz w:val="22"/>
               </w:rPr>
-              <w:t>Dữ liệu phân tách bằng ký tự tab</w:t>
+              <w:t>Hàm băm 256 bit, dùng kiểm tra tệp không bị thay đổi</w:t>
             </w:r>
           </w:p>
         </w:tc>
@@ -9024,6 +9027,7 @@
         <w:tc>
           <w:tcPr>
             <w:tcW w:w="1304" w:type="dxa"/>
+            <w:shd w:val="clear" w:color="auto" w:fill="F4F8FB"/>
             <w:tcMar>
               <w:top w:w="90" w:type="dxa"/>
               <w:left w:w="100" w:type="dxa"/>
@@ -9043,6 +9047,404 @@
                 <w:color w:val="000000"/>
                 <w:sz w:val="22"/>
               </w:rPr>
+              <w:t>TSV</w:t>
+            </w:r>
+          </w:p>
+        </w:tc>
+        <w:tc>
+          <w:tcPr>
+            <w:tcW w:w="3685" w:type="dxa"/>
+            <w:shd w:val="clear" w:color="auto" w:fill="F4F8FB"/>
+            <w:tcMar>
+              <w:top w:w="90" w:type="dxa"/>
+              <w:left w:w="100" w:type="dxa"/>
+              <w:bottom w:w="90" w:type="dxa"/>
+              <w:right w:w="100" w:type="dxa"/>
+            </w:tcMar>
+            <w:vAlign w:val="center"/>
+          </w:tcPr>
+          <w:p>
+            <w:pPr>
+              <w:spacing w:after="0" w:line="252" w:lineRule="auto"/>
+              <w:jc w:val="left"/>
+            </w:pPr>
+            <w:r>
+              <w:rPr>
+                <w:rFonts w:eastAsia="Times New Roman"/>
+                <w:color w:val="000000"/>
+                <w:sz w:val="22"/>
+              </w:rPr>
+              <w:t>Tab Separated Values</w:t>
+            </w:r>
+          </w:p>
+        </w:tc>
+        <w:tc>
+          <w:tcPr>
+            <w:tcW w:w="4195" w:type="dxa"/>
+            <w:shd w:val="clear" w:color="auto" w:fill="F4F8FB"/>
+            <w:tcMar>
+              <w:top w:w="90" w:type="dxa"/>
+              <w:left w:w="100" w:type="dxa"/>
+              <w:bottom w:w="90" w:type="dxa"/>
+              <w:right w:w="100" w:type="dxa"/>
+            </w:tcMar>
+            <w:vAlign w:val="center"/>
+          </w:tcPr>
+          <w:p>
+            <w:pPr>
+              <w:spacing w:after="0" w:line="252" w:lineRule="auto"/>
+              <w:jc w:val="left"/>
+            </w:pPr>
+            <w:r>
+              <w:rPr>
+                <w:rFonts w:eastAsia="Times New Roman"/>
+                <w:color w:val="000000"/>
+                <w:sz w:val="22"/>
+              </w:rPr>
+              <w:t>Dữ liệu phân tách bằng ký tự tab</w:t>
+            </w:r>
+          </w:p>
+        </w:tc>
+      </w:tr>
+      <w:tr>
+        <w:tblPrEx>
+          <w:tblBorders>
+            <w:top w:val="single" w:color="B7B7B7" w:sz="6" w:space="0"/>
+            <w:left w:val="single" w:color="B7B7B7" w:sz="6" w:space="0"/>
+            <w:bottom w:val="single" w:color="B7B7B7" w:sz="6" w:space="0"/>
+            <w:right w:val="single" w:color="B7B7B7" w:sz="6" w:space="0"/>
+            <w:insideH w:val="single" w:color="B7B7B7" w:sz="6" w:space="0"/>
+            <w:insideV w:val="single" w:color="B7B7B7" w:sz="6" w:space="0"/>
+          </w:tblBorders>
+          <w:tblCellMar>
+            <w:top w:w="0" w:type="dxa"/>
+            <w:left w:w="108" w:type="dxa"/>
+            <w:bottom w:w="0" w:type="dxa"/>
+            <w:right w:w="108" w:type="dxa"/>
+          </w:tblCellMar>
+        </w:tblPrEx>
+        <w:trPr>
+          <w:jc w:val="center"/>
+        </w:trPr>
+        <w:tc>
+          <w:tcPr>
+            <w:tcW w:w="1304" w:type="dxa"/>
+            <w:tcMar>
+              <w:top w:w="90" w:type="dxa"/>
+              <w:left w:w="100" w:type="dxa"/>
+              <w:bottom w:w="90" w:type="dxa"/>
+              <w:right w:w="100" w:type="dxa"/>
+            </w:tcMar>
+            <w:vAlign w:val="center"/>
+          </w:tcPr>
+          <w:p>
+            <w:pPr>
+              <w:spacing w:after="0" w:line="252" w:lineRule="auto"/>
+              <w:jc w:val="center"/>
+            </w:pPr>
+            <w:r>
+              <w:rPr>
+                <w:rFonts w:eastAsia="Times New Roman"/>
+                <w:color w:val="000000"/>
+                <w:sz w:val="22"/>
+              </w:rPr>
+              <w:t>UI</w:t>
+            </w:r>
+          </w:p>
+        </w:tc>
+        <w:tc>
+          <w:tcPr>
+            <w:tcW w:w="3685" w:type="dxa"/>
+            <w:tcMar>
+              <w:top w:w="90" w:type="dxa"/>
+              <w:left w:w="100" w:type="dxa"/>
+              <w:bottom w:w="90" w:type="dxa"/>
+              <w:right w:w="100" w:type="dxa"/>
+            </w:tcMar>
+            <w:vAlign w:val="center"/>
+          </w:tcPr>
+          <w:p>
+            <w:pPr>
+              <w:spacing w:after="0" w:line="252" w:lineRule="auto"/>
+              <w:jc w:val="left"/>
+            </w:pPr>
+            <w:r>
+              <w:rPr>
+                <w:rFonts w:eastAsia="Times New Roman"/>
+                <w:color w:val="000000"/>
+                <w:sz w:val="22"/>
+              </w:rPr>
+              <w:t>User Interface</w:t>
+            </w:r>
+          </w:p>
+        </w:tc>
+        <w:tc>
+          <w:tcPr>
+            <w:tcW w:w="4195" w:type="dxa"/>
+            <w:tcMar>
+              <w:top w:w="90" w:type="dxa"/>
+              <w:left w:w="100" w:type="dxa"/>
+              <w:bottom w:w="90" w:type="dxa"/>
+              <w:right w:w="100" w:type="dxa"/>
+            </w:tcMar>
+            <w:vAlign w:val="center"/>
+          </w:tcPr>
+          <w:p>
+            <w:pPr>
+              <w:spacing w:after="0" w:line="252" w:lineRule="auto"/>
+              <w:jc w:val="left"/>
+            </w:pPr>
+            <w:r>
+              <w:rPr>
+                <w:rFonts w:eastAsia="Times New Roman"/>
+                <w:color w:val="000000"/>
+                <w:sz w:val="22"/>
+              </w:rPr>
+              <w:t>Giao diện người dùng (ví dụ Spark UI, giao diện NameNode)</w:t>
+            </w:r>
+          </w:p>
+        </w:tc>
+      </w:tr>
+      <w:tr>
+        <w:tblPrEx>
+          <w:tblBorders>
+            <w:top w:val="single" w:color="B7B7B7" w:sz="6" w:space="0"/>
+            <w:left w:val="single" w:color="B7B7B7" w:sz="6" w:space="0"/>
+            <w:bottom w:val="single" w:color="B7B7B7" w:sz="6" w:space="0"/>
+            <w:right w:val="single" w:color="B7B7B7" w:sz="6" w:space="0"/>
+            <w:insideH w:val="single" w:color="B7B7B7" w:sz="6" w:space="0"/>
+            <w:insideV w:val="single" w:color="B7B7B7" w:sz="6" w:space="0"/>
+          </w:tblBorders>
+          <w:tblCellMar>
+            <w:top w:w="0" w:type="dxa"/>
+            <w:left w:w="108" w:type="dxa"/>
+            <w:bottom w:w="0" w:type="dxa"/>
+            <w:right w:w="108" w:type="dxa"/>
+          </w:tblCellMar>
+        </w:tblPrEx>
+        <w:trPr>
+          <w:jc w:val="center"/>
+        </w:trPr>
+        <w:tc>
+          <w:tcPr>
+            <w:tcW w:w="1304" w:type="dxa"/>
+            <w:tcMar>
+              <w:top w:w="90" w:type="dxa"/>
+              <w:left w:w="100" w:type="dxa"/>
+              <w:bottom w:w="90" w:type="dxa"/>
+              <w:right w:w="100" w:type="dxa"/>
+            </w:tcMar>
+            <w:vAlign w:val="center"/>
+          </w:tcPr>
+          <w:p>
+            <w:pPr>
+              <w:spacing w:after="0" w:line="252" w:lineRule="auto"/>
+              <w:jc w:val="center"/>
+            </w:pPr>
+            <w:r>
+              <w:rPr>
+                <w:rFonts w:eastAsia="Times New Roman"/>
+                <w:color w:val="000000"/>
+                <w:sz w:val="22"/>
+              </w:rPr>
+              <w:t>UTC</w:t>
+            </w:r>
+          </w:p>
+        </w:tc>
+        <w:tc>
+          <w:tcPr>
+            <w:tcW w:w="3685" w:type="dxa"/>
+            <w:tcMar>
+              <w:top w:w="90" w:type="dxa"/>
+              <w:left w:w="100" w:type="dxa"/>
+              <w:bottom w:w="90" w:type="dxa"/>
+              <w:right w:w="100" w:type="dxa"/>
+            </w:tcMar>
+            <w:vAlign w:val="center"/>
+          </w:tcPr>
+          <w:p>
+            <w:pPr>
+              <w:spacing w:after="0" w:line="252" w:lineRule="auto"/>
+              <w:jc w:val="left"/>
+            </w:pPr>
+            <w:r>
+              <w:rPr>
+                <w:rFonts w:eastAsia="Times New Roman"/>
+                <w:color w:val="000000"/>
+                <w:sz w:val="22"/>
+              </w:rPr>
+              <w:t>Coordinated Universal Time</w:t>
+            </w:r>
+          </w:p>
+        </w:tc>
+        <w:tc>
+          <w:tcPr>
+            <w:tcW w:w="4195" w:type="dxa"/>
+            <w:tcMar>
+              <w:top w:w="90" w:type="dxa"/>
+              <w:left w:w="100" w:type="dxa"/>
+              <w:bottom w:w="90" w:type="dxa"/>
+              <w:right w:w="100" w:type="dxa"/>
+            </w:tcMar>
+            <w:vAlign w:val="center"/>
+          </w:tcPr>
+          <w:p>
+            <w:pPr>
+              <w:spacing w:after="0" w:line="252" w:lineRule="auto"/>
+              <w:jc w:val="left"/>
+            </w:pPr>
+            <w:r>
+              <w:rPr>
+                <w:rFonts w:eastAsia="Times New Roman"/>
+                <w:color w:val="000000"/>
+                <w:sz w:val="22"/>
+              </w:rPr>
+              <w:t>Giờ quốc tế; giờ Việt Nam = UTC + 7</w:t>
+            </w:r>
+          </w:p>
+        </w:tc>
+      </w:tr>
+      <w:tr>
+        <w:tblPrEx>
+          <w:tblBorders>
+            <w:top w:val="single" w:color="B7B7B7" w:sz="6" w:space="0"/>
+            <w:left w:val="single" w:color="B7B7B7" w:sz="6" w:space="0"/>
+            <w:bottom w:val="single" w:color="B7B7B7" w:sz="6" w:space="0"/>
+            <w:right w:val="single" w:color="B7B7B7" w:sz="6" w:space="0"/>
+            <w:insideH w:val="single" w:color="B7B7B7" w:sz="6" w:space="0"/>
+            <w:insideV w:val="single" w:color="B7B7B7" w:sz="6" w:space="0"/>
+          </w:tblBorders>
+          <w:tblCellMar>
+            <w:top w:w="0" w:type="dxa"/>
+            <w:left w:w="108" w:type="dxa"/>
+            <w:bottom w:w="0" w:type="dxa"/>
+            <w:right w:w="108" w:type="dxa"/>
+          </w:tblCellMar>
+        </w:tblPrEx>
+        <w:trPr>
+          <w:jc w:val="center"/>
+        </w:trPr>
+        <w:tc>
+          <w:tcPr>
+            <w:tcW w:w="1304" w:type="dxa"/>
+            <w:tcMar>
+              <w:top w:w="90" w:type="dxa"/>
+              <w:left w:w="100" w:type="dxa"/>
+              <w:bottom w:w="90" w:type="dxa"/>
+              <w:right w:w="100" w:type="dxa"/>
+            </w:tcMar>
+            <w:vAlign w:val="center"/>
+          </w:tcPr>
+          <w:p>
+            <w:pPr>
+              <w:spacing w:after="0" w:line="252" w:lineRule="auto"/>
+              <w:jc w:val="center"/>
+            </w:pPr>
+            <w:r>
+              <w:rPr>
+                <w:rFonts w:eastAsia="Times New Roman"/>
+                <w:color w:val="000000"/>
+                <w:sz w:val="22"/>
+              </w:rPr>
+              <w:t>WSL</w:t>
+            </w:r>
+          </w:p>
+        </w:tc>
+        <w:tc>
+          <w:tcPr>
+            <w:tcW w:w="3685" w:type="dxa"/>
+            <w:tcMar>
+              <w:top w:w="90" w:type="dxa"/>
+              <w:left w:w="100" w:type="dxa"/>
+              <w:bottom w:w="90" w:type="dxa"/>
+              <w:right w:w="100" w:type="dxa"/>
+            </w:tcMar>
+            <w:vAlign w:val="center"/>
+          </w:tcPr>
+          <w:p>
+            <w:pPr>
+              <w:spacing w:after="0" w:line="252" w:lineRule="auto"/>
+              <w:jc w:val="left"/>
+            </w:pPr>
+            <w:r>
+              <w:rPr>
+                <w:rFonts w:eastAsia="Times New Roman"/>
+                <w:color w:val="000000"/>
+                <w:sz w:val="22"/>
+              </w:rPr>
+              <w:t>Windows Subsystem for Linux</w:t>
+            </w:r>
+          </w:p>
+        </w:tc>
+        <w:tc>
+          <w:tcPr>
+            <w:tcW w:w="4195" w:type="dxa"/>
+            <w:tcMar>
+              <w:top w:w="90" w:type="dxa"/>
+              <w:left w:w="100" w:type="dxa"/>
+              <w:bottom w:w="90" w:type="dxa"/>
+              <w:right w:w="100" w:type="dxa"/>
+            </w:tcMar>
+            <w:vAlign w:val="center"/>
+          </w:tcPr>
+          <w:p>
+            <w:pPr>
+              <w:spacing w:after="0" w:line="252" w:lineRule="auto"/>
+              <w:jc w:val="left"/>
+            </w:pPr>
+            <w:r>
+              <w:rPr>
+                <w:rFonts w:eastAsia="Times New Roman"/>
+                <w:color w:val="000000"/>
+                <w:sz w:val="22"/>
+              </w:rPr>
+              <w:t>Lớp chạy Linux trên Windows, nơi Docker Desktop chạy các container</w:t>
+            </w:r>
+          </w:p>
+        </w:tc>
+      </w:tr>
+      <w:tr>
+        <w:tblPrEx>
+          <w:tblBorders>
+            <w:top w:val="single" w:color="B7B7B7" w:sz="6" w:space="0"/>
+            <w:left w:val="single" w:color="B7B7B7" w:sz="6" w:space="0"/>
+            <w:bottom w:val="single" w:color="B7B7B7" w:sz="6" w:space="0"/>
+            <w:right w:val="single" w:color="B7B7B7" w:sz="6" w:space="0"/>
+            <w:insideH w:val="single" w:color="B7B7B7" w:sz="6" w:space="0"/>
+            <w:insideV w:val="single" w:color="B7B7B7" w:sz="6" w:space="0"/>
+          </w:tblBorders>
+          <w:tblCellMar>
+            <w:top w:w="0" w:type="dxa"/>
+            <w:left w:w="108" w:type="dxa"/>
+            <w:bottom w:w="0" w:type="dxa"/>
+            <w:right w:w="108" w:type="dxa"/>
+          </w:tblCellMar>
+        </w:tblPrEx>
+        <w:trPr>
+          <w:jc w:val="center"/>
+        </w:trPr>
+        <w:tc>
+          <w:tcPr>
+            <w:tcW w:w="1304" w:type="dxa"/>
+            <w:tcMar>
+              <w:top w:w="90" w:type="dxa"/>
+              <w:left w:w="100" w:type="dxa"/>
+              <w:bottom w:w="90" w:type="dxa"/>
+              <w:right w:w="100" w:type="dxa"/>
+            </w:tcMar>
+            <w:vAlign w:val="center"/>
+          </w:tcPr>
+          <w:p>
+            <w:pPr>
+              <w:spacing w:after="0" w:line="252" w:lineRule="auto"/>
+              <w:jc w:val="center"/>
+            </w:pPr>
+            <w:r>
+              <w:rPr>
+                <w:rFonts w:eastAsia="Times New Roman"/>
+                <w:color w:val="000000"/>
+                <w:sz w:val="22"/>
+              </w:rPr>
               <w:t>YARN</w:t>
             </w:r>
           </w:p>
@@ -9096,6 +9498,2634 @@
                 <w:sz w:val="22"/>
               </w:rPr>
               <w:t>Bộ quản lý tài nguyên của Hadoop</w:t>
+            </w:r>
+          </w:p>
+        </w:tc>
+      </w:tr>
+    </w:tbl>
+    <w:p>
+      <w:pPr>
+        <w:pStyle w:val="28"/>
+      </w:pPr>
+      <w:r>
+        <w:rPr>
+          <w:rFonts w:eastAsia="Times New Roman"/>
+          <w:b/>
+          <w:color w:val="000000"/>
+        </w:rPr>
+        <w:t>Ký hiệu riêng của dự án.</w:t>
+      </w:r>
+      <w:r>
+        <w:rPr>
+          <w:rFonts w:eastAsia="Times New Roman"/>
+          <w:color w:val="000000"/>
+        </w:rPr>
+        <w:t xml:space="preserve"> Các ký hiệu dưới đây do nhóm đặt cho dữ liệu, phép tổng hợp, phương án MapReduce và thí nghiệm; chúng được dùng xuyên suốt chương 2 và chương 3.</w:t>
+      </w:r>
+    </w:p>
+    <w:tbl>
+      <w:tblPr>
+        <w:tblStyle w:val="20"/>
+        <w:tblW w:w="0" w:type="auto"/>
+        <w:jc w:val="center"/>
+        <w:tblBorders>
+          <w:top w:val="single" w:color="B7B7B7" w:sz="6" w:space="0"/>
+          <w:left w:val="single" w:color="B7B7B7" w:sz="6" w:space="0"/>
+          <w:bottom w:val="single" w:color="B7B7B7" w:sz="6" w:space="0"/>
+          <w:right w:val="single" w:color="B7B7B7" w:sz="6" w:space="0"/>
+          <w:insideH w:val="single" w:color="B7B7B7" w:sz="6" w:space="0"/>
+          <w:insideV w:val="single" w:color="B7B7B7" w:sz="6" w:space="0"/>
+        </w:tblBorders>
+        <w:tblLayout w:type="autofit"/>
+        <w:tblCellMar>
+          <w:top w:w="0" w:type="dxa"/>
+          <w:left w:w="108" w:type="dxa"/>
+          <w:bottom w:w="0" w:type="dxa"/>
+          <w:right w:w="108" w:type="dxa"/>
+        </w:tblCellMar>
+      </w:tblPr>
+      <w:tblGrid>
+        <w:gridCol w:w="1304"/>
+        <w:gridCol w:w="3685"/>
+        <w:gridCol w:w="4195"/>
+      </w:tblGrid>
+      <w:tr>
+        <w:tblPrEx>
+          <w:tblBorders>
+            <w:top w:val="single" w:color="B7B7B7" w:sz="6" w:space="0"/>
+            <w:left w:val="single" w:color="B7B7B7" w:sz="6" w:space="0"/>
+            <w:bottom w:val="single" w:color="B7B7B7" w:sz="6" w:space="0"/>
+            <w:right w:val="single" w:color="B7B7B7" w:sz="6" w:space="0"/>
+            <w:insideH w:val="single" w:color="B7B7B7" w:sz="6" w:space="0"/>
+            <w:insideV w:val="single" w:color="B7B7B7" w:sz="6" w:space="0"/>
+          </w:tblBorders>
+          <w:tblCellMar>
+            <w:top w:w="0" w:type="dxa"/>
+            <w:left w:w="108" w:type="dxa"/>
+            <w:bottom w:w="0" w:type="dxa"/>
+            <w:right w:w="108" w:type="dxa"/>
+          </w:tblCellMar>
+        </w:tblPrEx>
+        <w:trPr>
+          <w:tblHeader/>
+          <w:jc w:val="center"/>
+        </w:trPr>
+        <w:tc>
+          <w:tcPr>
+            <w:tcW w:w="1304" w:type="dxa"/>
+            <w:shd w:val="clear" w:color="auto" w:fill="D9EAF7"/>
+            <w:tcMar>
+              <w:top w:w="90" w:type="dxa"/>
+              <w:left w:w="100" w:type="dxa"/>
+              <w:bottom w:w="90" w:type="dxa"/>
+              <w:right w:w="100" w:type="dxa"/>
+            </w:tcMar>
+            <w:vAlign w:val="center"/>
+          </w:tcPr>
+          <w:p>
+            <w:pPr>
+              <w:spacing w:after="0" w:line="252" w:lineRule="auto"/>
+              <w:jc w:val="center"/>
+            </w:pPr>
+            <w:r>
+              <w:rPr>
+                <w:rFonts w:eastAsia="Times New Roman"/>
+                <w:b/>
+                <w:color w:val="000000"/>
+                <w:sz w:val="22"/>
+              </w:rPr>
+              <w:t>Ký hiệu</w:t>
+            </w:r>
+          </w:p>
+        </w:tc>
+        <w:tc>
+          <w:tcPr>
+            <w:tcW w:w="3685" w:type="dxa"/>
+            <w:shd w:val="clear" w:color="auto" w:fill="D9EAF7"/>
+            <w:tcMar>
+              <w:top w:w="90" w:type="dxa"/>
+              <w:left w:w="100" w:type="dxa"/>
+              <w:bottom w:w="90" w:type="dxa"/>
+              <w:right w:w="100" w:type="dxa"/>
+            </w:tcMar>
+            <w:vAlign w:val="center"/>
+          </w:tcPr>
+          <w:p>
+            <w:pPr>
+              <w:spacing w:after="0" w:line="252" w:lineRule="auto"/>
+              <w:jc w:val="center"/>
+            </w:pPr>
+            <w:r>
+              <w:rPr>
+                <w:rFonts w:eastAsia="Times New Roman"/>
+                <w:b/>
+                <w:color w:val="000000"/>
+                <w:sz w:val="22"/>
+              </w:rPr>
+              <w:t>Tên đầy đủ</w:t>
+            </w:r>
+          </w:p>
+        </w:tc>
+        <w:tc>
+          <w:tcPr>
+            <w:tcW w:w="4195" w:type="dxa"/>
+            <w:shd w:val="clear" w:color="auto" w:fill="D9EAF7"/>
+            <w:tcMar>
+              <w:top w:w="90" w:type="dxa"/>
+              <w:left w:w="100" w:type="dxa"/>
+              <w:bottom w:w="90" w:type="dxa"/>
+              <w:right w:w="100" w:type="dxa"/>
+            </w:tcMar>
+            <w:vAlign w:val="center"/>
+          </w:tcPr>
+          <w:p>
+            <w:pPr>
+              <w:spacing w:after="0" w:line="252" w:lineRule="auto"/>
+              <w:jc w:val="center"/>
+            </w:pPr>
+            <w:r>
+              <w:rPr>
+                <w:rFonts w:eastAsia="Times New Roman"/>
+                <w:b/>
+                <w:color w:val="000000"/>
+                <w:sz w:val="22"/>
+              </w:rPr>
+              <w:t>Ý nghĩa trong báo cáo</w:t>
+            </w:r>
+          </w:p>
+        </w:tc>
+      </w:tr>
+      <w:tr>
+        <w:tblPrEx>
+          <w:tblBorders>
+            <w:top w:val="single" w:color="B7B7B7" w:sz="6" w:space="0"/>
+            <w:left w:val="single" w:color="B7B7B7" w:sz="6" w:space="0"/>
+            <w:bottom w:val="single" w:color="B7B7B7" w:sz="6" w:space="0"/>
+            <w:right w:val="single" w:color="B7B7B7" w:sz="6" w:space="0"/>
+            <w:insideH w:val="single" w:color="B7B7B7" w:sz="6" w:space="0"/>
+            <w:insideV w:val="single" w:color="B7B7B7" w:sz="6" w:space="0"/>
+          </w:tblBorders>
+          <w:tblCellMar>
+            <w:top w:w="0" w:type="dxa"/>
+            <w:left w:w="108" w:type="dxa"/>
+            <w:bottom w:w="0" w:type="dxa"/>
+            <w:right w:w="108" w:type="dxa"/>
+          </w:tblCellMar>
+        </w:tblPrEx>
+        <w:trPr>
+          <w:jc w:val="center"/>
+        </w:trPr>
+        <w:tc>
+          <w:tcPr>
+            <w:tcW w:w="1304" w:type="dxa"/>
+            <w:tcMar>
+              <w:top w:w="90" w:type="dxa"/>
+              <w:left w:w="100" w:type="dxa"/>
+              <w:bottom w:w="90" w:type="dxa"/>
+              <w:right w:w="100" w:type="dxa"/>
+            </w:tcMar>
+            <w:vAlign w:val="center"/>
+          </w:tcPr>
+          <w:p>
+            <w:pPr>
+              <w:spacing w:after="0" w:line="252" w:lineRule="auto"/>
+              <w:jc w:val="center"/>
+            </w:pPr>
+            <w:r>
+              <w:rPr>
+                <w:rFonts w:eastAsia="Times New Roman"/>
+                <w:color w:val="000000"/>
+                <w:sz w:val="22"/>
+              </w:rPr>
+              <w:t>D1</w:t>
+            </w:r>
+          </w:p>
+        </w:tc>
+        <w:tc>
+          <w:tcPr>
+            <w:tcW w:w="3685" w:type="dxa"/>
+            <w:tcMar>
+              <w:top w:w="90" w:type="dxa"/>
+              <w:left w:w="100" w:type="dxa"/>
+              <w:bottom w:w="90" w:type="dxa"/>
+              <w:right w:w="100" w:type="dxa"/>
+            </w:tcMar>
+            <w:vAlign w:val="center"/>
+          </w:tcPr>
+          <w:p>
+            <w:pPr>
+              <w:spacing w:after="0" w:line="252" w:lineRule="auto"/>
+              <w:jc w:val="left"/>
+            </w:pPr>
+            <w:r>
+              <w:rPr>
+                <w:rFonts w:eastAsia="Times New Roman"/>
+                <w:color w:val="000000"/>
+                <w:sz w:val="22"/>
+              </w:rPr>
+              <w:t>Dataset 1</w:t>
+            </w:r>
+          </w:p>
+        </w:tc>
+        <w:tc>
+          <w:tcPr>
+            <w:tcW w:w="4195" w:type="dxa"/>
+            <w:tcMar>
+              <w:top w:w="90" w:type="dxa"/>
+              <w:left w:w="100" w:type="dxa"/>
+              <w:bottom w:w="90" w:type="dxa"/>
+              <w:right w:w="100" w:type="dxa"/>
+            </w:tcMar>
+            <w:vAlign w:val="center"/>
+          </w:tcPr>
+          <w:p>
+            <w:pPr>
+              <w:spacing w:after="0" w:line="252" w:lineRule="auto"/>
+              <w:jc w:val="left"/>
+            </w:pPr>
+            <w:r>
+              <w:rPr>
+                <w:rFonts w:eastAsia="Times New Roman"/>
+                <w:color w:val="000000"/>
+                <w:sz w:val="22"/>
+              </w:rPr>
+              <w:t>Mẫu 1% tháng 10/2019, seed 21: 424 610 dòng (gồm header), 56 696 727 byte, 7 464 lượt mua</w:t>
+            </w:r>
+          </w:p>
+        </w:tc>
+      </w:tr>
+      <w:tr>
+        <w:tblPrEx>
+          <w:tblBorders>
+            <w:top w:val="single" w:color="B7B7B7" w:sz="6" w:space="0"/>
+            <w:left w:val="single" w:color="B7B7B7" w:sz="6" w:space="0"/>
+            <w:bottom w:val="single" w:color="B7B7B7" w:sz="6" w:space="0"/>
+            <w:right w:val="single" w:color="B7B7B7" w:sz="6" w:space="0"/>
+            <w:insideH w:val="single" w:color="B7B7B7" w:sz="6" w:space="0"/>
+            <w:insideV w:val="single" w:color="B7B7B7" w:sz="6" w:space="0"/>
+          </w:tblBorders>
+          <w:tblCellMar>
+            <w:top w:w="0" w:type="dxa"/>
+            <w:left w:w="108" w:type="dxa"/>
+            <w:bottom w:w="0" w:type="dxa"/>
+            <w:right w:w="108" w:type="dxa"/>
+          </w:tblCellMar>
+        </w:tblPrEx>
+        <w:trPr>
+          <w:jc w:val="center"/>
+        </w:trPr>
+        <w:tc>
+          <w:tcPr>
+            <w:tcW w:w="1304" w:type="dxa"/>
+            <w:tcMar>
+              <w:top w:w="90" w:type="dxa"/>
+              <w:left w:w="100" w:type="dxa"/>
+              <w:bottom w:w="90" w:type="dxa"/>
+              <w:right w:w="100" w:type="dxa"/>
+            </w:tcMar>
+            <w:vAlign w:val="center"/>
+          </w:tcPr>
+          <w:p>
+            <w:pPr>
+              <w:spacing w:after="0" w:line="252" w:lineRule="auto"/>
+              <w:jc w:val="center"/>
+            </w:pPr>
+            <w:r>
+              <w:rPr>
+                <w:rFonts w:eastAsia="Times New Roman"/>
+                <w:color w:val="000000"/>
+                <w:sz w:val="22"/>
+              </w:rPr>
+              <w:t>D2</w:t>
+            </w:r>
+          </w:p>
+        </w:tc>
+        <w:tc>
+          <w:tcPr>
+            <w:tcW w:w="3685" w:type="dxa"/>
+            <w:tcMar>
+              <w:top w:w="90" w:type="dxa"/>
+              <w:left w:w="100" w:type="dxa"/>
+              <w:bottom w:w="90" w:type="dxa"/>
+              <w:right w:w="100" w:type="dxa"/>
+            </w:tcMar>
+            <w:vAlign w:val="center"/>
+          </w:tcPr>
+          <w:p>
+            <w:pPr>
+              <w:spacing w:after="0" w:line="252" w:lineRule="auto"/>
+              <w:jc w:val="left"/>
+            </w:pPr>
+            <w:r>
+              <w:rPr>
+                <w:rFonts w:eastAsia="Times New Roman"/>
+                <w:color w:val="000000"/>
+                <w:sz w:val="22"/>
+              </w:rPr>
+              <w:t>Dataset 2</w:t>
+            </w:r>
+          </w:p>
+        </w:tc>
+        <w:tc>
+          <w:tcPr>
+            <w:tcW w:w="4195" w:type="dxa"/>
+            <w:tcMar>
+              <w:top w:w="90" w:type="dxa"/>
+              <w:left w:w="100" w:type="dxa"/>
+              <w:bottom w:w="90" w:type="dxa"/>
+              <w:right w:w="100" w:type="dxa"/>
+            </w:tcMar>
+            <w:vAlign w:val="center"/>
+          </w:tcPr>
+          <w:p>
+            <w:pPr>
+              <w:spacing w:after="0" w:line="252" w:lineRule="auto"/>
+              <w:jc w:val="left"/>
+            </w:pPr>
+            <w:r>
+              <w:rPr>
+                <w:rFonts w:eastAsia="Times New Roman"/>
+                <w:color w:val="000000"/>
+                <w:sz w:val="22"/>
+              </w:rPr>
+              <w:t>Mẫu 10% tháng 10/2019, seed 21: 4 246 194 dòng, 567 001 795 byte, 74 120 lượt mua</w:t>
+            </w:r>
+          </w:p>
+        </w:tc>
+      </w:tr>
+      <w:tr>
+        <w:tblPrEx>
+          <w:tblBorders>
+            <w:top w:val="single" w:color="B7B7B7" w:sz="6" w:space="0"/>
+            <w:left w:val="single" w:color="B7B7B7" w:sz="6" w:space="0"/>
+            <w:bottom w:val="single" w:color="B7B7B7" w:sz="6" w:space="0"/>
+            <w:right w:val="single" w:color="B7B7B7" w:sz="6" w:space="0"/>
+            <w:insideH w:val="single" w:color="B7B7B7" w:sz="6" w:space="0"/>
+            <w:insideV w:val="single" w:color="B7B7B7" w:sz="6" w:space="0"/>
+          </w:tblBorders>
+          <w:tblCellMar>
+            <w:top w:w="0" w:type="dxa"/>
+            <w:left w:w="108" w:type="dxa"/>
+            <w:bottom w:w="0" w:type="dxa"/>
+            <w:right w:w="108" w:type="dxa"/>
+          </w:tblCellMar>
+        </w:tblPrEx>
+        <w:trPr>
+          <w:jc w:val="center"/>
+        </w:trPr>
+        <w:tc>
+          <w:tcPr>
+            <w:tcW w:w="1304" w:type="dxa"/>
+            <w:tcMar>
+              <w:top w:w="90" w:type="dxa"/>
+              <w:left w:w="100" w:type="dxa"/>
+              <w:bottom w:w="90" w:type="dxa"/>
+              <w:right w:w="100" w:type="dxa"/>
+            </w:tcMar>
+            <w:vAlign w:val="center"/>
+          </w:tcPr>
+          <w:p>
+            <w:pPr>
+              <w:spacing w:after="0" w:line="252" w:lineRule="auto"/>
+              <w:jc w:val="center"/>
+            </w:pPr>
+            <w:r>
+              <w:rPr>
+                <w:rFonts w:eastAsia="Times New Roman"/>
+                <w:color w:val="000000"/>
+                <w:sz w:val="22"/>
+              </w:rPr>
+              <w:t>D3</w:t>
+            </w:r>
+          </w:p>
+        </w:tc>
+        <w:tc>
+          <w:tcPr>
+            <w:tcW w:w="3685" w:type="dxa"/>
+            <w:tcMar>
+              <w:top w:w="90" w:type="dxa"/>
+              <w:left w:w="100" w:type="dxa"/>
+              <w:bottom w:w="90" w:type="dxa"/>
+              <w:right w:w="100" w:type="dxa"/>
+            </w:tcMar>
+            <w:vAlign w:val="center"/>
+          </w:tcPr>
+          <w:p>
+            <w:pPr>
+              <w:spacing w:after="0" w:line="252" w:lineRule="auto"/>
+              <w:jc w:val="left"/>
+            </w:pPr>
+            <w:r>
+              <w:rPr>
+                <w:rFonts w:eastAsia="Times New Roman"/>
+                <w:color w:val="000000"/>
+                <w:sz w:val="22"/>
+              </w:rPr>
+              <w:t>Dataset 3</w:t>
+            </w:r>
+          </w:p>
+        </w:tc>
+        <w:tc>
+          <w:tcPr>
+            <w:tcW w:w="4195" w:type="dxa"/>
+            <w:tcMar>
+              <w:top w:w="90" w:type="dxa"/>
+              <w:left w:w="100" w:type="dxa"/>
+              <w:bottom w:w="90" w:type="dxa"/>
+              <w:right w:w="100" w:type="dxa"/>
+            </w:tcMar>
+            <w:vAlign w:val="center"/>
+          </w:tcPr>
+          <w:p>
+            <w:pPr>
+              <w:spacing w:after="0" w:line="252" w:lineRule="auto"/>
+              <w:jc w:val="left"/>
+            </w:pPr>
+            <w:r>
+              <w:rPr>
+                <w:rFonts w:eastAsia="Times New Roman"/>
+                <w:color w:val="000000"/>
+                <w:sz w:val="22"/>
+              </w:rPr>
+              <w:t>Cả tháng 10/2019 (2019-Oct.csv): 42 448 765 dòng, 5 668 612 855 byte, 742 849 lượt mua</w:t>
+            </w:r>
+          </w:p>
+        </w:tc>
+      </w:tr>
+      <w:tr>
+        <w:tblPrEx>
+          <w:tblBorders>
+            <w:top w:val="single" w:color="B7B7B7" w:sz="6" w:space="0"/>
+            <w:left w:val="single" w:color="B7B7B7" w:sz="6" w:space="0"/>
+            <w:bottom w:val="single" w:color="B7B7B7" w:sz="6" w:space="0"/>
+            <w:right w:val="single" w:color="B7B7B7" w:sz="6" w:space="0"/>
+            <w:insideH w:val="single" w:color="B7B7B7" w:sz="6" w:space="0"/>
+            <w:insideV w:val="single" w:color="B7B7B7" w:sz="6" w:space="0"/>
+          </w:tblBorders>
+          <w:tblCellMar>
+            <w:top w:w="0" w:type="dxa"/>
+            <w:left w:w="108" w:type="dxa"/>
+            <w:bottom w:w="0" w:type="dxa"/>
+            <w:right w:w="108" w:type="dxa"/>
+          </w:tblCellMar>
+        </w:tblPrEx>
+        <w:trPr>
+          <w:jc w:val="center"/>
+        </w:trPr>
+        <w:tc>
+          <w:tcPr>
+            <w:tcW w:w="1304" w:type="dxa"/>
+            <w:tcMar>
+              <w:top w:w="90" w:type="dxa"/>
+              <w:left w:w="100" w:type="dxa"/>
+              <w:bottom w:w="90" w:type="dxa"/>
+              <w:right w:w="100" w:type="dxa"/>
+            </w:tcMar>
+            <w:vAlign w:val="center"/>
+          </w:tcPr>
+          <w:p>
+            <w:pPr>
+              <w:spacing w:after="0" w:line="252" w:lineRule="auto"/>
+              <w:jc w:val="center"/>
+            </w:pPr>
+            <w:r>
+              <w:rPr>
+                <w:rFonts w:eastAsia="Times New Roman"/>
+                <w:color w:val="000000"/>
+                <w:sz w:val="22"/>
+              </w:rPr>
+              <w:t>A1</w:t>
+            </w:r>
+          </w:p>
+        </w:tc>
+        <w:tc>
+          <w:tcPr>
+            <w:tcW w:w="3685" w:type="dxa"/>
+            <w:tcMar>
+              <w:top w:w="90" w:type="dxa"/>
+              <w:left w:w="100" w:type="dxa"/>
+              <w:bottom w:w="90" w:type="dxa"/>
+              <w:right w:w="100" w:type="dxa"/>
+            </w:tcMar>
+            <w:vAlign w:val="center"/>
+          </w:tcPr>
+          <w:p>
+            <w:pPr>
+              <w:spacing w:after="0" w:line="252" w:lineRule="auto"/>
+              <w:jc w:val="left"/>
+            </w:pPr>
+            <w:r>
+              <w:rPr>
+                <w:rFonts w:eastAsia="Times New Roman"/>
+                <w:color w:val="000000"/>
+                <w:sz w:val="22"/>
+              </w:rPr>
+              <w:t>Aggregation 1</w:t>
+            </w:r>
+          </w:p>
+        </w:tc>
+        <w:tc>
+          <w:tcPr>
+            <w:tcW w:w="4195" w:type="dxa"/>
+            <w:tcMar>
+              <w:top w:w="90" w:type="dxa"/>
+              <w:left w:w="100" w:type="dxa"/>
+              <w:bottom w:w="90" w:type="dxa"/>
+              <w:right w:w="100" w:type="dxa"/>
+            </w:tcMar>
+            <w:vAlign w:val="center"/>
+          </w:tcPr>
+          <w:p>
+            <w:pPr>
+              <w:spacing w:after="0" w:line="252" w:lineRule="auto"/>
+              <w:jc w:val="left"/>
+            </w:pPr>
+            <w:r>
+              <w:rPr>
+                <w:rFonts w:eastAsia="Times New Roman"/>
+                <w:color w:val="000000"/>
+                <w:sz w:val="22"/>
+              </w:rPr>
+              <w:t>Doanh thu theo danh mục: tổng tiền, số lượt mua, trung bình; khóa category_id (bài toán chính)</w:t>
+            </w:r>
+          </w:p>
+        </w:tc>
+      </w:tr>
+      <w:tr>
+        <w:tblPrEx>
+          <w:tblBorders>
+            <w:top w:val="single" w:color="B7B7B7" w:sz="6" w:space="0"/>
+            <w:left w:val="single" w:color="B7B7B7" w:sz="6" w:space="0"/>
+            <w:bottom w:val="single" w:color="B7B7B7" w:sz="6" w:space="0"/>
+            <w:right w:val="single" w:color="B7B7B7" w:sz="6" w:space="0"/>
+            <w:insideH w:val="single" w:color="B7B7B7" w:sz="6" w:space="0"/>
+            <w:insideV w:val="single" w:color="B7B7B7" w:sz="6" w:space="0"/>
+          </w:tblBorders>
+          <w:tblCellMar>
+            <w:top w:w="0" w:type="dxa"/>
+            <w:left w:w="108" w:type="dxa"/>
+            <w:bottom w:w="0" w:type="dxa"/>
+            <w:right w:w="108" w:type="dxa"/>
+          </w:tblCellMar>
+        </w:tblPrEx>
+        <w:trPr>
+          <w:jc w:val="center"/>
+        </w:trPr>
+        <w:tc>
+          <w:tcPr>
+            <w:tcW w:w="1304" w:type="dxa"/>
+            <w:tcMar>
+              <w:top w:w="90" w:type="dxa"/>
+              <w:left w:w="100" w:type="dxa"/>
+              <w:bottom w:w="90" w:type="dxa"/>
+              <w:right w:w="100" w:type="dxa"/>
+            </w:tcMar>
+            <w:vAlign w:val="center"/>
+          </w:tcPr>
+          <w:p>
+            <w:pPr>
+              <w:spacing w:after="0" w:line="252" w:lineRule="auto"/>
+              <w:jc w:val="center"/>
+            </w:pPr>
+            <w:r>
+              <w:rPr>
+                <w:rFonts w:eastAsia="Times New Roman"/>
+                <w:color w:val="000000"/>
+                <w:sz w:val="22"/>
+              </w:rPr>
+              <w:t>A2</w:t>
+            </w:r>
+          </w:p>
+        </w:tc>
+        <w:tc>
+          <w:tcPr>
+            <w:tcW w:w="3685" w:type="dxa"/>
+            <w:tcMar>
+              <w:top w:w="90" w:type="dxa"/>
+              <w:left w:w="100" w:type="dxa"/>
+              <w:bottom w:w="90" w:type="dxa"/>
+              <w:right w:w="100" w:type="dxa"/>
+            </w:tcMar>
+            <w:vAlign w:val="center"/>
+          </w:tcPr>
+          <w:p>
+            <w:pPr>
+              <w:spacing w:after="0" w:line="252" w:lineRule="auto"/>
+              <w:jc w:val="left"/>
+            </w:pPr>
+            <w:r>
+              <w:rPr>
+                <w:rFonts w:eastAsia="Times New Roman"/>
+                <w:color w:val="000000"/>
+                <w:sz w:val="22"/>
+              </w:rPr>
+              <w:t>Aggregation 2</w:t>
+            </w:r>
+          </w:p>
+        </w:tc>
+        <w:tc>
+          <w:tcPr>
+            <w:tcW w:w="4195" w:type="dxa"/>
+            <w:tcMar>
+              <w:top w:w="90" w:type="dxa"/>
+              <w:left w:w="100" w:type="dxa"/>
+              <w:bottom w:w="90" w:type="dxa"/>
+              <w:right w:w="100" w:type="dxa"/>
+            </w:tcMar>
+            <w:vAlign w:val="center"/>
+          </w:tcPr>
+          <w:p>
+            <w:pPr>
+              <w:spacing w:after="0" w:line="252" w:lineRule="auto"/>
+              <w:jc w:val="left"/>
+            </w:pPr>
+            <w:r>
+              <w:rPr>
+                <w:rFonts w:eastAsia="Times New Roman"/>
+                <w:color w:val="000000"/>
+                <w:sz w:val="22"/>
+              </w:rPr>
+              <w:t>Phễu theo danh mục: số lượt xem, thêm giỏ, bỏ giỏ, mua và doanh thu; khóa category_id</w:t>
+            </w:r>
+          </w:p>
+        </w:tc>
+      </w:tr>
+      <w:tr>
+        <w:tblPrEx>
+          <w:tblBorders>
+            <w:top w:val="single" w:color="B7B7B7" w:sz="6" w:space="0"/>
+            <w:left w:val="single" w:color="B7B7B7" w:sz="6" w:space="0"/>
+            <w:bottom w:val="single" w:color="B7B7B7" w:sz="6" w:space="0"/>
+            <w:right w:val="single" w:color="B7B7B7" w:sz="6" w:space="0"/>
+            <w:insideH w:val="single" w:color="B7B7B7" w:sz="6" w:space="0"/>
+            <w:insideV w:val="single" w:color="B7B7B7" w:sz="6" w:space="0"/>
+          </w:tblBorders>
+          <w:tblCellMar>
+            <w:top w:w="0" w:type="dxa"/>
+            <w:left w:w="108" w:type="dxa"/>
+            <w:bottom w:w="0" w:type="dxa"/>
+            <w:right w:w="108" w:type="dxa"/>
+          </w:tblCellMar>
+        </w:tblPrEx>
+        <w:trPr>
+          <w:jc w:val="center"/>
+        </w:trPr>
+        <w:tc>
+          <w:tcPr>
+            <w:tcW w:w="1304" w:type="dxa"/>
+            <w:tcMar>
+              <w:top w:w="90" w:type="dxa"/>
+              <w:left w:w="100" w:type="dxa"/>
+              <w:bottom w:w="90" w:type="dxa"/>
+              <w:right w:w="100" w:type="dxa"/>
+            </w:tcMar>
+            <w:vAlign w:val="center"/>
+          </w:tcPr>
+          <w:p>
+            <w:pPr>
+              <w:spacing w:after="0" w:line="252" w:lineRule="auto"/>
+              <w:jc w:val="center"/>
+            </w:pPr>
+            <w:r>
+              <w:rPr>
+                <w:rFonts w:eastAsia="Times New Roman"/>
+                <w:color w:val="000000"/>
+                <w:sz w:val="22"/>
+              </w:rPr>
+              <w:t>A3</w:t>
+            </w:r>
+          </w:p>
+        </w:tc>
+        <w:tc>
+          <w:tcPr>
+            <w:tcW w:w="3685" w:type="dxa"/>
+            <w:tcMar>
+              <w:top w:w="90" w:type="dxa"/>
+              <w:left w:w="100" w:type="dxa"/>
+              <w:bottom w:w="90" w:type="dxa"/>
+              <w:right w:w="100" w:type="dxa"/>
+            </w:tcMar>
+            <w:vAlign w:val="center"/>
+          </w:tcPr>
+          <w:p>
+            <w:pPr>
+              <w:spacing w:after="0" w:line="252" w:lineRule="auto"/>
+              <w:jc w:val="left"/>
+            </w:pPr>
+            <w:r>
+              <w:rPr>
+                <w:rFonts w:eastAsia="Times New Roman"/>
+                <w:color w:val="000000"/>
+                <w:sz w:val="22"/>
+              </w:rPr>
+              <w:t>Aggregation 3</w:t>
+            </w:r>
+          </w:p>
+        </w:tc>
+        <w:tc>
+          <w:tcPr>
+            <w:tcW w:w="4195" w:type="dxa"/>
+            <w:tcMar>
+              <w:top w:w="90" w:type="dxa"/>
+              <w:left w:w="100" w:type="dxa"/>
+              <w:bottom w:w="90" w:type="dxa"/>
+              <w:right w:w="100" w:type="dxa"/>
+            </w:tcMar>
+            <w:vAlign w:val="center"/>
+          </w:tcPr>
+          <w:p>
+            <w:pPr>
+              <w:spacing w:after="0" w:line="252" w:lineRule="auto"/>
+              <w:jc w:val="left"/>
+            </w:pPr>
+            <w:r>
+              <w:rPr>
+                <w:rFonts w:eastAsia="Times New Roman"/>
+                <w:color w:val="000000"/>
+                <w:sz w:val="22"/>
+              </w:rPr>
+              <w:t>Tỷ lệ chuyển đổi mua/xem và mua/giỏ, tính theo sự kiện; là cột trong A2 và A5</w:t>
+            </w:r>
+          </w:p>
+        </w:tc>
+      </w:tr>
+      <w:tr>
+        <w:tblPrEx>
+          <w:tblBorders>
+            <w:top w:val="single" w:color="B7B7B7" w:sz="6" w:space="0"/>
+            <w:left w:val="single" w:color="B7B7B7" w:sz="6" w:space="0"/>
+            <w:bottom w:val="single" w:color="B7B7B7" w:sz="6" w:space="0"/>
+            <w:right w:val="single" w:color="B7B7B7" w:sz="6" w:space="0"/>
+            <w:insideH w:val="single" w:color="B7B7B7" w:sz="6" w:space="0"/>
+            <w:insideV w:val="single" w:color="B7B7B7" w:sz="6" w:space="0"/>
+          </w:tblBorders>
+          <w:tblCellMar>
+            <w:top w:w="0" w:type="dxa"/>
+            <w:left w:w="108" w:type="dxa"/>
+            <w:bottom w:w="0" w:type="dxa"/>
+            <w:right w:w="108" w:type="dxa"/>
+          </w:tblCellMar>
+        </w:tblPrEx>
+        <w:trPr>
+          <w:jc w:val="center"/>
+        </w:trPr>
+        <w:tc>
+          <w:tcPr>
+            <w:tcW w:w="1304" w:type="dxa"/>
+            <w:tcMar>
+              <w:top w:w="90" w:type="dxa"/>
+              <w:left w:w="100" w:type="dxa"/>
+              <w:bottom w:w="90" w:type="dxa"/>
+              <w:right w:w="100" w:type="dxa"/>
+            </w:tcMar>
+            <w:vAlign w:val="center"/>
+          </w:tcPr>
+          <w:p>
+            <w:pPr>
+              <w:spacing w:after="0" w:line="252" w:lineRule="auto"/>
+              <w:jc w:val="center"/>
+            </w:pPr>
+            <w:r>
+              <w:rPr>
+                <w:rFonts w:eastAsia="Times New Roman"/>
+                <w:color w:val="000000"/>
+                <w:sz w:val="22"/>
+              </w:rPr>
+              <w:t>A4</w:t>
+            </w:r>
+          </w:p>
+        </w:tc>
+        <w:tc>
+          <w:tcPr>
+            <w:tcW w:w="3685" w:type="dxa"/>
+            <w:tcMar>
+              <w:top w:w="90" w:type="dxa"/>
+              <w:left w:w="100" w:type="dxa"/>
+              <w:bottom w:w="90" w:type="dxa"/>
+              <w:right w:w="100" w:type="dxa"/>
+            </w:tcMar>
+            <w:vAlign w:val="center"/>
+          </w:tcPr>
+          <w:p>
+            <w:pPr>
+              <w:spacing w:after="0" w:line="252" w:lineRule="auto"/>
+              <w:jc w:val="left"/>
+            </w:pPr>
+            <w:r>
+              <w:rPr>
+                <w:rFonts w:eastAsia="Times New Roman"/>
+                <w:color w:val="000000"/>
+                <w:sz w:val="22"/>
+              </w:rPr>
+              <w:t>Aggregation 4</w:t>
+            </w:r>
+          </w:p>
+        </w:tc>
+        <w:tc>
+          <w:tcPr>
+            <w:tcW w:w="4195" w:type="dxa"/>
+            <w:tcMar>
+              <w:top w:w="90" w:type="dxa"/>
+              <w:left w:w="100" w:type="dxa"/>
+              <w:bottom w:w="90" w:type="dxa"/>
+              <w:right w:w="100" w:type="dxa"/>
+            </w:tcMar>
+            <w:vAlign w:val="center"/>
+          </w:tcPr>
+          <w:p>
+            <w:pPr>
+              <w:spacing w:after="0" w:line="252" w:lineRule="auto"/>
+              <w:jc w:val="left"/>
+            </w:pPr>
+            <w:r>
+              <w:rPr>
+                <w:rFonts w:eastAsia="Times New Roman"/>
+                <w:color w:val="000000"/>
+                <w:sz w:val="22"/>
+              </w:rPr>
+              <w:t>Số sự kiện và lượt mua theo giờ; khóa (ngày, giờ) UTC</w:t>
+            </w:r>
+          </w:p>
+        </w:tc>
+      </w:tr>
+      <w:tr>
+        <w:tblPrEx>
+          <w:tblBorders>
+            <w:top w:val="single" w:color="B7B7B7" w:sz="6" w:space="0"/>
+            <w:left w:val="single" w:color="B7B7B7" w:sz="6" w:space="0"/>
+            <w:bottom w:val="single" w:color="B7B7B7" w:sz="6" w:space="0"/>
+            <w:right w:val="single" w:color="B7B7B7" w:sz="6" w:space="0"/>
+            <w:insideH w:val="single" w:color="B7B7B7" w:sz="6" w:space="0"/>
+            <w:insideV w:val="single" w:color="B7B7B7" w:sz="6" w:space="0"/>
+          </w:tblBorders>
+          <w:tblCellMar>
+            <w:top w:w="0" w:type="dxa"/>
+            <w:left w:w="108" w:type="dxa"/>
+            <w:bottom w:w="0" w:type="dxa"/>
+            <w:right w:w="108" w:type="dxa"/>
+          </w:tblCellMar>
+        </w:tblPrEx>
+        <w:trPr>
+          <w:jc w:val="center"/>
+        </w:trPr>
+        <w:tc>
+          <w:tcPr>
+            <w:tcW w:w="1304" w:type="dxa"/>
+            <w:tcMar>
+              <w:top w:w="90" w:type="dxa"/>
+              <w:left w:w="100" w:type="dxa"/>
+              <w:bottom w:w="90" w:type="dxa"/>
+              <w:right w:w="100" w:type="dxa"/>
+            </w:tcMar>
+            <w:vAlign w:val="center"/>
+          </w:tcPr>
+          <w:p>
+            <w:pPr>
+              <w:spacing w:after="0" w:line="252" w:lineRule="auto"/>
+              <w:jc w:val="center"/>
+            </w:pPr>
+            <w:r>
+              <w:rPr>
+                <w:rFonts w:eastAsia="Times New Roman"/>
+                <w:color w:val="000000"/>
+                <w:sz w:val="22"/>
+              </w:rPr>
+              <w:t>A5</w:t>
+            </w:r>
+          </w:p>
+        </w:tc>
+        <w:tc>
+          <w:tcPr>
+            <w:tcW w:w="3685" w:type="dxa"/>
+            <w:tcMar>
+              <w:top w:w="90" w:type="dxa"/>
+              <w:left w:w="100" w:type="dxa"/>
+              <w:bottom w:w="90" w:type="dxa"/>
+              <w:right w:w="100" w:type="dxa"/>
+            </w:tcMar>
+            <w:vAlign w:val="center"/>
+          </w:tcPr>
+          <w:p>
+            <w:pPr>
+              <w:spacing w:after="0" w:line="252" w:lineRule="auto"/>
+              <w:jc w:val="left"/>
+            </w:pPr>
+            <w:r>
+              <w:rPr>
+                <w:rFonts w:eastAsia="Times New Roman"/>
+                <w:color w:val="000000"/>
+                <w:sz w:val="22"/>
+              </w:rPr>
+              <w:t>Aggregation 5</w:t>
+            </w:r>
+          </w:p>
+        </w:tc>
+        <w:tc>
+          <w:tcPr>
+            <w:tcW w:w="4195" w:type="dxa"/>
+            <w:tcMar>
+              <w:top w:w="90" w:type="dxa"/>
+              <w:left w:w="100" w:type="dxa"/>
+              <w:bottom w:w="90" w:type="dxa"/>
+              <w:right w:w="100" w:type="dxa"/>
+            </w:tcMar>
+            <w:vAlign w:val="center"/>
+          </w:tcPr>
+          <w:p>
+            <w:pPr>
+              <w:spacing w:after="0" w:line="252" w:lineRule="auto"/>
+              <w:jc w:val="left"/>
+            </w:pPr>
+            <w:r>
+              <w:rPr>
+                <w:rFonts w:eastAsia="Times New Roman"/>
+                <w:color w:val="000000"/>
+                <w:sz w:val="22"/>
+              </w:rPr>
+              <w:t>Phễu theo thương hiệu; khóa brand</w:t>
+            </w:r>
+          </w:p>
+        </w:tc>
+      </w:tr>
+      <w:tr>
+        <w:tblPrEx>
+          <w:tblBorders>
+            <w:top w:val="single" w:color="B7B7B7" w:sz="6" w:space="0"/>
+            <w:left w:val="single" w:color="B7B7B7" w:sz="6" w:space="0"/>
+            <w:bottom w:val="single" w:color="B7B7B7" w:sz="6" w:space="0"/>
+            <w:right w:val="single" w:color="B7B7B7" w:sz="6" w:space="0"/>
+            <w:insideH w:val="single" w:color="B7B7B7" w:sz="6" w:space="0"/>
+            <w:insideV w:val="single" w:color="B7B7B7" w:sz="6" w:space="0"/>
+          </w:tblBorders>
+          <w:tblCellMar>
+            <w:top w:w="0" w:type="dxa"/>
+            <w:left w:w="108" w:type="dxa"/>
+            <w:bottom w:w="0" w:type="dxa"/>
+            <w:right w:w="108" w:type="dxa"/>
+          </w:tblCellMar>
+        </w:tblPrEx>
+        <w:trPr>
+          <w:jc w:val="center"/>
+        </w:trPr>
+        <w:tc>
+          <w:tcPr>
+            <w:tcW w:w="1304" w:type="dxa"/>
+            <w:tcMar>
+              <w:top w:w="90" w:type="dxa"/>
+              <w:left w:w="100" w:type="dxa"/>
+              <w:bottom w:w="90" w:type="dxa"/>
+              <w:right w:w="100" w:type="dxa"/>
+            </w:tcMar>
+            <w:vAlign w:val="center"/>
+          </w:tcPr>
+          <w:p>
+            <w:pPr>
+              <w:spacing w:after="0" w:line="252" w:lineRule="auto"/>
+              <w:jc w:val="center"/>
+            </w:pPr>
+            <w:r>
+              <w:rPr>
+                <w:rFonts w:eastAsia="Times New Roman"/>
+                <w:color w:val="000000"/>
+                <w:sz w:val="22"/>
+              </w:rPr>
+              <w:t>A6</w:t>
+            </w:r>
+          </w:p>
+        </w:tc>
+        <w:tc>
+          <w:tcPr>
+            <w:tcW w:w="3685" w:type="dxa"/>
+            <w:tcMar>
+              <w:top w:w="90" w:type="dxa"/>
+              <w:left w:w="100" w:type="dxa"/>
+              <w:bottom w:w="90" w:type="dxa"/>
+              <w:right w:w="100" w:type="dxa"/>
+            </w:tcMar>
+            <w:vAlign w:val="center"/>
+          </w:tcPr>
+          <w:p>
+            <w:pPr>
+              <w:spacing w:after="0" w:line="252" w:lineRule="auto"/>
+              <w:jc w:val="left"/>
+            </w:pPr>
+            <w:r>
+              <w:rPr>
+                <w:rFonts w:eastAsia="Times New Roman"/>
+                <w:color w:val="000000"/>
+                <w:sz w:val="22"/>
+              </w:rPr>
+              <w:t>Aggregation 6</w:t>
+            </w:r>
+          </w:p>
+        </w:tc>
+        <w:tc>
+          <w:tcPr>
+            <w:tcW w:w="4195" w:type="dxa"/>
+            <w:tcMar>
+              <w:top w:w="90" w:type="dxa"/>
+              <w:left w:w="100" w:type="dxa"/>
+              <w:bottom w:w="90" w:type="dxa"/>
+              <w:right w:w="100" w:type="dxa"/>
+            </w:tcMar>
+            <w:vAlign w:val="center"/>
+          </w:tcPr>
+          <w:p>
+            <w:pPr>
+              <w:spacing w:after="0" w:line="252" w:lineRule="auto"/>
+              <w:jc w:val="left"/>
+            </w:pPr>
+            <w:r>
+              <w:rPr>
+                <w:rFonts w:eastAsia="Times New Roman"/>
+                <w:color w:val="000000"/>
+                <w:sz w:val="22"/>
+              </w:rPr>
+              <w:t>Tỷ lệ phiên có mua: có trong kế hoạch, chưa triển khai</w:t>
+            </w:r>
+          </w:p>
+        </w:tc>
+      </w:tr>
+      <w:tr>
+        <w:tblPrEx>
+          <w:tblBorders>
+            <w:top w:val="single" w:color="B7B7B7" w:sz="6" w:space="0"/>
+            <w:left w:val="single" w:color="B7B7B7" w:sz="6" w:space="0"/>
+            <w:bottom w:val="single" w:color="B7B7B7" w:sz="6" w:space="0"/>
+            <w:right w:val="single" w:color="B7B7B7" w:sz="6" w:space="0"/>
+            <w:insideH w:val="single" w:color="B7B7B7" w:sz="6" w:space="0"/>
+            <w:insideV w:val="single" w:color="B7B7B7" w:sz="6" w:space="0"/>
+          </w:tblBorders>
+          <w:tblCellMar>
+            <w:top w:w="0" w:type="dxa"/>
+            <w:left w:w="108" w:type="dxa"/>
+            <w:bottom w:w="0" w:type="dxa"/>
+            <w:right w:w="108" w:type="dxa"/>
+          </w:tblCellMar>
+        </w:tblPrEx>
+        <w:trPr>
+          <w:jc w:val="center"/>
+        </w:trPr>
+        <w:tc>
+          <w:tcPr>
+            <w:tcW w:w="1304" w:type="dxa"/>
+            <w:tcMar>
+              <w:top w:w="90" w:type="dxa"/>
+              <w:left w:w="100" w:type="dxa"/>
+              <w:bottom w:w="90" w:type="dxa"/>
+              <w:right w:w="100" w:type="dxa"/>
+            </w:tcMar>
+            <w:vAlign w:val="center"/>
+          </w:tcPr>
+          <w:p>
+            <w:pPr>
+              <w:spacing w:after="0" w:line="252" w:lineRule="auto"/>
+              <w:jc w:val="center"/>
+            </w:pPr>
+            <w:r>
+              <w:rPr>
+                <w:rFonts w:eastAsia="Times New Roman"/>
+                <w:color w:val="000000"/>
+                <w:sz w:val="22"/>
+              </w:rPr>
+              <w:t>A7</w:t>
+            </w:r>
+          </w:p>
+        </w:tc>
+        <w:tc>
+          <w:tcPr>
+            <w:tcW w:w="3685" w:type="dxa"/>
+            <w:tcMar>
+              <w:top w:w="90" w:type="dxa"/>
+              <w:left w:w="100" w:type="dxa"/>
+              <w:bottom w:w="90" w:type="dxa"/>
+              <w:right w:w="100" w:type="dxa"/>
+            </w:tcMar>
+            <w:vAlign w:val="center"/>
+          </w:tcPr>
+          <w:p>
+            <w:pPr>
+              <w:spacing w:after="0" w:line="252" w:lineRule="auto"/>
+              <w:jc w:val="left"/>
+            </w:pPr>
+            <w:r>
+              <w:rPr>
+                <w:rFonts w:eastAsia="Times New Roman"/>
+                <w:color w:val="000000"/>
+                <w:sz w:val="22"/>
+              </w:rPr>
+              <w:t>Aggregation 7</w:t>
+            </w:r>
+          </w:p>
+        </w:tc>
+        <w:tc>
+          <w:tcPr>
+            <w:tcW w:w="4195" w:type="dxa"/>
+            <w:tcMar>
+              <w:top w:w="90" w:type="dxa"/>
+              <w:left w:w="100" w:type="dxa"/>
+              <w:bottom w:w="90" w:type="dxa"/>
+              <w:right w:w="100" w:type="dxa"/>
+            </w:tcMar>
+            <w:vAlign w:val="center"/>
+          </w:tcPr>
+          <w:p>
+            <w:pPr>
+              <w:spacing w:after="0" w:line="252" w:lineRule="auto"/>
+              <w:jc w:val="left"/>
+            </w:pPr>
+            <w:r>
+              <w:rPr>
+                <w:rFonts w:eastAsia="Times New Roman"/>
+                <w:color w:val="000000"/>
+                <w:sz w:val="22"/>
+              </w:rPr>
+              <w:t>Đặc trưng sản phẩm cho K-Means, KNN; khóa product_id</w:t>
+            </w:r>
+          </w:p>
+        </w:tc>
+      </w:tr>
+      <w:tr>
+        <w:tblPrEx>
+          <w:tblBorders>
+            <w:top w:val="single" w:color="B7B7B7" w:sz="6" w:space="0"/>
+            <w:left w:val="single" w:color="B7B7B7" w:sz="6" w:space="0"/>
+            <w:bottom w:val="single" w:color="B7B7B7" w:sz="6" w:space="0"/>
+            <w:right w:val="single" w:color="B7B7B7" w:sz="6" w:space="0"/>
+            <w:insideH w:val="single" w:color="B7B7B7" w:sz="6" w:space="0"/>
+            <w:insideV w:val="single" w:color="B7B7B7" w:sz="6" w:space="0"/>
+          </w:tblBorders>
+          <w:tblCellMar>
+            <w:top w:w="0" w:type="dxa"/>
+            <w:left w:w="108" w:type="dxa"/>
+            <w:bottom w:w="0" w:type="dxa"/>
+            <w:right w:w="108" w:type="dxa"/>
+          </w:tblCellMar>
+        </w:tblPrEx>
+        <w:trPr>
+          <w:jc w:val="center"/>
+        </w:trPr>
+        <w:tc>
+          <w:tcPr>
+            <w:tcW w:w="1304" w:type="dxa"/>
+            <w:tcMar>
+              <w:top w:w="90" w:type="dxa"/>
+              <w:left w:w="100" w:type="dxa"/>
+              <w:bottom w:w="90" w:type="dxa"/>
+              <w:right w:w="100" w:type="dxa"/>
+            </w:tcMar>
+            <w:vAlign w:val="center"/>
+          </w:tcPr>
+          <w:p>
+            <w:pPr>
+              <w:spacing w:after="0" w:line="252" w:lineRule="auto"/>
+              <w:jc w:val="center"/>
+            </w:pPr>
+            <w:r>
+              <w:rPr>
+                <w:rFonts w:eastAsia="Times New Roman"/>
+                <w:color w:val="000000"/>
+                <w:sz w:val="22"/>
+              </w:rPr>
+              <w:t>A8</w:t>
+            </w:r>
+          </w:p>
+        </w:tc>
+        <w:tc>
+          <w:tcPr>
+            <w:tcW w:w="3685" w:type="dxa"/>
+            <w:tcMar>
+              <w:top w:w="90" w:type="dxa"/>
+              <w:left w:w="100" w:type="dxa"/>
+              <w:bottom w:w="90" w:type="dxa"/>
+              <w:right w:w="100" w:type="dxa"/>
+            </w:tcMar>
+            <w:vAlign w:val="center"/>
+          </w:tcPr>
+          <w:p>
+            <w:pPr>
+              <w:spacing w:after="0" w:line="252" w:lineRule="auto"/>
+              <w:jc w:val="left"/>
+            </w:pPr>
+            <w:r>
+              <w:rPr>
+                <w:rFonts w:eastAsia="Times New Roman"/>
+                <w:color w:val="000000"/>
+                <w:sz w:val="22"/>
+              </w:rPr>
+              <w:t>Aggregation 8</w:t>
+            </w:r>
+          </w:p>
+        </w:tc>
+        <w:tc>
+          <w:tcPr>
+            <w:tcW w:w="4195" w:type="dxa"/>
+            <w:tcMar>
+              <w:top w:w="90" w:type="dxa"/>
+              <w:left w:w="100" w:type="dxa"/>
+              <w:bottom w:w="90" w:type="dxa"/>
+              <w:right w:w="100" w:type="dxa"/>
+            </w:tcMar>
+            <w:vAlign w:val="center"/>
+          </w:tcPr>
+          <w:p>
+            <w:pPr>
+              <w:spacing w:after="0" w:line="252" w:lineRule="auto"/>
+              <w:jc w:val="left"/>
+            </w:pPr>
+            <w:r>
+              <w:rPr>
+                <w:rFonts w:eastAsia="Times New Roman"/>
+                <w:color w:val="000000"/>
+                <w:sz w:val="22"/>
+              </w:rPr>
+              <w:t>Đặc trưng trước mốc t0 và nhãn “có mua trong 7 ngày sau t0” cho KNN; khóa product_id</w:t>
+            </w:r>
+          </w:p>
+        </w:tc>
+      </w:tr>
+      <w:tr>
+        <w:tblPrEx>
+          <w:tblBorders>
+            <w:top w:val="single" w:color="B7B7B7" w:sz="6" w:space="0"/>
+            <w:left w:val="single" w:color="B7B7B7" w:sz="6" w:space="0"/>
+            <w:bottom w:val="single" w:color="B7B7B7" w:sz="6" w:space="0"/>
+            <w:right w:val="single" w:color="B7B7B7" w:sz="6" w:space="0"/>
+            <w:insideH w:val="single" w:color="B7B7B7" w:sz="6" w:space="0"/>
+            <w:insideV w:val="single" w:color="B7B7B7" w:sz="6" w:space="0"/>
+          </w:tblBorders>
+          <w:tblCellMar>
+            <w:top w:w="0" w:type="dxa"/>
+            <w:left w:w="108" w:type="dxa"/>
+            <w:bottom w:w="0" w:type="dxa"/>
+            <w:right w:w="108" w:type="dxa"/>
+          </w:tblCellMar>
+        </w:tblPrEx>
+        <w:trPr>
+          <w:jc w:val="center"/>
+        </w:trPr>
+        <w:tc>
+          <w:tcPr>
+            <w:tcW w:w="1304" w:type="dxa"/>
+            <w:tcMar>
+              <w:top w:w="90" w:type="dxa"/>
+              <w:left w:w="100" w:type="dxa"/>
+              <w:bottom w:w="90" w:type="dxa"/>
+              <w:right w:w="100" w:type="dxa"/>
+            </w:tcMar>
+            <w:vAlign w:val="center"/>
+          </w:tcPr>
+          <w:p>
+            <w:pPr>
+              <w:spacing w:after="0" w:line="252" w:lineRule="auto"/>
+              <w:jc w:val="center"/>
+            </w:pPr>
+            <w:r>
+              <w:rPr>
+                <w:rFonts w:eastAsia="Times New Roman"/>
+                <w:color w:val="000000"/>
+                <w:sz w:val="22"/>
+              </w:rPr>
+              <w:t>V1</w:t>
+            </w:r>
+          </w:p>
+        </w:tc>
+        <w:tc>
+          <w:tcPr>
+            <w:tcW w:w="3685" w:type="dxa"/>
+            <w:tcMar>
+              <w:top w:w="90" w:type="dxa"/>
+              <w:left w:w="100" w:type="dxa"/>
+              <w:bottom w:w="90" w:type="dxa"/>
+              <w:right w:w="100" w:type="dxa"/>
+            </w:tcMar>
+            <w:vAlign w:val="center"/>
+          </w:tcPr>
+          <w:p>
+            <w:pPr>
+              <w:spacing w:after="0" w:line="252" w:lineRule="auto"/>
+              <w:jc w:val="left"/>
+            </w:pPr>
+            <w:r>
+              <w:rPr>
+                <w:rFonts w:eastAsia="Times New Roman"/>
+                <w:color w:val="000000"/>
+                <w:sz w:val="22"/>
+              </w:rPr>
+              <w:t>Variant 1 – Direct</w:t>
+            </w:r>
+          </w:p>
+        </w:tc>
+        <w:tc>
+          <w:tcPr>
+            <w:tcW w:w="4195" w:type="dxa"/>
+            <w:tcMar>
+              <w:top w:w="90" w:type="dxa"/>
+              <w:left w:w="100" w:type="dxa"/>
+              <w:bottom w:w="90" w:type="dxa"/>
+              <w:right w:w="100" w:type="dxa"/>
+            </w:tcMar>
+            <w:vAlign w:val="center"/>
+          </w:tcPr>
+          <w:p>
+            <w:pPr>
+              <w:spacing w:after="0" w:line="252" w:lineRule="auto"/>
+              <w:jc w:val="left"/>
+            </w:pPr>
+            <w:r>
+              <w:rPr>
+                <w:rFonts w:eastAsia="Times New Roman"/>
+                <w:color w:val="000000"/>
+                <w:sz w:val="22"/>
+              </w:rPr>
+              <w:t>MapReduce cơ bản: mỗi lượt mua phát một bản ghi (category_id, (sum, count))</w:t>
+            </w:r>
+          </w:p>
+        </w:tc>
+      </w:tr>
+      <w:tr>
+        <w:tblPrEx>
+          <w:tblBorders>
+            <w:top w:val="single" w:color="B7B7B7" w:sz="6" w:space="0"/>
+            <w:left w:val="single" w:color="B7B7B7" w:sz="6" w:space="0"/>
+            <w:bottom w:val="single" w:color="B7B7B7" w:sz="6" w:space="0"/>
+            <w:right w:val="single" w:color="B7B7B7" w:sz="6" w:space="0"/>
+            <w:insideH w:val="single" w:color="B7B7B7" w:sz="6" w:space="0"/>
+            <w:insideV w:val="single" w:color="B7B7B7" w:sz="6" w:space="0"/>
+          </w:tblBorders>
+          <w:tblCellMar>
+            <w:top w:w="0" w:type="dxa"/>
+            <w:left w:w="108" w:type="dxa"/>
+            <w:bottom w:w="0" w:type="dxa"/>
+            <w:right w:w="108" w:type="dxa"/>
+          </w:tblCellMar>
+        </w:tblPrEx>
+        <w:trPr>
+          <w:jc w:val="center"/>
+        </w:trPr>
+        <w:tc>
+          <w:tcPr>
+            <w:tcW w:w="1304" w:type="dxa"/>
+            <w:tcMar>
+              <w:top w:w="90" w:type="dxa"/>
+              <w:left w:w="100" w:type="dxa"/>
+              <w:bottom w:w="90" w:type="dxa"/>
+              <w:right w:w="100" w:type="dxa"/>
+            </w:tcMar>
+            <w:vAlign w:val="center"/>
+          </w:tcPr>
+          <w:p>
+            <w:pPr>
+              <w:spacing w:after="0" w:line="252" w:lineRule="auto"/>
+              <w:jc w:val="center"/>
+            </w:pPr>
+            <w:r>
+              <w:rPr>
+                <w:rFonts w:eastAsia="Times New Roman"/>
+                <w:color w:val="000000"/>
+                <w:sz w:val="22"/>
+              </w:rPr>
+              <w:t>V2</w:t>
+            </w:r>
+          </w:p>
+        </w:tc>
+        <w:tc>
+          <w:tcPr>
+            <w:tcW w:w="3685" w:type="dxa"/>
+            <w:tcMar>
+              <w:top w:w="90" w:type="dxa"/>
+              <w:left w:w="100" w:type="dxa"/>
+              <w:bottom w:w="90" w:type="dxa"/>
+              <w:right w:w="100" w:type="dxa"/>
+            </w:tcMar>
+            <w:vAlign w:val="center"/>
+          </w:tcPr>
+          <w:p>
+            <w:pPr>
+              <w:spacing w:after="0" w:line="252" w:lineRule="auto"/>
+              <w:jc w:val="left"/>
+            </w:pPr>
+            <w:r>
+              <w:rPr>
+                <w:rFonts w:eastAsia="Times New Roman"/>
+                <w:color w:val="000000"/>
+                <w:sz w:val="22"/>
+              </w:rPr>
+              <w:t>Variant 2 – Combiner</w:t>
+            </w:r>
+          </w:p>
+        </w:tc>
+        <w:tc>
+          <w:tcPr>
+            <w:tcW w:w="4195" w:type="dxa"/>
+            <w:tcMar>
+              <w:top w:w="90" w:type="dxa"/>
+              <w:left w:w="100" w:type="dxa"/>
+              <w:bottom w:w="90" w:type="dxa"/>
+              <w:right w:w="100" w:type="dxa"/>
+            </w:tcMar>
+            <w:vAlign w:val="center"/>
+          </w:tcPr>
+          <w:p>
+            <w:pPr>
+              <w:spacing w:after="0" w:line="252" w:lineRule="auto"/>
+              <w:jc w:val="left"/>
+            </w:pPr>
+            <w:r>
+              <w:rPr>
+                <w:rFonts w:eastAsia="Times New Roman"/>
+                <w:color w:val="000000"/>
+                <w:sz w:val="22"/>
+              </w:rPr>
+              <w:t>V1 cộng thêm Combiner gộp cục bộ trước shuffle</w:t>
+            </w:r>
+          </w:p>
+        </w:tc>
+      </w:tr>
+      <w:tr>
+        <w:tblPrEx>
+          <w:tblBorders>
+            <w:top w:val="single" w:color="B7B7B7" w:sz="6" w:space="0"/>
+            <w:left w:val="single" w:color="B7B7B7" w:sz="6" w:space="0"/>
+            <w:bottom w:val="single" w:color="B7B7B7" w:sz="6" w:space="0"/>
+            <w:right w:val="single" w:color="B7B7B7" w:sz="6" w:space="0"/>
+            <w:insideH w:val="single" w:color="B7B7B7" w:sz="6" w:space="0"/>
+            <w:insideV w:val="single" w:color="B7B7B7" w:sz="6" w:space="0"/>
+          </w:tblBorders>
+          <w:tblCellMar>
+            <w:top w:w="0" w:type="dxa"/>
+            <w:left w:w="108" w:type="dxa"/>
+            <w:bottom w:w="0" w:type="dxa"/>
+            <w:right w:w="108" w:type="dxa"/>
+          </w:tblCellMar>
+        </w:tblPrEx>
+        <w:trPr>
+          <w:jc w:val="center"/>
+        </w:trPr>
+        <w:tc>
+          <w:tcPr>
+            <w:tcW w:w="1304" w:type="dxa"/>
+            <w:tcMar>
+              <w:top w:w="90" w:type="dxa"/>
+              <w:left w:w="100" w:type="dxa"/>
+              <w:bottom w:w="90" w:type="dxa"/>
+              <w:right w:w="100" w:type="dxa"/>
+            </w:tcMar>
+            <w:vAlign w:val="center"/>
+          </w:tcPr>
+          <w:p>
+            <w:pPr>
+              <w:spacing w:after="0" w:line="252" w:lineRule="auto"/>
+              <w:jc w:val="center"/>
+            </w:pPr>
+            <w:r>
+              <w:rPr>
+                <w:rFonts w:eastAsia="Times New Roman"/>
+                <w:color w:val="000000"/>
+                <w:sz w:val="22"/>
+              </w:rPr>
+              <w:t>V3</w:t>
+            </w:r>
+          </w:p>
+        </w:tc>
+        <w:tc>
+          <w:tcPr>
+            <w:tcW w:w="3685" w:type="dxa"/>
+            <w:tcMar>
+              <w:top w:w="90" w:type="dxa"/>
+              <w:left w:w="100" w:type="dxa"/>
+              <w:bottom w:w="90" w:type="dxa"/>
+              <w:right w:w="100" w:type="dxa"/>
+            </w:tcMar>
+            <w:vAlign w:val="center"/>
+          </w:tcPr>
+          <w:p>
+            <w:pPr>
+              <w:spacing w:after="0" w:line="252" w:lineRule="auto"/>
+              <w:jc w:val="left"/>
+            </w:pPr>
+            <w:r>
+              <w:rPr>
+                <w:rFonts w:eastAsia="Times New Roman"/>
+                <w:color w:val="000000"/>
+                <w:sz w:val="22"/>
+              </w:rPr>
+              <w:t>Variant 3 – In-Mapper</w:t>
+            </w:r>
+          </w:p>
+        </w:tc>
+        <w:tc>
+          <w:tcPr>
+            <w:tcW w:w="4195" w:type="dxa"/>
+            <w:tcMar>
+              <w:top w:w="90" w:type="dxa"/>
+              <w:left w:w="100" w:type="dxa"/>
+              <w:bottom w:w="90" w:type="dxa"/>
+              <w:right w:w="100" w:type="dxa"/>
+            </w:tcMar>
+            <w:vAlign w:val="center"/>
+          </w:tcPr>
+          <w:p>
+            <w:pPr>
+              <w:spacing w:after="0" w:line="252" w:lineRule="auto"/>
+              <w:jc w:val="left"/>
+            </w:pPr>
+            <w:r>
+              <w:rPr>
+                <w:rFonts w:eastAsia="Times New Roman"/>
+                <w:color w:val="000000"/>
+                <w:sz w:val="22"/>
+              </w:rPr>
+              <w:t>Gộp ngay trong mapper bằng bộ đệm có giới hạn số khóa</w:t>
+            </w:r>
+          </w:p>
+        </w:tc>
+      </w:tr>
+      <w:tr>
+        <w:tblPrEx>
+          <w:tblBorders>
+            <w:top w:val="single" w:color="B7B7B7" w:sz="6" w:space="0"/>
+            <w:left w:val="single" w:color="B7B7B7" w:sz="6" w:space="0"/>
+            <w:bottom w:val="single" w:color="B7B7B7" w:sz="6" w:space="0"/>
+            <w:right w:val="single" w:color="B7B7B7" w:sz="6" w:space="0"/>
+            <w:insideH w:val="single" w:color="B7B7B7" w:sz="6" w:space="0"/>
+            <w:insideV w:val="single" w:color="B7B7B7" w:sz="6" w:space="0"/>
+          </w:tblBorders>
+          <w:tblCellMar>
+            <w:top w:w="0" w:type="dxa"/>
+            <w:left w:w="108" w:type="dxa"/>
+            <w:bottom w:w="0" w:type="dxa"/>
+            <w:right w:w="108" w:type="dxa"/>
+          </w:tblCellMar>
+        </w:tblPrEx>
+        <w:trPr>
+          <w:jc w:val="center"/>
+        </w:trPr>
+        <w:tc>
+          <w:tcPr>
+            <w:tcW w:w="1304" w:type="dxa"/>
+            <w:tcMar>
+              <w:top w:w="90" w:type="dxa"/>
+              <w:left w:w="100" w:type="dxa"/>
+              <w:bottom w:w="90" w:type="dxa"/>
+              <w:right w:w="100" w:type="dxa"/>
+            </w:tcMar>
+            <w:vAlign w:val="center"/>
+          </w:tcPr>
+          <w:p>
+            <w:pPr>
+              <w:spacing w:after="0" w:line="252" w:lineRule="auto"/>
+              <w:jc w:val="center"/>
+            </w:pPr>
+            <w:r>
+              <w:rPr>
+                <w:rFonts w:eastAsia="Times New Roman"/>
+                <w:color w:val="000000"/>
+                <w:sz w:val="22"/>
+              </w:rPr>
+              <w:t>V4</w:t>
+            </w:r>
+          </w:p>
+        </w:tc>
+        <w:tc>
+          <w:tcPr>
+            <w:tcW w:w="3685" w:type="dxa"/>
+            <w:tcMar>
+              <w:top w:w="90" w:type="dxa"/>
+              <w:left w:w="100" w:type="dxa"/>
+              <w:bottom w:w="90" w:type="dxa"/>
+              <w:right w:w="100" w:type="dxa"/>
+            </w:tcMar>
+            <w:vAlign w:val="center"/>
+          </w:tcPr>
+          <w:p>
+            <w:pPr>
+              <w:spacing w:after="0" w:line="252" w:lineRule="auto"/>
+              <w:jc w:val="left"/>
+            </w:pPr>
+            <w:r>
+              <w:rPr>
+                <w:rFonts w:eastAsia="Times New Roman"/>
+                <w:color w:val="000000"/>
+                <w:sz w:val="22"/>
+              </w:rPr>
+              <w:t>Variant 4 – Dense</w:t>
+            </w:r>
+          </w:p>
+        </w:tc>
+        <w:tc>
+          <w:tcPr>
+            <w:tcW w:w="4195" w:type="dxa"/>
+            <w:tcMar>
+              <w:top w:w="90" w:type="dxa"/>
+              <w:left w:w="100" w:type="dxa"/>
+              <w:bottom w:w="90" w:type="dxa"/>
+              <w:right w:w="100" w:type="dxa"/>
+            </w:tcMar>
+            <w:vAlign w:val="center"/>
+          </w:tcPr>
+          <w:p>
+            <w:pPr>
+              <w:spacing w:after="0" w:line="252" w:lineRule="auto"/>
+              <w:jc w:val="left"/>
+            </w:pPr>
+            <w:r>
+              <w:rPr>
+                <w:rFonts w:eastAsia="Times New Roman"/>
+                <w:color w:val="000000"/>
+                <w:sz w:val="22"/>
+              </w:rPr>
+              <w:t>Gộp trong mapper bằng từ điển nhóm và mảng số nguyên thủy</w:t>
+            </w:r>
+          </w:p>
+        </w:tc>
+      </w:tr>
+      <w:tr>
+        <w:tblPrEx>
+          <w:tblBorders>
+            <w:top w:val="single" w:color="B7B7B7" w:sz="6" w:space="0"/>
+            <w:left w:val="single" w:color="B7B7B7" w:sz="6" w:space="0"/>
+            <w:bottom w:val="single" w:color="B7B7B7" w:sz="6" w:space="0"/>
+            <w:right w:val="single" w:color="B7B7B7" w:sz="6" w:space="0"/>
+            <w:insideH w:val="single" w:color="B7B7B7" w:sz="6" w:space="0"/>
+            <w:insideV w:val="single" w:color="B7B7B7" w:sz="6" w:space="0"/>
+          </w:tblBorders>
+          <w:tblCellMar>
+            <w:top w:w="0" w:type="dxa"/>
+            <w:left w:w="108" w:type="dxa"/>
+            <w:bottom w:w="0" w:type="dxa"/>
+            <w:right w:w="108" w:type="dxa"/>
+          </w:tblCellMar>
+        </w:tblPrEx>
+        <w:trPr>
+          <w:jc w:val="center"/>
+        </w:trPr>
+        <w:tc>
+          <w:tcPr>
+            <w:tcW w:w="1304" w:type="dxa"/>
+            <w:tcMar>
+              <w:top w:w="90" w:type="dxa"/>
+              <w:left w:w="100" w:type="dxa"/>
+              <w:bottom w:w="90" w:type="dxa"/>
+              <w:right w:w="100" w:type="dxa"/>
+            </w:tcMar>
+            <w:vAlign w:val="center"/>
+          </w:tcPr>
+          <w:p>
+            <w:pPr>
+              <w:spacing w:after="0" w:line="252" w:lineRule="auto"/>
+              <w:jc w:val="center"/>
+            </w:pPr>
+            <w:r>
+              <w:rPr>
+                <w:rFonts w:eastAsia="Times New Roman"/>
+                <w:color w:val="000000"/>
+                <w:sz w:val="22"/>
+              </w:rPr>
+              <w:t>V5</w:t>
+            </w:r>
+          </w:p>
+        </w:tc>
+        <w:tc>
+          <w:tcPr>
+            <w:tcW w:w="3685" w:type="dxa"/>
+            <w:tcMar>
+              <w:top w:w="90" w:type="dxa"/>
+              <w:left w:w="100" w:type="dxa"/>
+              <w:bottom w:w="90" w:type="dxa"/>
+              <w:right w:w="100" w:type="dxa"/>
+            </w:tcMar>
+            <w:vAlign w:val="center"/>
+          </w:tcPr>
+          <w:p>
+            <w:pPr>
+              <w:spacing w:after="0" w:line="252" w:lineRule="auto"/>
+              <w:jc w:val="left"/>
+            </w:pPr>
+            <w:r>
+              <w:rPr>
+                <w:rFonts w:eastAsia="Times New Roman"/>
+                <w:color w:val="000000"/>
+                <w:sz w:val="22"/>
+              </w:rPr>
+              <w:t>Variant 5 – Batch</w:t>
+            </w:r>
+          </w:p>
+        </w:tc>
+        <w:tc>
+          <w:tcPr>
+            <w:tcW w:w="4195" w:type="dxa"/>
+            <w:tcMar>
+              <w:top w:w="90" w:type="dxa"/>
+              <w:left w:w="100" w:type="dxa"/>
+              <w:bottom w:w="90" w:type="dxa"/>
+              <w:right w:w="100" w:type="dxa"/>
+            </w:tcMar>
+            <w:vAlign w:val="center"/>
+          </w:tcPr>
+          <w:p>
+            <w:pPr>
+              <w:spacing w:after="0" w:line="252" w:lineRule="auto"/>
+              <w:jc w:val="left"/>
+            </w:pPr>
+            <w:r>
+              <w:rPr>
+                <w:rFonts w:eastAsia="Times New Roman"/>
+                <w:color w:val="000000"/>
+                <w:sz w:val="22"/>
+              </w:rPr>
+              <w:t>Parser chỉ đọc trường cần dùng, gói kết quả thành một batch cho mỗi reducer</w:t>
+            </w:r>
+          </w:p>
+        </w:tc>
+      </w:tr>
+      <w:tr>
+        <w:tblPrEx>
+          <w:tblBorders>
+            <w:top w:val="single" w:color="B7B7B7" w:sz="6" w:space="0"/>
+            <w:left w:val="single" w:color="B7B7B7" w:sz="6" w:space="0"/>
+            <w:bottom w:val="single" w:color="B7B7B7" w:sz="6" w:space="0"/>
+            <w:right w:val="single" w:color="B7B7B7" w:sz="6" w:space="0"/>
+            <w:insideH w:val="single" w:color="B7B7B7" w:sz="6" w:space="0"/>
+            <w:insideV w:val="single" w:color="B7B7B7" w:sz="6" w:space="0"/>
+          </w:tblBorders>
+          <w:tblCellMar>
+            <w:top w:w="0" w:type="dxa"/>
+            <w:left w:w="108" w:type="dxa"/>
+            <w:bottom w:w="0" w:type="dxa"/>
+            <w:right w:w="108" w:type="dxa"/>
+          </w:tblCellMar>
+        </w:tblPrEx>
+        <w:trPr>
+          <w:jc w:val="center"/>
+        </w:trPr>
+        <w:tc>
+          <w:tcPr>
+            <w:tcW w:w="1304" w:type="dxa"/>
+            <w:tcMar>
+              <w:top w:w="90" w:type="dxa"/>
+              <w:left w:w="100" w:type="dxa"/>
+              <w:bottom w:w="90" w:type="dxa"/>
+              <w:right w:w="100" w:type="dxa"/>
+            </w:tcMar>
+            <w:vAlign w:val="center"/>
+          </w:tcPr>
+          <w:p>
+            <w:pPr>
+              <w:spacing w:after="0" w:line="252" w:lineRule="auto"/>
+              <w:jc w:val="center"/>
+            </w:pPr>
+            <w:r>
+              <w:rPr>
+                <w:rFonts w:eastAsia="Times New Roman"/>
+                <w:color w:val="000000"/>
+                <w:sz w:val="22"/>
+              </w:rPr>
+              <w:t>E2</w:t>
+            </w:r>
+          </w:p>
+        </w:tc>
+        <w:tc>
+          <w:tcPr>
+            <w:tcW w:w="3685" w:type="dxa"/>
+            <w:tcMar>
+              <w:top w:w="90" w:type="dxa"/>
+              <w:left w:w="100" w:type="dxa"/>
+              <w:bottom w:w="90" w:type="dxa"/>
+              <w:right w:w="100" w:type="dxa"/>
+            </w:tcMar>
+            <w:vAlign w:val="center"/>
+          </w:tcPr>
+          <w:p>
+            <w:pPr>
+              <w:spacing w:after="0" w:line="252" w:lineRule="auto"/>
+              <w:jc w:val="left"/>
+            </w:pPr>
+            <w:r>
+              <w:rPr>
+                <w:rFonts w:eastAsia="Times New Roman"/>
+                <w:color w:val="000000"/>
+                <w:sz w:val="22"/>
+              </w:rPr>
+              <w:t>Experiment 2</w:t>
+            </w:r>
+          </w:p>
+        </w:tc>
+        <w:tc>
+          <w:tcPr>
+            <w:tcW w:w="4195" w:type="dxa"/>
+            <w:tcMar>
+              <w:top w:w="90" w:type="dxa"/>
+              <w:left w:w="100" w:type="dxa"/>
+              <w:bottom w:w="90" w:type="dxa"/>
+              <w:right w:w="100" w:type="dxa"/>
+            </w:tcMar>
+            <w:vAlign w:val="center"/>
+          </w:tcPr>
+          <w:p>
+            <w:pPr>
+              <w:spacing w:after="0" w:line="252" w:lineRule="auto"/>
+              <w:jc w:val="left"/>
+            </w:pPr>
+            <w:r>
+              <w:rPr>
+                <w:rFonts w:eastAsia="Times New Roman"/>
+                <w:color w:val="000000"/>
+                <w:sz w:val="22"/>
+              </w:rPr>
+              <w:t>Thời gian MapReduce V1–V5 trên D1, D2, D3</w:t>
+            </w:r>
+          </w:p>
+        </w:tc>
+      </w:tr>
+      <w:tr>
+        <w:tblPrEx>
+          <w:tblBorders>
+            <w:top w:val="single" w:color="B7B7B7" w:sz="6" w:space="0"/>
+            <w:left w:val="single" w:color="B7B7B7" w:sz="6" w:space="0"/>
+            <w:bottom w:val="single" w:color="B7B7B7" w:sz="6" w:space="0"/>
+            <w:right w:val="single" w:color="B7B7B7" w:sz="6" w:space="0"/>
+            <w:insideH w:val="single" w:color="B7B7B7" w:sz="6" w:space="0"/>
+            <w:insideV w:val="single" w:color="B7B7B7" w:sz="6" w:space="0"/>
+          </w:tblBorders>
+          <w:tblCellMar>
+            <w:top w:w="0" w:type="dxa"/>
+            <w:left w:w="108" w:type="dxa"/>
+            <w:bottom w:w="0" w:type="dxa"/>
+            <w:right w:w="108" w:type="dxa"/>
+          </w:tblCellMar>
+        </w:tblPrEx>
+        <w:trPr>
+          <w:jc w:val="center"/>
+        </w:trPr>
+        <w:tc>
+          <w:tcPr>
+            <w:tcW w:w="1304" w:type="dxa"/>
+            <w:tcMar>
+              <w:top w:w="90" w:type="dxa"/>
+              <w:left w:w="100" w:type="dxa"/>
+              <w:bottom w:w="90" w:type="dxa"/>
+              <w:right w:w="100" w:type="dxa"/>
+            </w:tcMar>
+            <w:vAlign w:val="center"/>
+          </w:tcPr>
+          <w:p>
+            <w:pPr>
+              <w:spacing w:after="0" w:line="252" w:lineRule="auto"/>
+              <w:jc w:val="center"/>
+            </w:pPr>
+            <w:r>
+              <w:rPr>
+                <w:rFonts w:eastAsia="Times New Roman"/>
+                <w:color w:val="000000"/>
+                <w:sz w:val="22"/>
+              </w:rPr>
+              <w:t>E3</w:t>
+            </w:r>
+          </w:p>
+        </w:tc>
+        <w:tc>
+          <w:tcPr>
+            <w:tcW w:w="3685" w:type="dxa"/>
+            <w:tcMar>
+              <w:top w:w="90" w:type="dxa"/>
+              <w:left w:w="100" w:type="dxa"/>
+              <w:bottom w:w="90" w:type="dxa"/>
+              <w:right w:w="100" w:type="dxa"/>
+            </w:tcMar>
+            <w:vAlign w:val="center"/>
+          </w:tcPr>
+          <w:p>
+            <w:pPr>
+              <w:spacing w:after="0" w:line="252" w:lineRule="auto"/>
+              <w:jc w:val="left"/>
+            </w:pPr>
+            <w:r>
+              <w:rPr>
+                <w:rFonts w:eastAsia="Times New Roman"/>
+                <w:color w:val="000000"/>
+                <w:sz w:val="22"/>
+              </w:rPr>
+              <w:t>Experiment 3</w:t>
+            </w:r>
+          </w:p>
+        </w:tc>
+        <w:tc>
+          <w:tcPr>
+            <w:tcW w:w="4195" w:type="dxa"/>
+            <w:tcMar>
+              <w:top w:w="90" w:type="dxa"/>
+              <w:left w:w="100" w:type="dxa"/>
+              <w:bottom w:w="90" w:type="dxa"/>
+              <w:right w:w="100" w:type="dxa"/>
+            </w:tcMar>
+            <w:vAlign w:val="center"/>
+          </w:tcPr>
+          <w:p>
+            <w:pPr>
+              <w:spacing w:after="0" w:line="252" w:lineRule="auto"/>
+              <w:jc w:val="left"/>
+            </w:pPr>
+            <w:r>
+              <w:rPr>
+                <w:rFonts w:eastAsia="Times New Roman"/>
+                <w:color w:val="000000"/>
+                <w:sz w:val="22"/>
+              </w:rPr>
+              <w:t>Ảnh hưởng của số map task chạy song song (D2)</w:t>
+            </w:r>
+          </w:p>
+        </w:tc>
+      </w:tr>
+      <w:tr>
+        <w:tblPrEx>
+          <w:tblBorders>
+            <w:top w:val="single" w:color="B7B7B7" w:sz="6" w:space="0"/>
+            <w:left w:val="single" w:color="B7B7B7" w:sz="6" w:space="0"/>
+            <w:bottom w:val="single" w:color="B7B7B7" w:sz="6" w:space="0"/>
+            <w:right w:val="single" w:color="B7B7B7" w:sz="6" w:space="0"/>
+            <w:insideH w:val="single" w:color="B7B7B7" w:sz="6" w:space="0"/>
+            <w:insideV w:val="single" w:color="B7B7B7" w:sz="6" w:space="0"/>
+          </w:tblBorders>
+          <w:tblCellMar>
+            <w:top w:w="0" w:type="dxa"/>
+            <w:left w:w="108" w:type="dxa"/>
+            <w:bottom w:w="0" w:type="dxa"/>
+            <w:right w:w="108" w:type="dxa"/>
+          </w:tblCellMar>
+        </w:tblPrEx>
+        <w:trPr>
+          <w:jc w:val="center"/>
+        </w:trPr>
+        <w:tc>
+          <w:tcPr>
+            <w:tcW w:w="1304" w:type="dxa"/>
+            <w:tcMar>
+              <w:top w:w="90" w:type="dxa"/>
+              <w:left w:w="100" w:type="dxa"/>
+              <w:bottom w:w="90" w:type="dxa"/>
+              <w:right w:w="100" w:type="dxa"/>
+            </w:tcMar>
+            <w:vAlign w:val="center"/>
+          </w:tcPr>
+          <w:p>
+            <w:pPr>
+              <w:spacing w:after="0" w:line="252" w:lineRule="auto"/>
+              <w:jc w:val="center"/>
+            </w:pPr>
+            <w:r>
+              <w:rPr>
+                <w:rFonts w:eastAsia="Times New Roman"/>
+                <w:color w:val="000000"/>
+                <w:sz w:val="22"/>
+              </w:rPr>
+              <w:t>E4</w:t>
+            </w:r>
+          </w:p>
+        </w:tc>
+        <w:tc>
+          <w:tcPr>
+            <w:tcW w:w="3685" w:type="dxa"/>
+            <w:tcMar>
+              <w:top w:w="90" w:type="dxa"/>
+              <w:left w:w="100" w:type="dxa"/>
+              <w:bottom w:w="90" w:type="dxa"/>
+              <w:right w:w="100" w:type="dxa"/>
+            </w:tcMar>
+            <w:vAlign w:val="center"/>
+          </w:tcPr>
+          <w:p>
+            <w:pPr>
+              <w:spacing w:after="0" w:line="252" w:lineRule="auto"/>
+              <w:jc w:val="left"/>
+            </w:pPr>
+            <w:r>
+              <w:rPr>
+                <w:rFonts w:eastAsia="Times New Roman"/>
+                <w:color w:val="000000"/>
+                <w:sz w:val="22"/>
+              </w:rPr>
+              <w:t>Experiment 4</w:t>
+            </w:r>
+          </w:p>
+        </w:tc>
+        <w:tc>
+          <w:tcPr>
+            <w:tcW w:w="4195" w:type="dxa"/>
+            <w:tcMar>
+              <w:top w:w="90" w:type="dxa"/>
+              <w:left w:w="100" w:type="dxa"/>
+              <w:bottom w:w="90" w:type="dxa"/>
+              <w:right w:w="100" w:type="dxa"/>
+            </w:tcMar>
+            <w:vAlign w:val="center"/>
+          </w:tcPr>
+          <w:p>
+            <w:pPr>
+              <w:spacing w:after="0" w:line="252" w:lineRule="auto"/>
+              <w:jc w:val="left"/>
+            </w:pPr>
+            <w:r>
+              <w:rPr>
+                <w:rFonts w:eastAsia="Times New Roman"/>
+                <w:color w:val="000000"/>
+                <w:sz w:val="22"/>
+              </w:rPr>
+              <w:t>Spark A1 theo API (RDD/DataFrame), định dạng (CSV/Parquet), số core, số partition</w:t>
+            </w:r>
+          </w:p>
+        </w:tc>
+      </w:tr>
+      <w:tr>
+        <w:tblPrEx>
+          <w:tblBorders>
+            <w:top w:val="single" w:color="B7B7B7" w:sz="6" w:space="0"/>
+            <w:left w:val="single" w:color="B7B7B7" w:sz="6" w:space="0"/>
+            <w:bottom w:val="single" w:color="B7B7B7" w:sz="6" w:space="0"/>
+            <w:right w:val="single" w:color="B7B7B7" w:sz="6" w:space="0"/>
+            <w:insideH w:val="single" w:color="B7B7B7" w:sz="6" w:space="0"/>
+            <w:insideV w:val="single" w:color="B7B7B7" w:sz="6" w:space="0"/>
+          </w:tblBorders>
+          <w:tblCellMar>
+            <w:top w:w="0" w:type="dxa"/>
+            <w:left w:w="108" w:type="dxa"/>
+            <w:bottom w:w="0" w:type="dxa"/>
+            <w:right w:w="108" w:type="dxa"/>
+          </w:tblCellMar>
+        </w:tblPrEx>
+        <w:trPr>
+          <w:jc w:val="center"/>
+        </w:trPr>
+        <w:tc>
+          <w:tcPr>
+            <w:tcW w:w="1304" w:type="dxa"/>
+            <w:tcMar>
+              <w:top w:w="90" w:type="dxa"/>
+              <w:left w:w="100" w:type="dxa"/>
+              <w:bottom w:w="90" w:type="dxa"/>
+              <w:right w:w="100" w:type="dxa"/>
+            </w:tcMar>
+            <w:vAlign w:val="center"/>
+          </w:tcPr>
+          <w:p>
+            <w:pPr>
+              <w:spacing w:after="0" w:line="252" w:lineRule="auto"/>
+              <w:jc w:val="center"/>
+            </w:pPr>
+            <w:r>
+              <w:rPr>
+                <w:rFonts w:eastAsia="Times New Roman"/>
+                <w:color w:val="000000"/>
+                <w:sz w:val="22"/>
+              </w:rPr>
+              <w:t>E5</w:t>
+            </w:r>
+          </w:p>
+        </w:tc>
+        <w:tc>
+          <w:tcPr>
+            <w:tcW w:w="3685" w:type="dxa"/>
+            <w:tcMar>
+              <w:top w:w="90" w:type="dxa"/>
+              <w:left w:w="100" w:type="dxa"/>
+              <w:bottom w:w="90" w:type="dxa"/>
+              <w:right w:w="100" w:type="dxa"/>
+            </w:tcMar>
+            <w:vAlign w:val="center"/>
+          </w:tcPr>
+          <w:p>
+            <w:pPr>
+              <w:spacing w:after="0" w:line="252" w:lineRule="auto"/>
+              <w:jc w:val="left"/>
+            </w:pPr>
+            <w:r>
+              <w:rPr>
+                <w:rFonts w:eastAsia="Times New Roman"/>
+                <w:color w:val="000000"/>
+                <w:sz w:val="22"/>
+              </w:rPr>
+              <w:t>Experiment 5</w:t>
+            </w:r>
+          </w:p>
+        </w:tc>
+        <w:tc>
+          <w:tcPr>
+            <w:tcW w:w="4195" w:type="dxa"/>
+            <w:tcMar>
+              <w:top w:w="90" w:type="dxa"/>
+              <w:left w:w="100" w:type="dxa"/>
+              <w:bottom w:w="90" w:type="dxa"/>
+              <w:right w:w="100" w:type="dxa"/>
+            </w:tcMar>
+            <w:vAlign w:val="center"/>
+          </w:tcPr>
+          <w:p>
+            <w:pPr>
+              <w:spacing w:after="0" w:line="252" w:lineRule="auto"/>
+              <w:jc w:val="left"/>
+            </w:pPr>
+            <w:r>
+              <w:rPr>
+                <w:rFonts w:eastAsia="Times New Roman"/>
+                <w:color w:val="000000"/>
+                <w:sz w:val="22"/>
+              </w:rPr>
+              <w:t>MapReduce và Spark trên cùng bài toán A1</w:t>
+            </w:r>
+          </w:p>
+        </w:tc>
+      </w:tr>
+      <w:tr>
+        <w:tblPrEx>
+          <w:tblBorders>
+            <w:top w:val="single" w:color="B7B7B7" w:sz="6" w:space="0"/>
+            <w:left w:val="single" w:color="B7B7B7" w:sz="6" w:space="0"/>
+            <w:bottom w:val="single" w:color="B7B7B7" w:sz="6" w:space="0"/>
+            <w:right w:val="single" w:color="B7B7B7" w:sz="6" w:space="0"/>
+            <w:insideH w:val="single" w:color="B7B7B7" w:sz="6" w:space="0"/>
+            <w:insideV w:val="single" w:color="B7B7B7" w:sz="6" w:space="0"/>
+          </w:tblBorders>
+          <w:tblCellMar>
+            <w:top w:w="0" w:type="dxa"/>
+            <w:left w:w="108" w:type="dxa"/>
+            <w:bottom w:w="0" w:type="dxa"/>
+            <w:right w:w="108" w:type="dxa"/>
+          </w:tblCellMar>
+        </w:tblPrEx>
+        <w:trPr>
+          <w:jc w:val="center"/>
+        </w:trPr>
+        <w:tc>
+          <w:tcPr>
+            <w:tcW w:w="1304" w:type="dxa"/>
+            <w:tcMar>
+              <w:top w:w="90" w:type="dxa"/>
+              <w:left w:w="100" w:type="dxa"/>
+              <w:bottom w:w="90" w:type="dxa"/>
+              <w:right w:w="100" w:type="dxa"/>
+            </w:tcMar>
+            <w:vAlign w:val="center"/>
+          </w:tcPr>
+          <w:p>
+            <w:pPr>
+              <w:spacing w:after="0" w:line="252" w:lineRule="auto"/>
+              <w:jc w:val="center"/>
+            </w:pPr>
+            <w:r>
+              <w:rPr>
+                <w:rFonts w:eastAsia="Times New Roman"/>
+                <w:color w:val="000000"/>
+                <w:sz w:val="22"/>
+              </w:rPr>
+              <w:t>E6</w:t>
+            </w:r>
+          </w:p>
+        </w:tc>
+        <w:tc>
+          <w:tcPr>
+            <w:tcW w:w="3685" w:type="dxa"/>
+            <w:tcMar>
+              <w:top w:w="90" w:type="dxa"/>
+              <w:left w:w="100" w:type="dxa"/>
+              <w:bottom w:w="90" w:type="dxa"/>
+              <w:right w:w="100" w:type="dxa"/>
+            </w:tcMar>
+            <w:vAlign w:val="center"/>
+          </w:tcPr>
+          <w:p>
+            <w:pPr>
+              <w:spacing w:after="0" w:line="252" w:lineRule="auto"/>
+              <w:jc w:val="left"/>
+            </w:pPr>
+            <w:r>
+              <w:rPr>
+                <w:rFonts w:eastAsia="Times New Roman"/>
+                <w:color w:val="000000"/>
+                <w:sz w:val="22"/>
+              </w:rPr>
+              <w:t>Experiment 6</w:t>
+            </w:r>
+          </w:p>
+        </w:tc>
+        <w:tc>
+          <w:tcPr>
+            <w:tcW w:w="4195" w:type="dxa"/>
+            <w:tcMar>
+              <w:top w:w="90" w:type="dxa"/>
+              <w:left w:w="100" w:type="dxa"/>
+              <w:bottom w:w="90" w:type="dxa"/>
+              <w:right w:w="100" w:type="dxa"/>
+            </w:tcMar>
+            <w:vAlign w:val="center"/>
+          </w:tcPr>
+          <w:p>
+            <w:pPr>
+              <w:spacing w:after="0" w:line="252" w:lineRule="auto"/>
+              <w:jc w:val="left"/>
+            </w:pPr>
+            <w:r>
+              <w:rPr>
+                <w:rFonts w:eastAsia="Times New Roman"/>
+                <w:color w:val="000000"/>
+                <w:sz w:val="22"/>
+              </w:rPr>
+              <w:t>Thời gian khi tăng kích thước dữ liệu D1 → D2 → D3</w:t>
+            </w:r>
+          </w:p>
+        </w:tc>
+      </w:tr>
+      <w:tr>
+        <w:tblPrEx>
+          <w:tblBorders>
+            <w:top w:val="single" w:color="B7B7B7" w:sz="6" w:space="0"/>
+            <w:left w:val="single" w:color="B7B7B7" w:sz="6" w:space="0"/>
+            <w:bottom w:val="single" w:color="B7B7B7" w:sz="6" w:space="0"/>
+            <w:right w:val="single" w:color="B7B7B7" w:sz="6" w:space="0"/>
+            <w:insideH w:val="single" w:color="B7B7B7" w:sz="6" w:space="0"/>
+            <w:insideV w:val="single" w:color="B7B7B7" w:sz="6" w:space="0"/>
+          </w:tblBorders>
+          <w:tblCellMar>
+            <w:top w:w="0" w:type="dxa"/>
+            <w:left w:w="108" w:type="dxa"/>
+            <w:bottom w:w="0" w:type="dxa"/>
+            <w:right w:w="108" w:type="dxa"/>
+          </w:tblCellMar>
+        </w:tblPrEx>
+        <w:trPr>
+          <w:jc w:val="center"/>
+        </w:trPr>
+        <w:tc>
+          <w:tcPr>
+            <w:tcW w:w="1304" w:type="dxa"/>
+            <w:tcMar>
+              <w:top w:w="90" w:type="dxa"/>
+              <w:left w:w="100" w:type="dxa"/>
+              <w:bottom w:w="90" w:type="dxa"/>
+              <w:right w:w="100" w:type="dxa"/>
+            </w:tcMar>
+            <w:vAlign w:val="center"/>
+          </w:tcPr>
+          <w:p>
+            <w:pPr>
+              <w:spacing w:after="0" w:line="252" w:lineRule="auto"/>
+              <w:jc w:val="center"/>
+            </w:pPr>
+            <w:r>
+              <w:rPr>
+                <w:rFonts w:eastAsia="Times New Roman"/>
+                <w:color w:val="000000"/>
+                <w:sz w:val="22"/>
+              </w:rPr>
+              <w:t>E7</w:t>
+            </w:r>
+          </w:p>
+        </w:tc>
+        <w:tc>
+          <w:tcPr>
+            <w:tcW w:w="3685" w:type="dxa"/>
+            <w:tcMar>
+              <w:top w:w="90" w:type="dxa"/>
+              <w:left w:w="100" w:type="dxa"/>
+              <w:bottom w:w="90" w:type="dxa"/>
+              <w:right w:w="100" w:type="dxa"/>
+            </w:tcMar>
+            <w:vAlign w:val="center"/>
+          </w:tcPr>
+          <w:p>
+            <w:pPr>
+              <w:spacing w:after="0" w:line="252" w:lineRule="auto"/>
+              <w:jc w:val="left"/>
+            </w:pPr>
+            <w:r>
+              <w:rPr>
+                <w:rFonts w:eastAsia="Times New Roman"/>
+                <w:color w:val="000000"/>
+                <w:sz w:val="22"/>
+              </w:rPr>
+              <w:t>Experiment 7</w:t>
+            </w:r>
+          </w:p>
+        </w:tc>
+        <w:tc>
+          <w:tcPr>
+            <w:tcW w:w="4195" w:type="dxa"/>
+            <w:tcMar>
+              <w:top w:w="90" w:type="dxa"/>
+              <w:left w:w="100" w:type="dxa"/>
+              <w:bottom w:w="90" w:type="dxa"/>
+              <w:right w:w="100" w:type="dxa"/>
+            </w:tcMar>
+            <w:vAlign w:val="center"/>
+          </w:tcPr>
+          <w:p>
+            <w:pPr>
+              <w:spacing w:after="0" w:line="252" w:lineRule="auto"/>
+              <w:jc w:val="left"/>
+            </w:pPr>
+            <w:r>
+              <w:rPr>
+                <w:rFonts w:eastAsia="Times New Roman"/>
+                <w:color w:val="000000"/>
+                <w:sz w:val="22"/>
+              </w:rPr>
+              <w:t>K-Means lặp có và không có cache</w:t>
+            </w:r>
+          </w:p>
+        </w:tc>
+      </w:tr>
+      <w:tr>
+        <w:tblPrEx>
+          <w:tblBorders>
+            <w:top w:val="single" w:color="B7B7B7" w:sz="6" w:space="0"/>
+            <w:left w:val="single" w:color="B7B7B7" w:sz="6" w:space="0"/>
+            <w:bottom w:val="single" w:color="B7B7B7" w:sz="6" w:space="0"/>
+            <w:right w:val="single" w:color="B7B7B7" w:sz="6" w:space="0"/>
+            <w:insideH w:val="single" w:color="B7B7B7" w:sz="6" w:space="0"/>
+            <w:insideV w:val="single" w:color="B7B7B7" w:sz="6" w:space="0"/>
+          </w:tblBorders>
+          <w:tblCellMar>
+            <w:top w:w="0" w:type="dxa"/>
+            <w:left w:w="108" w:type="dxa"/>
+            <w:bottom w:w="0" w:type="dxa"/>
+            <w:right w:w="108" w:type="dxa"/>
+          </w:tblCellMar>
+        </w:tblPrEx>
+        <w:trPr>
+          <w:jc w:val="center"/>
+        </w:trPr>
+        <w:tc>
+          <w:tcPr>
+            <w:tcW w:w="1304" w:type="dxa"/>
+            <w:tcMar>
+              <w:top w:w="90" w:type="dxa"/>
+              <w:left w:w="100" w:type="dxa"/>
+              <w:bottom w:w="90" w:type="dxa"/>
+              <w:right w:w="100" w:type="dxa"/>
+            </w:tcMar>
+            <w:vAlign w:val="center"/>
+          </w:tcPr>
+          <w:p>
+            <w:pPr>
+              <w:spacing w:after="0" w:line="252" w:lineRule="auto"/>
+              <w:jc w:val="center"/>
+            </w:pPr>
+            <w:r>
+              <w:rPr>
+                <w:rFonts w:eastAsia="Times New Roman"/>
+                <w:color w:val="000000"/>
+                <w:sz w:val="22"/>
+              </w:rPr>
+              <w:t>dk0–dk3</w:t>
+            </w:r>
+          </w:p>
+        </w:tc>
+        <w:tc>
+          <w:tcPr>
+            <w:tcW w:w="3685" w:type="dxa"/>
+            <w:tcMar>
+              <w:top w:w="90" w:type="dxa"/>
+              <w:left w:w="100" w:type="dxa"/>
+              <w:bottom w:w="90" w:type="dxa"/>
+              <w:right w:w="100" w:type="dxa"/>
+            </w:tcMar>
+            <w:vAlign w:val="center"/>
+          </w:tcPr>
+          <w:p>
+            <w:pPr>
+              <w:spacing w:after="0" w:line="252" w:lineRule="auto"/>
+              <w:jc w:val="left"/>
+            </w:pPr>
+            <w:r>
+              <w:rPr>
+                <w:rFonts w:eastAsia="Times New Roman"/>
+                <w:color w:val="000000"/>
+                <w:sz w:val="22"/>
+              </w:rPr>
+              <w:t>Docker run tag</w:t>
+            </w:r>
+          </w:p>
+        </w:tc>
+        <w:tc>
+          <w:tcPr>
+            <w:tcW w:w="4195" w:type="dxa"/>
+            <w:tcMar>
+              <w:top w:w="90" w:type="dxa"/>
+              <w:left w:w="100" w:type="dxa"/>
+              <w:bottom w:w="90" w:type="dxa"/>
+              <w:right w:w="100" w:type="dxa"/>
+            </w:tcMar>
+            <w:vAlign w:val="center"/>
+          </w:tcPr>
+          <w:p>
+            <w:pPr>
+              <w:spacing w:after="0" w:line="252" w:lineRule="auto"/>
+              <w:jc w:val="left"/>
+            </w:pPr>
+            <w:r>
+              <w:rPr>
+                <w:rFonts w:eastAsia="Times New Roman"/>
+                <w:color w:val="000000"/>
+                <w:sz w:val="22"/>
+              </w:rPr>
+              <w:t>Tên các lần chạy trong đợt Docker: dk0 = dữ liệu 7 dòng, dk1/dk2/dk3 = D1/D2/D3</w:t>
+            </w:r>
+          </w:p>
+        </w:tc>
+      </w:tr>
+      <w:tr>
+        <w:tblPrEx>
+          <w:tblBorders>
+            <w:top w:val="single" w:color="B7B7B7" w:sz="6" w:space="0"/>
+            <w:left w:val="single" w:color="B7B7B7" w:sz="6" w:space="0"/>
+            <w:bottom w:val="single" w:color="B7B7B7" w:sz="6" w:space="0"/>
+            <w:right w:val="single" w:color="B7B7B7" w:sz="6" w:space="0"/>
+            <w:insideH w:val="single" w:color="B7B7B7" w:sz="6" w:space="0"/>
+            <w:insideV w:val="single" w:color="B7B7B7" w:sz="6" w:space="0"/>
+          </w:tblBorders>
+          <w:tblCellMar>
+            <w:top w:w="0" w:type="dxa"/>
+            <w:left w:w="108" w:type="dxa"/>
+            <w:bottom w:w="0" w:type="dxa"/>
+            <w:right w:w="108" w:type="dxa"/>
+          </w:tblCellMar>
+        </w:tblPrEx>
+        <w:trPr>
+          <w:jc w:val="center"/>
+        </w:trPr>
+        <w:tc>
+          <w:tcPr>
+            <w:tcW w:w="1304" w:type="dxa"/>
+            <w:tcMar>
+              <w:top w:w="90" w:type="dxa"/>
+              <w:left w:w="100" w:type="dxa"/>
+              <w:bottom w:w="90" w:type="dxa"/>
+              <w:right w:w="100" w:type="dxa"/>
+            </w:tcMar>
+            <w:vAlign w:val="center"/>
+          </w:tcPr>
+          <w:p>
+            <w:pPr>
+              <w:spacing w:after="0" w:line="252" w:lineRule="auto"/>
+              <w:jc w:val="center"/>
+            </w:pPr>
+            <w:r>
+              <w:rPr>
+                <w:rFonts w:eastAsia="Times New Roman"/>
+                <w:color w:val="000000"/>
+                <w:sz w:val="22"/>
+              </w:rPr>
+              <w:t>run_id</w:t>
+            </w:r>
+          </w:p>
+        </w:tc>
+        <w:tc>
+          <w:tcPr>
+            <w:tcW w:w="3685" w:type="dxa"/>
+            <w:tcMar>
+              <w:top w:w="90" w:type="dxa"/>
+              <w:left w:w="100" w:type="dxa"/>
+              <w:bottom w:w="90" w:type="dxa"/>
+              <w:right w:w="100" w:type="dxa"/>
+            </w:tcMar>
+            <w:vAlign w:val="center"/>
+          </w:tcPr>
+          <w:p>
+            <w:pPr>
+              <w:spacing w:after="0" w:line="252" w:lineRule="auto"/>
+              <w:jc w:val="left"/>
+            </w:pPr>
+            <w:r>
+              <w:rPr>
+                <w:rFonts w:eastAsia="Times New Roman"/>
+                <w:color w:val="000000"/>
+                <w:sz w:val="22"/>
+              </w:rPr>
+              <w:t>Run identifier</w:t>
+            </w:r>
+          </w:p>
+        </w:tc>
+        <w:tc>
+          <w:tcPr>
+            <w:tcW w:w="4195" w:type="dxa"/>
+            <w:tcMar>
+              <w:top w:w="90" w:type="dxa"/>
+              <w:left w:w="100" w:type="dxa"/>
+              <w:bottom w:w="90" w:type="dxa"/>
+              <w:right w:w="100" w:type="dxa"/>
+            </w:tcMar>
+            <w:vAlign w:val="center"/>
+          </w:tcPr>
+          <w:p>
+            <w:pPr>
+              <w:spacing w:after="0" w:line="252" w:lineRule="auto"/>
+              <w:jc w:val="left"/>
+            </w:pPr>
+            <w:r>
+              <w:rPr>
+                <w:rFonts w:eastAsia="Times New Roman"/>
+                <w:color w:val="000000"/>
+                <w:sz w:val="22"/>
+              </w:rPr>
+              <w:t>Mã một lần chạy = thời điểm (UTC) + git sha + tag, ví dụ 20261008-185303-97bb8c2-dk3</w:t>
+            </w:r>
+          </w:p>
+        </w:tc>
+      </w:tr>
+      <w:tr>
+        <w:tblPrEx>
+          <w:tblBorders>
+            <w:top w:val="single" w:color="B7B7B7" w:sz="6" w:space="0"/>
+            <w:left w:val="single" w:color="B7B7B7" w:sz="6" w:space="0"/>
+            <w:bottom w:val="single" w:color="B7B7B7" w:sz="6" w:space="0"/>
+            <w:right w:val="single" w:color="B7B7B7" w:sz="6" w:space="0"/>
+            <w:insideH w:val="single" w:color="B7B7B7" w:sz="6" w:space="0"/>
+            <w:insideV w:val="single" w:color="B7B7B7" w:sz="6" w:space="0"/>
+          </w:tblBorders>
+          <w:tblCellMar>
+            <w:top w:w="0" w:type="dxa"/>
+            <w:left w:w="108" w:type="dxa"/>
+            <w:bottom w:w="0" w:type="dxa"/>
+            <w:right w:w="108" w:type="dxa"/>
+          </w:tblCellMar>
+        </w:tblPrEx>
+        <w:trPr>
+          <w:jc w:val="center"/>
+        </w:trPr>
+        <w:tc>
+          <w:tcPr>
+            <w:tcW w:w="1304" w:type="dxa"/>
+            <w:tcMar>
+              <w:top w:w="90" w:type="dxa"/>
+              <w:left w:w="100" w:type="dxa"/>
+              <w:bottom w:w="90" w:type="dxa"/>
+              <w:right w:w="100" w:type="dxa"/>
+            </w:tcMar>
+            <w:vAlign w:val="center"/>
+          </w:tcPr>
+          <w:p>
+            <w:pPr>
+              <w:spacing w:after="0" w:line="252" w:lineRule="auto"/>
+              <w:jc w:val="center"/>
+            </w:pPr>
+            <w:r>
+              <w:rPr>
+                <w:rFonts w:eastAsia="Times New Roman"/>
+                <w:color w:val="000000"/>
+                <w:sz w:val="22"/>
+              </w:rPr>
+              <w:t>t0</w:t>
+            </w:r>
+          </w:p>
+        </w:tc>
+        <w:tc>
+          <w:tcPr>
+            <w:tcW w:w="3685" w:type="dxa"/>
+            <w:tcMar>
+              <w:top w:w="90" w:type="dxa"/>
+              <w:left w:w="100" w:type="dxa"/>
+              <w:bottom w:w="90" w:type="dxa"/>
+              <w:right w:w="100" w:type="dxa"/>
+            </w:tcMar>
+            <w:vAlign w:val="center"/>
+          </w:tcPr>
+          <w:p>
+            <w:pPr>
+              <w:spacing w:after="0" w:line="252" w:lineRule="auto"/>
+              <w:jc w:val="left"/>
+            </w:pPr>
+            <w:r>
+              <w:rPr>
+                <w:rFonts w:eastAsia="Times New Roman"/>
+                <w:color w:val="000000"/>
+                <w:sz w:val="22"/>
+              </w:rPr>
+              <w:t>Cut-off time</w:t>
+            </w:r>
+          </w:p>
+        </w:tc>
+        <w:tc>
+          <w:tcPr>
+            <w:tcW w:w="4195" w:type="dxa"/>
+            <w:tcMar>
+              <w:top w:w="90" w:type="dxa"/>
+              <w:left w:w="100" w:type="dxa"/>
+              <w:bottom w:w="90" w:type="dxa"/>
+              <w:right w:w="100" w:type="dxa"/>
+            </w:tcMar>
+            <w:vAlign w:val="center"/>
+          </w:tcPr>
+          <w:p>
+            <w:pPr>
+              <w:spacing w:after="0" w:line="252" w:lineRule="auto"/>
+              <w:jc w:val="left"/>
+            </w:pPr>
+            <w:r>
+              <w:rPr>
+                <w:rFonts w:eastAsia="Times New Roman"/>
+                <w:color w:val="000000"/>
+                <w:sz w:val="22"/>
+              </w:rPr>
+              <w:t>Mốc thời gian chia đặc trưng (trước t0) và nhãn (7 ngày sau t0) của KNN</w:t>
             </w:r>
           </w:p>
         </w:tc>
@@ -24228,7 +27258,31 @@
           <w:rFonts w:eastAsia="Times New Roman"/>
           <w:color w:val="000000"/>
         </w:rPr>
-        <w:t>Mục này ghi lại các bước cài đặt và chạy toàn bộ dự án bằng Docker, đúng thứ tự đã thực hiện ngày 08–09/10/2026 trên laptop Windows 11 của nhóm. Trước khi bắt đầu, hai volume HDFS cũ được xoá và thư mục results/ được làm mới, nên các bước dưới đây đi từ trạng thái chưa có dữ liệu trên HDFS. Mọi lệnh được gõ trong terminal tích hợp của IntelliJ IDEA (PowerShell); hình terminal là ảnh chụp cửa sổ IntelliJ, cắt sát vùng output (dòng terminal lặp lại câu lệnh được bỏ đi vì lệnh đã in ngay phía trên mỗi hình); hình mã nguồn và cấu hình là ảnh chụp editor của IntelliJ. Giao diện web (NameNode, Spark UI, ứng dụng web) được chụp bằng trình duyệt Edge chạy ở chế độ headless. Văn bản gốc của từng hình terminal nằm trong reports/raw/ cùng tên tệp; log đầy đủ nằm ở results/ (không đưa lên Git). Thời gian trong các hình là một lần chạy để minh họa; số đo hiệu năng có lặp lại nằm ở mục 3.4.</w:t>
+        <w:t>Mục này trình bày quy trình cài đặt và chạy toàn bộ hệ thống bằng Docker, theo đúng thứ tự nhóm đã thực hiện trong hai ngày 08 và 09/10/2026 trên một máy tính xách tay Windows 11 (Intel i5-9300HF, 4 nhân/8 luồng, RAM 7,9 GB). Để các bước phản ánh một lần cài đặt từ đầu, trước khi bắt đầu nhóm đã xoá hai volume chứa dữ liệu HDFS của lần chạy trước và làm mới thư mục results/; vì vậy ở bước 4, HDFS khởi động khi chưa có dữ liệu nào.</w:t>
+      </w:r>
+    </w:p>
+    <w:p>
+      <w:pPr>
+        <w:pStyle w:val="28"/>
+      </w:pPr>
+      <w:r>
+        <w:rPr>
+          <w:rFonts w:eastAsia="Times New Roman"/>
+          <w:color w:val="000000"/>
+        </w:rPr>
+        <w:t>Mỗi bước gồm bốn phần: mục đích, cách thực hiện (kèm lệnh đã gõ), kết quả quan sát được và căn cứ. Căn cứ gồm hình chụp và tệp văn bản lưu nguyên văn lệnh cùng output trong reports/raw/. Lệnh được gõ trong cửa sổ terminal tích hợp của IntelliJ IDEA (PowerShell). Hình terminal là ảnh chụp cửa sổ IntelliJ, cắt sát vùng output; dòng terminal nhắc lại câu lệnh được lược bỏ vì câu lệnh đã in ngay phía trên hình. Hình mã nguồn và tệp cấu hình chụp từ trình soạn thảo của IntelliJ. Giao diện web (NameNode, Spark UI, ứng dụng web) được chụp bằng trình duyệt Microsoft Edge chạy ở chế độ không giao diện (headless). Với các bước chạy lâu (build image, nạp dữ liệu, lấy mẫu, MapReduce, Spark, notebook, benchmark), output được ghi vào tệp log trong results/ và hình chụp là lệnh lọc các dòng kết quả từ log đó ngay sau khi bước chạy xong, không phải ảnh chụp lúc lệnh đang chạy; log đầy đủ của các bước này được chép vào reports/raw/ hoặc docs/evidence/. Thời gian ghi trong mục này là của một lần chạy, chỉ để mô tả; số đo hiệu năng có lặp lại và thống kê trình bày ở mục 3.4.</w:t>
+      </w:r>
+    </w:p>
+    <w:p>
+      <w:pPr>
+        <w:pStyle w:val="28"/>
+      </w:pPr>
+      <w:r>
+        <w:rPr>
+          <w:rFonts w:eastAsia="Times New Roman"/>
+          <w:color w:val="000000"/>
+        </w:rPr>
+        <w:t>Hệ thống gồm sáu container khai báo trong compose.yaml (Bảng dưới). Container spark nối HDFS qua địa chỉ hdfs://namenode:8020 trong mạng nội bộ do Docker Compose tạo. DataNode được cấu hình quảng bá tên máy là localhost để các chương trình chạy trực tiếp trên Windows vẫn đọc được dữ liệu; với chương trình chạy trong container, tên này trỏ về chính container đó, nên container spark đặt biến HDFS_USE_DATANODE_HOSTNAME = false để kết nối DataNode bằng địa chỉ IP. Thư mục dự án trên máy được gắn (bind mount) vào /opt/project của container spark, nhờ đó log và kết quả do các job ghi ra nằm ngay trong thư mục dự án. Container spark và các tệp docker/spark/Dockerfile, scripts/spark-submit.sh, scripts/spark-pipeline.sh, scripts/spark_bench.py được nhóm bổ sung trong đợt này; trước đó Spark và notebook chạy trực tiếp trên Windows.</w:t>
       </w:r>
     </w:p>
     <w:p>
@@ -24477,7 +27531,7 @@
                 <w:color w:val="000000"/>
                 <w:sz w:val="21"/>
               </w:rPr>
-              <w:t>HDFS giả phân tán: 1 NameNode (RPC 8020, web 9870) và 1 DataNode; dữ liệu nằm trong volume hdfs-namenode, hdfs-datanode</w:t>
+              <w:t>HDFS giả phân tán: 1 NameNode (cổng RPC 8020, giao diện web 9870) và 1 DataNode; dữ liệu nằm trong hai volume Docker hdfs-namenode, hdfs-datanode</w:t>
             </w:r>
           </w:p>
         </w:tc>
@@ -24576,7 +27630,7 @@
                 <w:color w:val="000000"/>
                 <w:sz w:val="21"/>
               </w:rPr>
-              <w:t>MapReduce V1–V5 (LocalJobRunner), DatasetTool (preflight, lấy mẫu, profile), baseline Python, benchmark MapReduce</w:t>
+              <w:t>Chạy MapReduce V1–V5 bằng LocalJobRunner, công cụ DatasetTool (preflight, lấy mẫu, profile), baseline Python, benchmark MapReduce</w:t>
             </w:r>
           </w:p>
         </w:tc>
@@ -24649,7 +27703,7 @@
                 <w:color w:val="000000"/>
                 <w:sz w:val="21"/>
               </w:rPr>
-              <w:t>ptit-bigdata-spark:local: JDK 21, Spark 4.0.4 (PySpark), numpy, pandas, Jupyter nbconvert</w:t>
+              <w:t>ptit-bigdata-spark:local: JDK 21, Spark 4.0.4 (từ PySpark), numpy, pandas, Jupyter nbconvert</w:t>
             </w:r>
           </w:p>
         </w:tc>
@@ -24675,7 +27729,7 @@
                 <w:color w:val="000000"/>
                 <w:sz w:val="21"/>
               </w:rPr>
-              <w:t>Các job Spark Java A1–A8 và publish, notebook K-Means/KNN, benchmark Spark; Spark UI cổng 4040</w:t>
+              <w:t>Chạy các job Spark Java A1–A8 và publish, hai notebook K-Means/KNN, benchmark Spark; Spark UI ở cổng 4040</w:t>
             </w:r>
           </w:p>
         </w:tc>
@@ -24748,7 +27802,7 @@
                 <w:color w:val="000000"/>
                 <w:sz w:val="21"/>
               </w:rPr>
-              <w:t>Spring Boot 3.5.16 (JDK 21); React build tĩnh trên Nginx</w:t>
+              <w:t>Spring Boot 3.5.16 (JDK 21); React build tĩnh, phục vụ bằng Nginx</w:t>
             </w:r>
           </w:p>
         </w:tc>
@@ -24774,24 +27828,12 @@
                 <w:color w:val="000000"/>
                 <w:sz w:val="21"/>
               </w:rPr>
-              <w:t>Đọc serving run (chỉ đọc), API suy luận K-Means/KNN, giao diện cổng 8080</w:t>
+              <w:t>Đọc serving run ở chế độ chỉ đọc, cung cấp API suy luận K-Means/KNN và giao diện ở cổng 8080</w:t>
             </w:r>
           </w:p>
         </w:tc>
       </w:tr>
     </w:tbl>
-    <w:p>
-      <w:pPr>
-        <w:pStyle w:val="28"/>
-      </w:pPr>
-      <w:r>
-        <w:rPr>
-          <w:rFonts w:eastAsia="Times New Roman"/>
-          <w:color w:val="000000"/>
-        </w:rPr>
-        <w:t>Container spark nằm cùng mạng Compose với HDFS và đọc ghi qua hdfs://namenode:8020. DataNode khai báo hostname localhost để phục vụ client chạy trên máy host, nên trong container spark biến HDFS_USE_DATANODE_HOSTNAME = false buộc client nối DataNode bằng IP của container. Thư mục dự án được bind-mount vào /opt/project, nên log, results/ và docs/evidence/ do các job ghi ra nằm thẳng trên máy. Service spark là phần nhóm bổ sung trong đợt này (docker/spark/Dockerfile, scripts/spark-submit.sh, scripts/spark-pipeline.sh, scripts/spark_bench.py); trước đó Spark và notebook chạy trực tiếp trên Windows.</w:t>
-      </w:r>
-    </w:p>
     <w:p>
       <w:pPr>
         <w:keepNext/>
@@ -24950,7 +27992,7 @@
           <w:rFonts w:eastAsia="Times New Roman"/>
           <w:color w:val="000000"/>
         </w:rPr>
-        <w:t xml:space="preserve"> Trên máy chỉ cần Docker Desktop (kèm WSL2), Git và IntelliJ IDEA; JDK, Maven, Hadoop, Spark và Python đều nằm trong image.</w:t>
+        <w:t xml:space="preserve"> Xác nhận máy có đủ phần mềm nền. Trên Windows chỉ cần cài Docker Desktop (chạy trên WSL2), Git và IntelliJ IDEA; JDK, Maven, Hadoop, Spark và Python đều nằm sẵn trong các image Docker nên không phải cài riêng.</w:t>
       </w:r>
     </w:p>
     <w:p>
@@ -25010,7 +28052,27 @@
           <w:rFonts w:eastAsia="Times New Roman"/>
           <w:color w:val="000000"/>
         </w:rPr>
-        <w:t xml:space="preserve"> Docker 29.8.1, Compose v5.5.1, WSL 3.0.1.0; máy ảo Docker có 8 CPU logic và 6 216 351 744 byte RAM. Lệnh docker volume ls chỉ in tiêu đề: chưa có volume HDFS nào của dự án. Mã nguồn ở commit 97bb8c2 của nhánh feat/nguyennd, cộng các tệp Docker cho Spark bổ sung trong đợt này.</w:t>
+        <w:t xml:space="preserve"> Docker 29.8.1, Docker Compose v5.5.1, WSL 3.0.1.0, Git 2.55.0. Máy ảo của Docker được cấp 8 CPU logic và 6 216 351 744 byte RAM (khoảng 6,2 GB). Lệnh liệt kê volume chỉ in dòng tiêu đề, tức là chưa có volume HDFS nào của dự án. Mã nguồn đang ở commit 97bb8c2 của nhánh feat/nguyennd, cộng các tệp Docker cho Spark bổ sung trong đợt này.</w:t>
+      </w:r>
+    </w:p>
+    <w:p>
+      <w:pPr>
+        <w:pStyle w:val="28"/>
+      </w:pPr>
+      <w:r>
+        <w:rPr>
+          <w:rFonts w:eastAsia="Times New Roman"/>
+          <w:b/>
+          <w:color w:val="000000"/>
+        </w:rPr>
+        <w:t>Căn cứ.</w:t>
+      </w:r>
+      <w:r>
+        <w:rPr>
+          <w:rFonts w:eastAsia="Times New Roman"/>
+          <w:color w:val="000000"/>
+        </w:rPr>
+        <w:t xml:space="preserve"> hình dưới; reports/raw/d01-tools.txt.</w:t>
       </w:r>
     </w:p>
     <w:p>
@@ -25107,7 +28169,27 @@
           <w:rFonts w:eastAsia="Times New Roman"/>
           <w:color w:val="000000"/>
         </w:rPr>
-        <w:t xml:space="preserve"> Tải bộ dữ liệu “eCommerce behavior data from multi category store” [5] vào data/raw/ (thư mục nằm trong .gitignore). Tệp gốc không bị sửa: container namenode chỉ mount thư mục này ở chế độ chỉ đọc.</w:t>
+        <w:t xml:space="preserve"> Đặt tệp dữ liệu gốc vào đúng chỗ và xác nhận đây là bản đúng như đã ghi nhận trong docs/DATASET.md.</w:t>
+      </w:r>
+    </w:p>
+    <w:p>
+      <w:pPr>
+        <w:pStyle w:val="28"/>
+      </w:pPr>
+      <w:r>
+        <w:rPr>
+          <w:rFonts w:eastAsia="Times New Roman"/>
+          <w:b/>
+          <w:color w:val="000000"/>
+        </w:rPr>
+        <w:t>Cách thực hiện.</w:t>
+      </w:r>
+      <w:r>
+        <w:rPr>
+          <w:rFonts w:eastAsia="Times New Roman"/>
+          <w:color w:val="000000"/>
+        </w:rPr>
+        <w:t xml:space="preserve"> Tệp 2019-Oct.csv của bộ dữ liệu “eCommerce behavior data from multi category store” [5] được tải về thư mục data/raw/. Thư mục này nằm trong .gitignore nên không bị đưa lên Git, và chỉ được gắn vào container namenode ở chế độ chỉ đọc nên các bước sau không thể sửa tệp gốc. Kiểm tra bằng kích thước, mã băm SHA-256 và ba dòng đầu.</w:t>
       </w:r>
     </w:p>
     <w:p>
@@ -25167,7 +28249,27 @@
           <w:rFonts w:eastAsia="Times New Roman"/>
           <w:color w:val="000000"/>
         </w:rPr>
-        <w:t xml:space="preserve"> 2019-Oct.csv nặng 5 668 612 855 byte; mã SHA-256 fedd9384…b5b80 trùng giá trị ghi trong docs/DATASET.md; dòng đầu là header đúng chín cột như Bảng 2.</w:t>
+        <w:t xml:space="preserve"> Tệp nặng 5 668 612 855 byte; mã SHA-256 fedd9384…b5b80 trùng với giá trị ghi trong docs/DATASET.md; dòng đầu là tiêu đề đủ chín cột như Bảng 2.</w:t>
+      </w:r>
+    </w:p>
+    <w:p>
+      <w:pPr>
+        <w:pStyle w:val="28"/>
+      </w:pPr>
+      <w:r>
+        <w:rPr>
+          <w:rFonts w:eastAsia="Times New Roman"/>
+          <w:b/>
+          <w:color w:val="000000"/>
+        </w:rPr>
+        <w:t>Căn cứ.</w:t>
+      </w:r>
+      <w:r>
+        <w:rPr>
+          <w:rFonts w:eastAsia="Times New Roman"/>
+          <w:color w:val="000000"/>
+        </w:rPr>
+        <w:t xml:space="preserve"> hình dưới; reports/raw/d02-dataset.txt.</w:t>
       </w:r>
     </w:p>
     <w:p>
@@ -25264,7 +28366,7 @@
           <w:rFonts w:eastAsia="Times New Roman"/>
           <w:color w:val="000000"/>
         </w:rPr>
-        <w:t xml:space="preserve"> Image bigdata build jar MapReduce bằng JDK 11. Image spark cài PySpark 4.0.4 và các thư viện của notebook, build module bigdata bằng JDK 21 với profile spark và chạy toàn bộ test trong lúc build.</w:t>
+        <w:t xml:space="preserve"> Tạo hai image chứa chương trình đã biên dịch. Image bigdata biên dịch phần MapReduce bằng JDK 11. Image spark cài PySpark 4.0.4 (để có lệnh spark-submit) cùng các thư viện của notebook, biên dịch module bigdata bằng JDK 21 với profile spark và chạy toàn bộ test ngay trong lúc build; nếu một test lỗi, image không được tạo.</w:t>
       </w:r>
     </w:p>
     <w:p>
@@ -25304,7 +28406,47 @@
           <w:rFonts w:eastAsia="Times New Roman"/>
           <w:color w:val="000000"/>
         </w:rPr>
-        <w:t xml:space="preserve"> Profile spark chạy 25 test (gồm 7 test của SparkJobsTest), không có test lỗi, BUILD SUCCESS. Image spark 3,11 GB, image bigdata 1,07 GB. Lần build đầu tiên image spark dừng ở lỗi “Child module webapp/backend does not exist”: trên JDK 21, pom gốc tự bật profile webapp, mà module này không được chép vào image. Nhóm sửa docker/spark/Dockerfile để tắt profile đó (mvn -P '!webapp') rồi build lại; hình dưới là lần build thành công.</w:t>
+        <w:t xml:space="preserve"> Maven chạy 25 test (trong đó 7 test thuộc lớp SparkJobsTest), không có lỗi, báo BUILD SUCCESS. Image spark nặng 3,11 GB, image bigdata 1,07 GB. Lần build đầu tiên image spark dừng với lỗi “Child module webapp/backend does not exist”: khi biên dịch bằng JDK 21, tệp pom.xml gốc tự bật profile webapp và đòi module webapp/backend, trong khi image spark chỉ chép module bigdata. Nhóm sửa docker/spark/Dockerfile để tắt profile này (tham số -P '!webapp' của Maven) rồi build lại; hình dưới là lần build thành công.</w:t>
+      </w:r>
+    </w:p>
+    <w:p>
+      <w:pPr>
+        <w:pStyle w:val="28"/>
+      </w:pPr>
+      <w:r>
+        <w:rPr>
+          <w:rFonts w:eastAsia="Times New Roman"/>
+          <w:b/>
+          <w:color w:val="000000"/>
+        </w:rPr>
+        <w:t>Căn cứ.</w:t>
+      </w:r>
+      <w:r>
+        <w:rPr>
+          <w:rFonts w:eastAsia="Times New Roman"/>
+          <w:color w:val="000000"/>
+        </w:rPr>
+        <w:t xml:space="preserve"> hai hình dưới; reports/raw/d03-build.txt.</w:t>
+      </w:r>
+    </w:p>
+    <w:p>
+      <w:pPr>
+        <w:pStyle w:val="28"/>
+      </w:pPr>
+      <w:r>
+        <w:rPr>
+          <w:rFonts w:eastAsia="Times New Roman"/>
+          <w:b/>
+          <w:color w:val="000000"/>
+        </w:rPr>
+        <w:t>Giới hạn.</w:t>
+      </w:r>
+      <w:r>
+        <w:rPr>
+          <w:rFonts w:eastAsia="Times New Roman"/>
+          <w:color w:val="000000"/>
+        </w:rPr>
+        <w:t xml:space="preserve"> Lần build thành công dùng lại lớp cài PySpark và thư viện Python đã tải ở lần build đầu (bộ nhớ đệm của Docker), nên log của lần này không có dòng tải gói; phiên bản các gói được cố định trong notebooks/requirements.txt.</w:t>
       </w:r>
     </w:p>
     <w:p>
@@ -25465,7 +28607,27 @@
           <w:rFonts w:eastAsia="Times New Roman"/>
           <w:color w:val="000000"/>
         </w:rPr>
-        <w:t xml:space="preserve"> Chạy một cụm HDFS giả phân tán gồm một NameNode và một DataNode. Cấu hình nằm trong config/hadoop.env; image apache/hadoop chuyển mỗi biến FILE.XML_key=value thành một property trong core-site.xml hoặc hdfs-site.xml:</w:t>
+        <w:t xml:space="preserve"> Chạy một cụm HDFS giả phân tán gồm một NameNode và một DataNode trên cùng máy.</w:t>
+      </w:r>
+    </w:p>
+    <w:p>
+      <w:pPr>
+        <w:pStyle w:val="28"/>
+      </w:pPr>
+      <w:r>
+        <w:rPr>
+          <w:rFonts w:eastAsia="Times New Roman"/>
+          <w:b/>
+          <w:color w:val="000000"/>
+        </w:rPr>
+        <w:t>Cách thực hiện.</w:t>
+      </w:r>
+      <w:r>
+        <w:rPr>
+          <w:rFonts w:eastAsia="Times New Roman"/>
+          <w:color w:val="000000"/>
+        </w:rPr>
+        <w:t xml:space="preserve"> Cấu hình nằm trong config/hadoop.env. Image apache/hadoop chuyển mỗi biến dạng FILE.XML_khóa=giá_trị thành một thuộc tính trong core-site.xml hoặc hdfs-site.xml. Các giá trị chính:</w:t>
       </w:r>
     </w:p>
     <w:p>
@@ -25481,7 +28643,7 @@
         <w:pStyle w:val="29"/>
       </w:pPr>
       <w:r>
-        <w:t>dfs.replication = 1 vì chỉ có một DataNode; dfs.blocksize = 134217728 (128 MB).</w:t>
+        <w:t>dfs.replication = 1 vì cụm chỉ có một DataNode; dfs.blocksize = 134217728 byte (128 MB).</w:t>
       </w:r>
     </w:p>
     <w:p>
@@ -25489,7 +28651,7 @@
         <w:pStyle w:val="29"/>
       </w:pPr>
       <w:r>
-        <w:t>dfs.namenode.name.dir và dfs.datanode.data.dir trỏ vào /data trong container, gắn với volume Docker nên dữ liệu còn lại sau khi tắt container.</w:t>
+        <w:t>dfs.namenode.name.dir và dfs.datanode.data.dir trỏ vào /data trong container; thư mục này gắn với volume Docker nên dữ liệu không mất khi tắt container.</w:t>
       </w:r>
     </w:p>
     <w:p>
@@ -25497,7 +28659,7 @@
         <w:pStyle w:val="29"/>
       </w:pPr>
       <w:r>
-        <w:t>rpc-bind-host và http-bind-host = 0.0.0.0 để client trong mạng Compose và trên máy host đều kết nối được.</w:t>
+        <w:t>rpc-bind-host và http-bind-host = 0.0.0.0 để NameNode nhận kết nối từ mọi địa chỉ mạng của container.</w:t>
       </w:r>
     </w:p>
     <w:p>
@@ -25621,7 +28783,47 @@
           <w:rFonts w:eastAsia="Times New Roman"/>
           <w:color w:val="000000"/>
         </w:rPr>
-        <w:t xml:space="preserve"> Docker tạo hai volume, mạng và hai container; NameNode đạt trạng thái healthy rồi DataNode mới khởi động (depends_on). Vì volume còn trống, image tự format NameNode: log có dòng “Storage directory /data/namenode has been successfully formatted”. dfsadmin -report báo 1 DataNode live, 0 block thiếu; hdfs getconf xác nhận ba giá trị cấu hình ở trên. Các dòng chữ đỏ trong hình là tiến trình mà docker compose in ra stderr, không phải lỗi.</w:t>
+        <w:t xml:space="preserve"> Docker tạo hai volume, một mạng và hai container. Container DataNode chỉ khởi động sau khi NameNode qua bước kiểm tra sức khỏe (healthcheck: gọi được trang web cổng 9870), đúng thứ tự khai báo depends_on trong compose.yaml. Vì volume còn trống, NameNode được định dạng lần đầu: log có dòng “Storage directory /data/namenode has been successfully formatted”. Lệnh dfsadmin -report cho thấy 1 DataNode đang hoạt động và 0 block bị thiếu; hdfs getconf trả về đúng ba giá trị fs.defaultFS, dfs.replication và dfs.blocksize ở trên. Các dòng chữ đỏ trong hình đầu là thông báo tiến trình mà docker compose in ra luồng lỗi chuẩn (stderr), không phải lỗi.</w:t>
+      </w:r>
+    </w:p>
+    <w:p>
+      <w:pPr>
+        <w:pStyle w:val="28"/>
+      </w:pPr>
+      <w:r>
+        <w:rPr>
+          <w:rFonts w:eastAsia="Times New Roman"/>
+          <w:b/>
+          <w:color w:val="000000"/>
+        </w:rPr>
+        <w:t>Căn cứ.</w:t>
+      </w:r>
+      <w:r>
+        <w:rPr>
+          <w:rFonts w:eastAsia="Times New Roman"/>
+          <w:color w:val="000000"/>
+        </w:rPr>
+        <w:t xml:space="preserve"> hai hình terminal và hai hình giao diện NameNode dưới đây; reports/raw/d04-hdfs-start.txt, d05-hdfs-check.txt.</w:t>
+      </w:r>
+    </w:p>
+    <w:p>
+      <w:pPr>
+        <w:pStyle w:val="28"/>
+      </w:pPr>
+      <w:r>
+        <w:rPr>
+          <w:rFonts w:eastAsia="Times New Roman"/>
+          <w:b/>
+          <w:color w:val="000000"/>
+        </w:rPr>
+        <w:t>Giới hạn.</w:t>
+      </w:r>
+      <w:r>
+        <w:rPr>
+          <w:rFonts w:eastAsia="Times New Roman"/>
+          <w:color w:val="000000"/>
+        </w:rPr>
+        <w:t xml:space="preserve"> Cụm chỉ có một DataNode và hệ số nhân bản 1 nên không chịu được lỗi khi mất block; không cài YARN, nên MapReduce ở các bước sau chạy bằng LocalJobRunner trong một JVM thay vì được YARN phân phối lên nhiều máy. Cấu hình này đủ để dữ liệu thật sự đi qua HDFS nhưng không mô phỏng một cụm nhiều nút.</w:t>
       </w:r>
     </w:p>
     <w:p>
@@ -25684,7 +28886,7 @@
           <w:color w:val="000000"/>
           <w:sz w:val="22"/>
         </w:rPr>
-        <w:t>Hình 11. Khởi động HDFS lần đầu: tạo volume, container, NameNode healthy, safe mode tắt</w:t>
+        <w:t>Hình 11. Khởi động HDFS lần đầu: tạo volume, container, NameNode sẵn sàng, safe mode tắt</w:t>
       </w:r>
       <w:bookmarkEnd w:id="45"/>
     </w:p>
@@ -25748,7 +28950,7 @@
           <w:color w:val="000000"/>
           <w:sz w:val="22"/>
         </w:rPr>
-        <w:t>Hình 12. Kiểm tra cụm: NameNode đã format, 1 DataNode live, cấu hình đang chạy</w:t>
+        <w:t>Hình 12. Kiểm tra cụm: NameNode đã định dạng, 1 DataNode hoạt động, cấu hình đang chạy</w:t>
       </w:r>
       <w:bookmarkEnd w:id="46"/>
     </w:p>
@@ -25910,7 +29112,27 @@
           <w:rFonts w:eastAsia="Times New Roman"/>
           <w:color w:val="000000"/>
         </w:rPr>
-        <w:t xml:space="preserve"> Đưa tệp gốc vào vùng raw: /data/ecommerce/raw/. scripts/hdfs-ingest.sh chạy trong container namenode, dùng hdfs dfs -put. Script không bao giờ ghi đè: tệp đã có cùng kích thước thì bỏ qua (SKIP), khác kích thước thì dừng với lỗi; sau khi nạp, script kiểm tra lại kích thước và chạy fsck.</w:t>
+        <w:t xml:space="preserve"> Đưa tệp gốc vào vùng dữ liệu thô /data/ecommerce/raw/ trên HDFS.</w:t>
+      </w:r>
+    </w:p>
+    <w:p>
+      <w:pPr>
+        <w:pStyle w:val="28"/>
+      </w:pPr>
+      <w:r>
+        <w:rPr>
+          <w:rFonts w:eastAsia="Times New Roman"/>
+          <w:b/>
+          <w:color w:val="000000"/>
+        </w:rPr>
+        <w:t>Cách thực hiện.</w:t>
+      </w:r>
+      <w:r>
+        <w:rPr>
+          <w:rFonts w:eastAsia="Times New Roman"/>
+          <w:color w:val="000000"/>
+        </w:rPr>
+        <w:t xml:space="preserve"> scripts/hdfs-ingest.sh chạy trong container namenode và dùng lệnh hdfs dfs -put. Script không ghi đè: nếu trên HDFS đã có tệp cùng kích thước thì in SKIP và bỏ qua, nếu khác kích thước thì dừng với lỗi. Sau khi nạp, script so lại kích thước và chạy hdfs fsck để kiểm tra các block.</w:t>
       </w:r>
     </w:p>
     <w:p>
@@ -26014,7 +29236,27 @@
           <w:rFonts w:eastAsia="Times New Roman"/>
           <w:color w:val="000000"/>
         </w:rPr>
-        <w:t xml:space="preserve"> Nạp 5 668 612 855 byte mất 421 giây. fsck báo 43 block (trung bình 131 828 205 byte mỗi block), replication 1, trạng thái HEALTHY. Chạy lại lệnh nạp thì script báo SKIP.</w:t>
+        <w:t xml:space="preserve"> Nạp 5 668 612 855 byte mất 421 giây. fsck báo tệp được chia thành 43 block (trung bình 131 828 205 byte mỗi block, block cuối nhỏ hơn 128 MB), hệ số nhân bản 1, trạng thái HEALTHY. Chạy lại cùng lệnh nạp thì script in SKIP và không ghi đè.</w:t>
+      </w:r>
+    </w:p>
+    <w:p>
+      <w:pPr>
+        <w:pStyle w:val="28"/>
+      </w:pPr>
+      <w:r>
+        <w:rPr>
+          <w:rFonts w:eastAsia="Times New Roman"/>
+          <w:b/>
+          <w:color w:val="000000"/>
+        </w:rPr>
+        <w:t>Căn cứ.</w:t>
+      </w:r>
+      <w:r>
+        <w:rPr>
+          <w:rFonts w:eastAsia="Times New Roman"/>
+          <w:color w:val="000000"/>
+        </w:rPr>
+        <w:t xml:space="preserve"> hai hình dưới; reports/raw/d06-ingest.txt và log đầy đủ d06-ingest-full.log.</w:t>
       </w:r>
     </w:p>
     <w:p>
@@ -26160,6 +29402,46 @@
     </w:p>
     <w:p>
       <w:pPr>
+        <w:pStyle w:val="28"/>
+      </w:pPr>
+      <w:r>
+        <w:rPr>
+          <w:rFonts w:eastAsia="Times New Roman"/>
+          <w:b/>
+          <w:color w:val="000000"/>
+        </w:rPr>
+        <w:t>Mục đích.</w:t>
+      </w:r>
+      <w:r>
+        <w:rPr>
+          <w:rFonts w:eastAsia="Times New Roman"/>
+          <w:color w:val="000000"/>
+        </w:rPr>
+        <w:t xml:space="preserve"> Chạy toàn bộ test của phần MapReduce trước khi dùng chương trình trên dữ liệu thật.</w:t>
+      </w:r>
+    </w:p>
+    <w:p>
+      <w:pPr>
+        <w:pStyle w:val="28"/>
+      </w:pPr>
+      <w:r>
+        <w:rPr>
+          <w:rFonts w:eastAsia="Times New Roman"/>
+          <w:b/>
+          <w:color w:val="000000"/>
+        </w:rPr>
+        <w:t>Cách thực hiện.</w:t>
+      </w:r>
+      <w:r>
+        <w:rPr>
+          <w:rFonts w:eastAsia="Times New Roman"/>
+          <w:color w:val="000000"/>
+        </w:rPr>
+        <w:t xml:space="preserve"> Lệnh Maven với profile integration chạy cả unit test và integration test trong container bigdata (JDK 11). Integration test chạy job MapReduce thật bằng LocalJobRunner trên dữ liệu nhỏ do test tự tạo.</w:t>
+      </w:r>
+    </w:p>
+    <w:p>
+      <w:pPr>
         <w:shd w:val="clear" w:color="auto" w:fill="F3F3F3"/>
         <w:spacing w:after="0" w:line="240" w:lineRule="auto"/>
         <w:ind w:left="567" w:right="283"/>
@@ -26195,7 +29477,27 @@
           <w:rFonts w:eastAsia="Times New Roman"/>
           <w:color w:val="000000"/>
         </w:rPr>
-        <w:t xml:space="preserve"> 18 unit test và 6 integration test đều đạt trong 57,5 giây. Integration test chạy job MapReduce thật bằng LocalJobRunner: VariantsIT so cả năm phương án với kết quả tính tay trên dữ liệu bị chia thành nhiều split; RecordReductionIT kiểm tra số bản ghi map phát ra; JobFailureIT kiểm tra đường lỗi; DatasetToolIT kiểm tra công cụ preflight và lấy mẫu.</w:t>
+        <w:t xml:space="preserve"> 18 unit test và 6 integration test đều đạt, tổng thời gian 57,5 giây. Sáu integration test gồm: VariantsIT (2 test) so năm phương án V1–V5 với kết quả tính tay khi dữ liệu bị chia thành nhiều split, và kiểm tra trường hợp không có lượt mua nào; RecordReductionIT (1 test) kiểm tra các phương án tối ưu làm giảm số bản ghi mà không đổi kết quả hay số job; JobFailureIT (2 test) kiểm tra chương trình từ chối input bị thay đổi, từ chối ghi đè output đã có và báo lỗi khi gặp dòng CSV sai; DatasetToolIT (1 test) kiểm tra việc lấy mẫu là tất định và giữ dòng tiêu đề.</w:t>
+      </w:r>
+    </w:p>
+    <w:p>
+      <w:pPr>
+        <w:pStyle w:val="28"/>
+      </w:pPr>
+      <w:r>
+        <w:rPr>
+          <w:rFonts w:eastAsia="Times New Roman"/>
+          <w:b/>
+          <w:color w:val="000000"/>
+        </w:rPr>
+        <w:t>Căn cứ.</w:t>
+      </w:r>
+      <w:r>
+        <w:rPr>
+          <w:rFonts w:eastAsia="Times New Roman"/>
+          <w:color w:val="000000"/>
+        </w:rPr>
+        <w:t xml:space="preserve"> hai hình dưới; reports/raw/d07-mr-tests.txt.</w:t>
       </w:r>
     </w:p>
     <w:p>
@@ -26355,7 +29657,7 @@
           <w:rFonts w:eastAsia="Times New Roman"/>
           <w:color w:val="000000"/>
         </w:rPr>
-        <w:t>Năm test Python của công cụ benchmark (tính trung vị, bỏ lần khởi động, không coi chi phí profile thiếu là 0, kiểm tra nguồn gốc profile, sinh workload tất định) đều đạt.</w:t>
+        <w:t>Năm test Python của công cụ đo hiệu năng đều đạt. Các test kiểm tra: lần chạy lỗi và lần chạy khởi động không được tính vào kết quả, trung vị chỉ tính trên các lần chạy hoàn chỉnh, chi phí profile chưa đo không bị ghi thành 0, số đo profile phải khớp đúng dữ liệu đầu vào, và bộ sinh dữ liệu synthetic cho kết quả tất định (reports/raw/d24-python-tests.txt).</w:t>
       </w:r>
     </w:p>
     <w:p>
@@ -26452,7 +29754,7 @@
           <w:rFonts w:eastAsia="Times New Roman"/>
           <w:color w:val="000000"/>
         </w:rPr>
-        <w:t xml:space="preserve"> Kiểm tra cả chuỗi HDFS → MapReduce → output trên dữ liệu mà người xem tự tính được kết quả. Tệp fixture có 6 dòng purchase và 1 dòng view giá 99.</w:t>
+        <w:t xml:space="preserve"> Chạy toàn bộ chuỗi HDFS → MapReduce → output trên một tệp nhỏ mà người đọc tự tính được kết quả, để đối chiếu bằng tay. Tệp gồm 6 dòng purchase thuộc hai danh mục và 1 dòng view giá 99.</w:t>
       </w:r>
     </w:p>
     <w:p>
@@ -26521,6 +29823,26 @@
     </w:p>
     <w:p>
       <w:pPr>
+        <w:pStyle w:val="28"/>
+      </w:pPr>
+      <w:r>
+        <w:rPr>
+          <w:rFonts w:eastAsia="Times New Roman"/>
+          <w:b/>
+          <w:color w:val="000000"/>
+        </w:rPr>
+        <w:t>Cách thực hiện.</w:t>
+      </w:r>
+      <w:r>
+        <w:rPr>
+          <w:rFonts w:eastAsia="Times New Roman"/>
+          <w:color w:val="000000"/>
+        </w:rPr>
+        <w:t xml:space="preserve"> Đưa tệp lên HDFS bằng FsShell của Hadoop chạy trong container bigdata, rồi chạy scripts/hdfs-mr.sh với cả năm phương án.</w:t>
+      </w:r>
+    </w:p>
+    <w:p>
+      <w:pPr>
         <w:shd w:val="clear" w:color="auto" w:fill="F3F3F3"/>
         <w:spacing w:after="0" w:line="240" w:lineRule="auto"/>
         <w:ind w:left="567" w:right="283"/>
@@ -26576,7 +29898,27 @@
           <w:rFonts w:eastAsia="Times New Roman"/>
           <w:color w:val="000000"/>
         </w:rPr>
-        <w:t xml:space="preserve"> Preflight đếm 6 purchase; profile tìm được 2 nhóm cho dictionary của V4, V5. Cả năm phương án Run valid và V2–V5 cho kết quả giống V1 (4 lần “Results equal”). Danh mục 1: 10 + 20 + 30 = 60.00, 3 lượt, trung bình 20.00 (dòng view bị loại); danh mục 2: 0.00 + 0.01 + 0.02 = 0.03, 3 lượt, trung bình 0.01. Khóa “1” nằm ở part-r-00000 và khóa “2” ở part-r-00001, đúng phép chia hash(key) mod 2 của HashPartitioner.</w:t>
+        <w:t xml:space="preserve"> Bước preflight đếm được 6 purchase; bước profile tìm được 2 nhóm để làm từ điển cho V4, V5. Cả năm job có trạng thái valid, và kết quả V2–V5 trùng V1 (4 dòng “Results equal”). Tính tay: danh mục 1 có 10 + 20 + 30 = 60.00, 3 lượt mua, trung bình 20.00 (dòng view giá 99 bị loại vì không phải purchase); danh mục 2 có 0.00 + 0.01 + 0.02 = 0.03, 3 lượt mua, trung bình 0.01. Output trên HDFS cho đúng các giá trị này. Khóa “1” nằm trong tệp part-r-00000 và khóa “2” nằm trong part-r-00001, phù hợp với cách HashPartitioner chia khóa cho 2 reducer theo hash(khóa) mod 2.</w:t>
+      </w:r>
+    </w:p>
+    <w:p>
+      <w:pPr>
+        <w:pStyle w:val="28"/>
+      </w:pPr>
+      <w:r>
+        <w:rPr>
+          <w:rFonts w:eastAsia="Times New Roman"/>
+          <w:b/>
+          <w:color w:val="000000"/>
+        </w:rPr>
+        <w:t>Căn cứ.</w:t>
+      </w:r>
+      <w:r>
+        <w:rPr>
+          <w:rFonts w:eastAsia="Times New Roman"/>
+          <w:color w:val="000000"/>
+        </w:rPr>
+        <w:t xml:space="preserve"> hình dưới; reports/raw/d08-mr-fixture.txt.</w:t>
       </w:r>
     </w:p>
     <w:p>
@@ -26652,7 +29994,7 @@
           <w:rFonts w:eastAsia="Times New Roman"/>
           <w:color w:val="000000"/>
         </w:rPr>
-        <w:t>Ba hình dưới là mã nguồn của ba vai trò trong MapReduce: Mapper của V1 phát (category_id, (sum, count)) cho mỗi purchase hợp lệ; Combiner của V2 và Reducer dùng chung phép gộp AggregateState.merge (cộng sum và count), Reducer định dạng thêm trung bình khi ghi ra.</w:t>
+        <w:t>Ba hình tiếp theo là mã nguồn tương ứng ba vai trò trong mô hình MapReduce. Hàm map của V1 phát cặp (category_id, (tổng tiền, số lượt)) cho mỗi purchase hợp lệ. Combiner của V2 và Reducer dùng chung phép gộp AggregateState.merge, tức cộng tổng tiền và cộng số lượt; Reducer tính thêm giá trị trung bình khi ghi kết quả.</w:t>
       </w:r>
     </w:p>
     <w:p>
@@ -26862,6 +30204,46 @@
     </w:p>
     <w:p>
       <w:pPr>
+        <w:pStyle w:val="28"/>
+      </w:pPr>
+      <w:r>
+        <w:rPr>
+          <w:rFonts w:eastAsia="Times New Roman"/>
+          <w:b/>
+          <w:color w:val="000000"/>
+        </w:rPr>
+        <w:t>Mục đích.</w:t>
+      </w:r>
+      <w:r>
+        <w:rPr>
+          <w:rFonts w:eastAsia="Times New Roman"/>
+          <w:color w:val="000000"/>
+        </w:rPr>
+        <w:t xml:space="preserve"> Tạo hai tệp nhỏ hơn để chạy thử nhanh và để đo hiệu năng theo kích thước dữ liệu.</w:t>
+      </w:r>
+    </w:p>
+    <w:p>
+      <w:pPr>
+        <w:pStyle w:val="28"/>
+      </w:pPr>
+      <w:r>
+        <w:rPr>
+          <w:rFonts w:eastAsia="Times New Roman"/>
+          <w:b/>
+          <w:color w:val="000000"/>
+        </w:rPr>
+        <w:t>Cách thực hiện.</w:t>
+      </w:r>
+      <w:r>
+        <w:rPr>
+          <w:rFonts w:eastAsia="Times New Roman"/>
+          <w:color w:val="000000"/>
+        </w:rPr>
+        <w:t xml:space="preserve"> scripts/hdfs-sample.sh chạy công cụ DatasetTool trong container bigdata. Lần đầu, công cụ chạy bước preflight: quét toàn bộ tệp nguồn, đếm số dòng, số purchase hợp lệ và tính mã băm của tệp. Sau đó, với mỗi dòng, công cụ tính SHA-256 của (đường dẫn tệp, seed, vị trí byte của dòng) và giữ dòng nếu giá trị băm rơi vào ngưỡng tương ứng tỷ lệ mẫu. Vì không dùng số ngẫu nhiên, cùng tệp, cùng tỷ lệ và cùng seed luôn cho cùng một mẫu.</w:t>
+      </w:r>
+    </w:p>
+    <w:p>
+      <w:pPr>
         <w:shd w:val="clear" w:color="auto" w:fill="F3F3F3"/>
         <w:spacing w:after="0" w:line="240" w:lineRule="auto"/>
         <w:ind w:left="567" w:right="283"/>
@@ -26917,7 +30299,47 @@
           <w:rFonts w:eastAsia="Times New Roman"/>
           <w:color w:val="000000"/>
         </w:rPr>
-        <w:t xml:space="preserve"> Preflight quét toàn bộ 42 448 765 dòng trên HDFS (742 849 purchase hợp lệ) trong 302 giây. DatasetTool sample giữ một dòng khi giá trị băm của (URI tệp, vị trí byte, seed 21) rơi vào ngưỡng tỷ lệ, nên cùng tệp, cùng tỷ lệ và seed thì luôn ra cùng mẫu. Mẫu D1 nặng 56 696 727 byte (lấy mẫu 574 giây), mẫu D2 nặng 567 001 795 byte (597 giây); hai kích thước này trùng từng byte với mẫu tạo trong lần chạy Docker trước đó (05/10/2026).</w:t>
+        <w:t xml:space="preserve"> Preflight quét 42 448 765 dòng (gồm dòng tiêu đề) và đếm được 742 849 purchase hợp lệ, mất 302 giây. Mẫu D1 nặng 56 696 727 byte (lấy mẫu mất 574 giây), mẫu D2 nặng 567 001 795 byte (597 giây). Hai kích thước này bằng đúng kích thước mẫu D1, D2 tạo trong lần chạy Docker ngày 05/10/2026 (ghi trong reports/raw/02-hdfs-report.txt ở commit 97bb8c2); nhóm chỉ so kích thước, chưa so nội dung từng byte.</w:t>
+      </w:r>
+    </w:p>
+    <w:p>
+      <w:pPr>
+        <w:pStyle w:val="28"/>
+      </w:pPr>
+      <w:r>
+        <w:rPr>
+          <w:rFonts w:eastAsia="Times New Roman"/>
+          <w:b/>
+          <w:color w:val="000000"/>
+        </w:rPr>
+        <w:t>Căn cứ.</w:t>
+      </w:r>
+      <w:r>
+        <w:rPr>
+          <w:rFonts w:eastAsia="Times New Roman"/>
+          <w:color w:val="000000"/>
+        </w:rPr>
+        <w:t xml:space="preserve"> hai hình dưới; reports/raw/d09-sample.txt.</w:t>
+      </w:r>
+    </w:p>
+    <w:p>
+      <w:pPr>
+        <w:pStyle w:val="28"/>
+      </w:pPr>
+      <w:r>
+        <w:rPr>
+          <w:rFonts w:eastAsia="Times New Roman"/>
+          <w:b/>
+          <w:color w:val="000000"/>
+        </w:rPr>
+        <w:t>Giới hạn.</w:t>
+      </w:r>
+      <w:r>
+        <w:rPr>
+          <w:rFonts w:eastAsia="Times New Roman"/>
+          <w:color w:val="000000"/>
+        </w:rPr>
+        <w:t xml:space="preserve"> Mẫu lấy theo từng dòng nên các sự kiện của cùng một phiên mua hàng có thể bị tách; vì vậy nhóm chỉ dùng D1, D2 cho Group By theo danh mục và cho đo hiệu năng, không tính chỉ số theo phiên hay theo người dùng trên hai mẫu này.</w:t>
       </w:r>
     </w:p>
     <w:p>
@@ -27068,9 +30490,37 @@
       <w:r>
         <w:rPr>
           <w:rFonts w:eastAsia="Times New Roman"/>
-          <w:color w:val="000000"/>
-        </w:rPr>
-        <w:t>scripts/hdfs-mr.sh lần lượt chạy preflight, profile (khi có V4/V5), từng phương án với 2 reducer, so kết quả các phương án với V1, xuất revenue.csv và chép run-manifest.json của từng job về results/mr/&lt;run_id&gt;/. Trên D3 chạy V1, V2 và V5 (giống ma trận benchmark).</w:t>
+          <w:b/>
+          <w:color w:val="000000"/>
+        </w:rPr>
+        <w:t>Mục đích.</w:t>
+      </w:r>
+      <w:r>
+        <w:rPr>
+          <w:rFonts w:eastAsia="Times New Roman"/>
+          <w:color w:val="000000"/>
+        </w:rPr>
+        <w:t xml:space="preserve"> Chạy bài toán Group By doanh thu theo danh mục bằng MapReduce trên ba bộ dữ liệu thật.</w:t>
+      </w:r>
+    </w:p>
+    <w:p>
+      <w:pPr>
+        <w:pStyle w:val="28"/>
+      </w:pPr>
+      <w:r>
+        <w:rPr>
+          <w:rFonts w:eastAsia="Times New Roman"/>
+          <w:b/>
+          <w:color w:val="000000"/>
+        </w:rPr>
+        <w:t>Cách thực hiện.</w:t>
+      </w:r>
+      <w:r>
+        <w:rPr>
+          <w:rFonts w:eastAsia="Times New Roman"/>
+          <w:color w:val="000000"/>
+        </w:rPr>
+        <w:t xml:space="preserve"> scripts/hdfs-mr.sh lần lượt: chạy preflight; chạy profile để tạo từ điển nhóm nếu có V4 hoặc V5; chạy từng phương án với 2 reducer; so kết quả mỗi phương án với V1; xuất revenue.csv; chép tệp run-manifest.json của từng job (ghi cấu hình, counters, thời gian, trạng thái kiểm tra) về results/mr/&lt;run_id&gt;/. Trên D3 chỉ chạy V1, V2 và V5, giống ma trận đo hiệu năng ở mục 3.4.</w:t>
       </w:r>
     </w:p>
     <w:p>
@@ -27197,7 +30647,7 @@
           <w:color w:val="000000"/>
           <w:sz w:val="22"/>
         </w:rPr>
-        <w:t>Hình 29. InMapperPurchaseMapper (V3): gộp trong mapper bằng cache có giới hạn (IntelliJ)</w:t>
+        <w:t>Hình 29. InMapperPurchaseMapper (V3): gộp trong mapper bằng bộ đệm có giới hạn (IntelliJ)</w:t>
       </w:r>
       <w:bookmarkEnd w:id="63"/>
     </w:p>
@@ -27278,7 +30728,7 @@
           <w:rFonts w:eastAsia="Times New Roman"/>
           <w:color w:val="000000"/>
         </w:rPr>
-        <w:t xml:space="preserve"> Mọi phương án đều Run valid và cho kết quả giống V1: D1 có 308 danh mục, 7 464 purchase; D2 có 495 danh mục, 74 120 purchase; D3 có 567 danh mục, 742 849 purchase. Trên D3, lệnh RevenueTool của V1 mất 569 712 ms, V2 616 286 ms, V5 458 694 ms; con số này gồm cả quét lại input để kiểm tra fingerprint và kiểm tra output, chạy một lần.</w:t>
+        <w:t xml:space="preserve"> Mọi job có trạng thái valid và cho kết quả trùng V1: D1 có 308 danh mục, 7 464 purchase; D2 có 495 danh mục, 74 120 purchase; D3 có 567 danh mục, 742 849 purchase. Trên D3, toàn bộ lệnh của V1 mất 569 712 ms, V2 616 286 ms, V5 458 694 ms. Các con số này gồm cả việc quét lại input để chắc input không đổi trong lúc chạy và việc kiểm tra output, nên lớn hơn thời gian job thuần ở mục 3.4.</w:t>
       </w:r>
     </w:p>
     <w:p>
@@ -27382,7 +30832,47 @@
           <w:rFonts w:eastAsia="Times New Roman"/>
           <w:color w:val="000000"/>
         </w:rPr>
-        <w:t xml:space="preserve"> Bảng counters đọc từ run-manifest.json của năm job trên D1: HEADERS (1) + NON_PURCHASE (417 145) + VALID_PURCHASE (7 464) = 424 610 dòng vào, không mất dòng nào. V1 phát 7 464 bản ghi và đẩy 283 644 byte qua shuffle. V2 vẫn phát 7 464 bản ghi nhưng combiner gộp còn 308, shuffle còn 11 716 byte. V3 và V4 gộp ngay trong mapper nên chỉ phát 308 bản ghi (V3 flush cache một lần khi kết thúc). V5 gói toàn bộ thành 2 bản ghi, mỗi reducer nhận một, shuffle còn 6 196 byte.</w:t>
+        <w:t xml:space="preserve"> Bảng counters đọc từ run-manifest.json của năm job trên D1. Số dòng vào được tách đủ: 1 dòng tiêu đề + 417 145 dòng không phải purchase + 7 464 purchase hợp lệ = 424 610 dòng, không có dòng nào bị mất. V1 phát 7 464 bản ghi và đẩy 283 644 byte qua shuffle. V2 vẫn phát 7 464 bản ghi nhưng combiner gộp còn 308 bản ghi trước khi gửi, shuffle còn 11 716 byte. V3 và V4 gộp ngay trong mapper nên chỉ phát 308 bản ghi; counter CACHE_FLUSHES của V3 bằng 1, tức bộ đệm được xả một lần khi mapper kết thúc. V5 gói toàn bộ thành 2 bản ghi, mỗi reducer nhận một, shuffle còn 6 196 byte.</w:t>
+      </w:r>
+    </w:p>
+    <w:p>
+      <w:pPr>
+        <w:pStyle w:val="28"/>
+      </w:pPr>
+      <w:r>
+        <w:rPr>
+          <w:rFonts w:eastAsia="Times New Roman"/>
+          <w:b/>
+          <w:color w:val="000000"/>
+        </w:rPr>
+        <w:t>Căn cứ.</w:t>
+      </w:r>
+      <w:r>
+        <w:rPr>
+          <w:rFonts w:eastAsia="Times New Roman"/>
+          <w:color w:val="000000"/>
+        </w:rPr>
+        <w:t xml:space="preserve"> hai hình terminal của bước này; reports/raw/d10-mr-runs.txt, d11-mr-counters.txt; bản sao run-manifest trong docs/evidence/docker/mr/.</w:t>
+      </w:r>
+    </w:p>
+    <w:p>
+      <w:pPr>
+        <w:pStyle w:val="28"/>
+      </w:pPr>
+      <w:r>
+        <w:rPr>
+          <w:rFonts w:eastAsia="Times New Roman"/>
+          <w:b/>
+          <w:color w:val="000000"/>
+        </w:rPr>
+        <w:t>Giới hạn.</w:t>
+      </w:r>
+      <w:r>
+        <w:rPr>
+          <w:rFonts w:eastAsia="Times New Roman"/>
+          <w:color w:val="000000"/>
+        </w:rPr>
+        <w:t xml:space="preserve"> V3 và V4 không được chạy trên cả tháng D3, nên không có kết quả hay số đo của hai phương án này trên D3. Job chạy bằng LocalJobRunner với 1 luồng map mặc định, không phản ánh việc chạy song song trên cụm.</w:t>
       </w:r>
     </w:p>
     <w:p>
@@ -27479,7 +30969,27 @@
           <w:rFonts w:eastAsia="Times New Roman"/>
           <w:color w:val="000000"/>
         </w:rPr>
-        <w:t xml:space="preserve"> baseline_revenue.py chỉ dùng thư viện chuẩn của Python, đọc CSV tuần tự và tính tổng, số lượt theo category_id bằng số nguyên (đơn vị xu); nó không dùng chung mã với MapReduce hay Spark. compare_revenue.py so từng nhóm theo chuỗi đã định dạng.</w:t>
+        <w:t xml:space="preserve"> Kiểm tra kết quả MapReduce bằng một chương trình viết riêng, không dùng chung mã với MapReduce hay Spark.</w:t>
+      </w:r>
+    </w:p>
+    <w:p>
+      <w:pPr>
+        <w:pStyle w:val="28"/>
+      </w:pPr>
+      <w:r>
+        <w:rPr>
+          <w:rFonts w:eastAsia="Times New Roman"/>
+          <w:b/>
+          <w:color w:val="000000"/>
+        </w:rPr>
+        <w:t>Cách thực hiện.</w:t>
+      </w:r>
+      <w:r>
+        <w:rPr>
+          <w:rFonts w:eastAsia="Times New Roman"/>
+          <w:color w:val="000000"/>
+        </w:rPr>
+        <w:t xml:space="preserve"> scripts/baseline_revenue.py chỉ dùng thư viện chuẩn của Python, đọc CSV tuần tự và cộng tiền theo category_id bằng số nguyên tính theo xu để tránh sai số dấu phẩy động. scripts/compare_revenue.py so hai tệp kết quả theo từng nhóm.</w:t>
       </w:r>
     </w:p>
     <w:p>
@@ -27539,7 +31049,27 @@
           <w:rFonts w:eastAsia="Times New Roman"/>
           <w:color w:val="000000"/>
         </w:rPr>
-        <w:t xml:space="preserve"> Baseline đọc cả tháng trong 259 giây và phân loại 1 header, 41 705 915 dòng không phải purchase, 742 849 purchase hợp lệ. Cả ba lần so đều báo KHỚP: 308, 495 và 567 nhóm.</w:t>
+        <w:t xml:space="preserve"> Trên cả tháng, baseline chạy 259 giây và phân loại 1 dòng tiêu đề, 41 705 915 dòng không phải purchase, 742 849 purchase hợp lệ, khớp số preflight ở bước 8. Cả ba lần so (D1, D2, D3) đều in KHỚP với 308, 495 và 567 nhóm.</w:t>
+      </w:r>
+    </w:p>
+    <w:p>
+      <w:pPr>
+        <w:pStyle w:val="28"/>
+      </w:pPr>
+      <w:r>
+        <w:rPr>
+          <w:rFonts w:eastAsia="Times New Roman"/>
+          <w:b/>
+          <w:color w:val="000000"/>
+        </w:rPr>
+        <w:t>Căn cứ.</w:t>
+      </w:r>
+      <w:r>
+        <w:rPr>
+          <w:rFonts w:eastAsia="Times New Roman"/>
+          <w:color w:val="000000"/>
+        </w:rPr>
+        <w:t xml:space="preserve"> hình dưới; reports/raw/d12-mr-vs-baseline.txt; kết quả baseline trong docs/evidence/docker/baseline/.</w:t>
       </w:r>
     </w:p>
     <w:p>
@@ -27636,7 +31166,27 @@
           <w:rFonts w:eastAsia="Times New Roman"/>
           <w:color w:val="000000"/>
         </w:rPr>
-        <w:t xml:space="preserve"> scripts/spark-pipeline.sh chạy năm job Spark Java trong container spark (local[2], driver 1 GB): A1 Group By doanh thu bằng RDD; ETL làm sạch và ghi Parquet chia theo event_date; A2–A5 các bảng tổng hợp phễu, theo giờ, theo thương hiệu; A7 đặc trưng sản phẩm; A8 nhãn cho KNN. Mỗi job ghi vào thư mục run_id mới; run_id của cả chuỗi được ghi vào docs/evidence/spark-java/&lt;tag&gt;-run-ids.tsv để notebook đọc.</w:t>
+        <w:t xml:space="preserve"> Tính lại bài toán bằng Spark và tạo các bảng phục vụ phân tích và học máy.</w:t>
+      </w:r>
+    </w:p>
+    <w:p>
+      <w:pPr>
+        <w:pStyle w:val="28"/>
+      </w:pPr>
+      <w:r>
+        <w:rPr>
+          <w:rFonts w:eastAsia="Times New Roman"/>
+          <w:b/>
+          <w:color w:val="000000"/>
+        </w:rPr>
+        <w:t>Cách thực hiện.</w:t>
+      </w:r>
+      <w:r>
+        <w:rPr>
+          <w:rFonts w:eastAsia="Times New Roman"/>
+          <w:color w:val="000000"/>
+        </w:rPr>
+        <w:t xml:space="preserve"> scripts/spark-pipeline.sh chạy năm job Spark Java trong container spark (chế độ local[2], bộ nhớ driver 1 GB): A1 tính doanh thu theo danh mục bằng RDD; ETL làm sạch dữ liệu và ghi định dạng Parquet chia thư mục theo event_date; A2–A5 tính các bảng phễu theo danh mục, theo giờ và theo thương hiệu; A7 tính đặc trưng sản phẩm; A8 tạo nhãn cho KNN. Mỗi job ghi vào một thư mục run_id mới; danh sách run_id được ghi vào docs/evidence/spark-java/&lt;tag&gt;-run-ids.tsv để notebook ở bước 12 đọc.</w:t>
       </w:r>
     </w:p>
     <w:p>
@@ -27740,7 +31290,7 @@
           <w:rFonts w:eastAsia="Times New Roman"/>
           <w:color w:val="000000"/>
         </w:rPr>
-        <w:t xml:space="preserve"> Trên D3, A1 cho 567 nhóm, 742 849 purchase (218 giây); ETL đọc 42 448 765 dòng, giữ 42 448 764 dòng, loại 1 header (891 giây); A2–A5 xác nhận số purchase của A1 bằng số purchase tính lại từ Parquet (a1EqualsA2 = true); A7 có 166 794 sản phẩm, giữ 92 592 sản phẩm có từ 20 lượt xem (1 674 giây); A8 tạo 60 876 mẫu huấn luyện và 64 254 mẫu kiểm tra (1 161 giây). D1 và D2 chạy cùng chuỗi với cùng kết quả đếm như MapReduce.</w:t>
+        <w:t xml:space="preserve"> Trên D3: A1 cho 567 nhóm, 742 849 purchase, mất 218 giây; ETL đọc 42 448 765 dòng, giữ 42 448 764 dòng và loại đúng 1 dòng tiêu đề, mất 891 giây; A2–A5 tự kiểm tra rằng tổng purchase tính lại từ Parquet bằng tổng của A1 (a1EqualsA2 = true); A7 thống kê 166 794 sản phẩm và giữ 92 592 sản phẩm có ít nhất 20 lượt xem, mất 1 674 giây; A8 tạo 60 876 mẫu huấn luyện và 64 254 mẫu kiểm tra, mất 1 161 giây. Với D1 và D2, A1 cho cùng số nhóm và số purchase như MapReduce ở bước 9.</w:t>
       </w:r>
     </w:p>
     <w:p>
@@ -27816,7 +31366,7 @@
           <w:rFonts w:eastAsia="Times New Roman"/>
           <w:color w:val="000000"/>
         </w:rPr>
-        <w:t>Hai hình Spark UI dưới chụp lúc job ETL đang chạy: job parquet at EventEtlJob.java:234 có một stage gồm 43 task, đúng bằng 43 block HDFS của tệp, vì mỗi block là một input split. Hình Spark UI của job A1 (hai stage nối bằng shuffle) được chụp ở bước 13.</w:t>
+        <w:t>Hai hình Spark UI dưới đây được chụp khi job ETL đang chạy. Job parquet at EventEtlJob.java:234 có một stage gồm 43 task, bằng số block HDFS của tệp ở bước 5; điều này phù hợp với cách Spark chia input theo block HDFS khi đọc tệp văn bản. Spark UI của job A1 được chụp ở bước 13. Hình mã nguồn tiếp theo cho thấy A1 dùng flatMapToPair làm bước map và reduceByKey làm bước gộp theo khóa.</w:t>
       </w:r>
     </w:p>
     <w:p>
@@ -28013,18 +31563,6 @@
     </w:p>
     <w:p>
       <w:pPr>
-        <w:pStyle w:val="28"/>
-      </w:pPr>
-      <w:r>
-        <w:rPr>
-          <w:rFonts w:eastAsia="Times New Roman"/>
-          <w:color w:val="000000"/>
-        </w:rPr>
-        <w:t>Kết quả A1 của Spark được so với MapReduce V1 và baseline trên cả ba bộ dữ liệu: cả sáu lần so đều KHỚP. Sau bước này, HDFS có đủ các vùng raw (CSV gốc và mẫu), curated (Parquet), agg, features và mr; riêng Parquet của cả tháng nặng 1 647 559 342 byte, chia thành 31 thư mục event_date.</w:t>
-      </w:r>
-    </w:p>
-    <w:p>
-      <w:pPr>
         <w:shd w:val="clear" w:color="auto" w:fill="F3F3F3"/>
         <w:spacing w:after="0" w:line="240" w:lineRule="auto"/>
         <w:ind w:left="567" w:right="283"/>
@@ -28041,6 +31579,66 @@
           <w:lang w:val="sv-SE"/>
         </w:rPr>
         <w:t>docker compose run --rm bigdata python3 scripts/compare_revenue.py results/spark/&lt;A1 run_id&gt;/revenue.csv results/mr/dk3/revenue.csv</w:t>
+      </w:r>
+    </w:p>
+    <w:p>
+      <w:pPr>
+        <w:pStyle w:val="28"/>
+      </w:pPr>
+      <w:r>
+        <w:rPr>
+          <w:rFonts w:eastAsia="Times New Roman"/>
+          <w:b/>
+          <w:color w:val="000000"/>
+        </w:rPr>
+        <w:t>Kết quả.</w:t>
+      </w:r>
+      <w:r>
+        <w:rPr>
+          <w:rFonts w:eastAsia="Times New Roman"/>
+          <w:color w:val="000000"/>
+        </w:rPr>
+        <w:t xml:space="preserve"> Kết quả A1 của Spark được so với MapReduce V1 và với baseline trên cả ba bộ dữ liệu; cả sáu lần so đều in KHỚP. Sau bước này, HDFS có các vùng raw (tệp gốc và hai mẫu), curated (Parquet), agg (bảng tổng hợp), features (đặc trưng) và mr (output MapReduce). Phần Parquet của cả tháng nặng 1 647 559 342 byte, gồm 31 thư mục event_date, so với 5 668 612 855 byte của tệp CSV gốc.</w:t>
+      </w:r>
+    </w:p>
+    <w:p>
+      <w:pPr>
+        <w:pStyle w:val="28"/>
+      </w:pPr>
+      <w:r>
+        <w:rPr>
+          <w:rFonts w:eastAsia="Times New Roman"/>
+          <w:b/>
+          <w:color w:val="000000"/>
+        </w:rPr>
+        <w:t>Căn cứ.</w:t>
+      </w:r>
+      <w:r>
+        <w:rPr>
+          <w:rFonts w:eastAsia="Times New Roman"/>
+          <w:color w:val="000000"/>
+        </w:rPr>
+        <w:t xml:space="preserve"> các hình của bước này; reports/raw/d13-spark-pipeline.txt, d16-parity.txt, d17-hdfs-zones.txt; log từng job trong docs/evidence/spark-java/dk3-*.log.</w:t>
+      </w:r>
+    </w:p>
+    <w:p>
+      <w:pPr>
+        <w:pStyle w:val="28"/>
+      </w:pPr>
+      <w:r>
+        <w:rPr>
+          <w:rFonts w:eastAsia="Times New Roman"/>
+          <w:b/>
+          <w:color w:val="000000"/>
+        </w:rPr>
+        <w:t>Giới hạn.</w:t>
+      </w:r>
+      <w:r>
+        <w:rPr>
+          <w:rFonts w:eastAsia="Times New Roman"/>
+          <w:color w:val="000000"/>
+        </w:rPr>
+        <w:t xml:space="preserve"> Spark chạy ở chế độ local[2] trong một container, không có trình quản lý cụm. Phép tổng hợp A6 (tỷ lệ phiên có mua) có trong kế hoạch nhưng chưa được cài đặt. ETL chạy với tùy chọn --duplicates false, tức không đếm bản ghi trùng lặp (phép đếm này tốn nhiều bộ nhớ, theo ghi chép trong docs/PROJECT_AUDIT_AND_IMPLEMENTATION_PLAN.md), nên báo cáo không có số liệu về dòng trùng.</w:t>
       </w:r>
     </w:p>
     <w:p>
@@ -28201,7 +31799,27 @@
           <w:rFonts w:eastAsia="Times New Roman"/>
           <w:color w:val="000000"/>
         </w:rPr>
-        <w:t xml:space="preserve"> Hai notebook chạy trong container spark bằng nbconvert, đọc đặc trưng A7 và nhãn A8 của lần chạy dk3 trên HDFS, ghi mô hình vào /data/ecommerce/ml/ và lưu output ngay trong tệp notebook để làm bằng chứng.</w:t>
+        <w:t xml:space="preserve"> Huấn luyện và đánh giá hai mô hình học máy trên đặc trưng A7 và nhãn A8 của cả tháng.</w:t>
+      </w:r>
+    </w:p>
+    <w:p>
+      <w:pPr>
+        <w:pStyle w:val="28"/>
+      </w:pPr>
+      <w:r>
+        <w:rPr>
+          <w:rFonts w:eastAsia="Times New Roman"/>
+          <w:b/>
+          <w:color w:val="000000"/>
+        </w:rPr>
+        <w:t>Cách thực hiện.</w:t>
+      </w:r>
+      <w:r>
+        <w:rPr>
+          <w:rFonts w:eastAsia="Times New Roman"/>
+          <w:color w:val="000000"/>
+        </w:rPr>
+        <w:t xml:space="preserve"> Hai notebook chạy trong container spark bằng jupyter nbconvert ở chế độ thực thi toàn bộ; output được lưu ngay trong tệp notebook để làm bằng chứng. Notebook đọc run_id từ tệp dk3-run-ids.tsv và ghi mô hình vào /data/ecommerce/ml/.</w:t>
       </w:r>
     </w:p>
     <w:p>
@@ -28241,7 +31859,47 @@
           <w:rFonts w:eastAsia="Times New Roman"/>
           <w:color w:val="000000"/>
         </w:rPr>
-        <w:t xml:space="preserve"> K-Means chọn K = 2, silhouette 0,6494 trên 92 592 sản phẩm; suy luận bằng numpy trùng Spark 100%. KNN chọn K = 15, ngưỡng 0,4; F1 trên tập kiểm tra 0,6214; dự đoán từ artifact trùng 100% với lúc đánh giá. Kết quả chi tiết ở mục 3.5.</w:t>
+        <w:t xml:space="preserve"> K-Means chọn K = 2 với silhouette 0,6494 trên 92 592 sản phẩm; phép gán cụm tính lại bằng numpy trùng kết quả Spark trên 100% sản phẩm. KNN chọn K = 15 và ngưỡng tỷ lệ phiếu 0,4; F1 trên tập kiểm tra là 0,6214; dự đoán tính lại từ mô hình đã lưu trùng 100% với lúc đánh giá. Phân tích chi tiết ở mục 3.5.</w:t>
+      </w:r>
+    </w:p>
+    <w:p>
+      <w:pPr>
+        <w:pStyle w:val="28"/>
+      </w:pPr>
+      <w:r>
+        <w:rPr>
+          <w:rFonts w:eastAsia="Times New Roman"/>
+          <w:b/>
+          <w:color w:val="000000"/>
+        </w:rPr>
+        <w:t>Căn cứ.</w:t>
+      </w:r>
+      <w:r>
+        <w:rPr>
+          <w:rFonts w:eastAsia="Times New Roman"/>
+          <w:color w:val="000000"/>
+        </w:rPr>
+        <w:t xml:space="preserve"> hình dưới; reports/raw/d18-notebooks.txt; notebooks/kmeans_product.ipynb, notebooks/knn_classifier.ipynb (có output); docs/evidence/docker/ml/.</w:t>
+      </w:r>
+    </w:p>
+    <w:p>
+      <w:pPr>
+        <w:pStyle w:val="28"/>
+      </w:pPr>
+      <w:r>
+        <w:rPr>
+          <w:rFonts w:eastAsia="Times New Roman"/>
+          <w:b/>
+          <w:color w:val="000000"/>
+        </w:rPr>
+        <w:t>Giới hạn.</w:t>
+      </w:r>
+      <w:r>
+        <w:rPr>
+          <w:rFonts w:eastAsia="Times New Roman"/>
+          <w:color w:val="000000"/>
+        </w:rPr>
+        <w:t xml:space="preserve"> Hai notebook chỉ chạy trên đặc trưng của cả tháng (dk3), không chạy lại trên D1, D2. KNN tính khoảng cách chính xác bằng numpy trên một máy; phần dự đoán cho 64 254 sản phẩm kiểm tra mất 312 giây, nên cách này khó mở rộng cho dữ liệu lớn hơn nhiều.</w:t>
       </w:r>
     </w:p>
     <w:p>
@@ -28338,7 +31996,27 @@
           <w:rFonts w:eastAsia="Times New Roman"/>
           <w:color w:val="000000"/>
         </w:rPr>
-        <w:t xml:space="preserve"> Ma trận thực nghiệm được cấu hình trong config/bench/docker/. benchmark.py (MapReduce) và spark_bench.py (Spark) chạy mỗi cấu hình 1 lần khởi động và 3 lần đo; mỗi lần đo ghi output vào thư mục mới và được so khớp với kết quả tham chiếu trước khi được tính. bench_summary.py tổng hợp thành docs/evidence/docker/bench/SUMMARY.md.</w:t>
+        <w:t xml:space="preserve"> Đo thời gian chạy có lặp lại để so sánh các phương án (kết quả và phân tích ở mục 3.4).</w:t>
+      </w:r>
+    </w:p>
+    <w:p>
+      <w:pPr>
+        <w:pStyle w:val="28"/>
+      </w:pPr>
+      <w:r>
+        <w:rPr>
+          <w:rFonts w:eastAsia="Times New Roman"/>
+          <w:b/>
+          <w:color w:val="000000"/>
+        </w:rPr>
+        <w:t>Cách thực hiện.</w:t>
+      </w:r>
+      <w:r>
+        <w:rPr>
+          <w:rFonts w:eastAsia="Times New Roman"/>
+          <w:color w:val="000000"/>
+        </w:rPr>
+        <w:t xml:space="preserve"> Ma trận thực nghiệm khai báo trong config/bench/docker/. benchmark.py (MapReduce) và spark_bench.py (Spark) chạy mỗi cấu hình 1 lần khởi động và 3 lần đo; mỗi lần đo ghi output vào thư mục mới và chỉ được tính khi output khớp kết quả tham chiếu. bench_summary.py tổng hợp thành docs/evidence/docker/bench/SUMMARY.md.</w:t>
       </w:r>
     </w:p>
     <w:p>
@@ -28398,7 +32076,7 @@
           <w:sz w:val="19"/>
           <w:lang w:val="sv-SE"/>
         </w:rPr>
-        <w:t>docker compose run --rm bigdata python3 scripts/bench_summary.py --campaign config/bench/docker/campaign.json</w:t>
+        <w:t>docker compose run --rm spark python scripts/bench_summary.py --campaign config/bench/docker/campaign.json</w:t>
       </w:r>
     </w:p>
     <w:p>
@@ -28419,6 +32097,46 @@
           <w:color w:val="000000"/>
         </w:rPr>
         <w:t xml:space="preserve"> Mọi lần đo đều thành công và khớp kết quả tham chiếu: 20/20 lần trên D1 và D2, 12/12 trên D3, 8/8 cho mỗi cấu hình song song; 14 ô Spark đều có 3 lần đo hợp lệ. bench_summary.py tạo 11 bảng, không còn ô chưa đo. Hai hình Spark UI dưới chụp tự động trong lúc đo A1 trên cả tháng: job collect at RevenueJob.java:95 có 45 task chia hai stage; stage 0 (flatMapToPair) đọc 5,3 GiB bằng 43 task và ghi 354,0 KiB dữ liệu shuffle, stage 1 (collect) chạy 2 task và đọc lại đúng 354,0 KiB. Lượng shuffle nhỏ vì reduceByKey đã gộp (sum, count) ở phía map, tương tự combiner của V2.</w:t>
+      </w:r>
+    </w:p>
+    <w:p>
+      <w:pPr>
+        <w:pStyle w:val="28"/>
+      </w:pPr>
+      <w:r>
+        <w:rPr>
+          <w:rFonts w:eastAsia="Times New Roman"/>
+          <w:b/>
+          <w:color w:val="000000"/>
+        </w:rPr>
+        <w:t>Căn cứ.</w:t>
+      </w:r>
+      <w:r>
+        <w:rPr>
+          <w:rFonts w:eastAsia="Times New Roman"/>
+          <w:color w:val="000000"/>
+        </w:rPr>
+        <w:t xml:space="preserve"> các hình dưới; reports/raw/d19-bench-mr.txt, d20-bench-synthetic.txt, d20-bench-spark.txt; dữ liệu từng lần đo trong docs/evidence/docker/bench/.</w:t>
+      </w:r>
+    </w:p>
+    <w:p>
+      <w:pPr>
+        <w:pStyle w:val="28"/>
+      </w:pPr>
+      <w:r>
+        <w:rPr>
+          <w:rFonts w:eastAsia="Times New Roman"/>
+          <w:b/>
+          <w:color w:val="000000"/>
+        </w:rPr>
+        <w:t>Giới hạn.</w:t>
+      </w:r>
+      <w:r>
+        <w:rPr>
+          <w:rFonts w:eastAsia="Times New Roman"/>
+          <w:color w:val="000000"/>
+        </w:rPr>
+        <w:t xml:space="preserve"> Mỗi cấu hình chỉ có 3 lần đo, đủ để lấy trung vị nhưng chưa đủ để kiểm định thống kê. Mọi phép đo chạy trên cùng một máy; HDFS, MapReduce và Spark chia chung CPU và RAM, và nhóm không đo riêng mức dùng CPU, bộ nhớ hay I/O đĩa.</w:t>
       </w:r>
     </w:p>
     <w:p>
@@ -28963,7 +32681,27 @@
           <w:rFonts w:eastAsia="Times New Roman"/>
           <w:color w:val="000000"/>
         </w:rPr>
-        <w:t xml:space="preserve"> Job publish gom bảng tổng hợp, kết quả đối chiếu MapReduce – Spark, số đo thực nghiệm và hai mô hình thành một serving run trên HDFS, kèm manifest.json ghi SHA-256 từng tệp. serving-sync.ps1 tải run về thư mục serving/ (mount chỉ đọc vào backend), kiểm tra lại mã băm và đặt làm run mặc định.</w:t>
+        <w:t xml:space="preserve"> Đóng gói các kết quả cần hiển thị thành một bộ cố định để web chỉ đọc, không tính lại.</w:t>
+      </w:r>
+    </w:p>
+    <w:p>
+      <w:pPr>
+        <w:pStyle w:val="28"/>
+      </w:pPr>
+      <w:r>
+        <w:rPr>
+          <w:rFonts w:eastAsia="Times New Roman"/>
+          <w:b/>
+          <w:color w:val="000000"/>
+        </w:rPr>
+        <w:t>Cách thực hiện.</w:t>
+      </w:r>
+      <w:r>
+        <w:rPr>
+          <w:rFonts w:eastAsia="Times New Roman"/>
+          <w:color w:val="000000"/>
+        </w:rPr>
+        <w:t xml:space="preserve"> Job publish gom các bảng tổng hợp, kết quả đối chiếu MapReduce – Spark, số đo hiệu năng và hai mô hình thành một serving run trên HDFS, kèm manifest.json ghi mã SHA-256 của từng tệp. scripts/serving-sync.ps1 tải serving run về thư mục serving/ (thư mục này gắn vào container backend ở chế độ chỉ đọc), kiểm tra lại mã băm và đặt làm run mặc định.</w:t>
       </w:r>
     </w:p>
     <w:p>
@@ -29024,6 +32762,26 @@
           <w:color w:val="000000"/>
         </w:rPr>
         <w:t xml:space="preserve"> Serving run 20261009-024955-97bb8c2-dk3 có 29 tệp. Sau khi tải về, mọi tệp đều khớp SHA-256 ghi trong manifest.json (29/29); tệp _LATEST trỏ tới run này. Trong run, revenue_parity.json ghi MapReduce và Spark cùng có 567 nhóm, 742 849 lượt mua, 0 nhóm lệch.</w:t>
+      </w:r>
+    </w:p>
+    <w:p>
+      <w:pPr>
+        <w:pStyle w:val="28"/>
+      </w:pPr>
+      <w:r>
+        <w:rPr>
+          <w:rFonts w:eastAsia="Times New Roman"/>
+          <w:b/>
+          <w:color w:val="000000"/>
+        </w:rPr>
+        <w:t>Căn cứ.</w:t>
+      </w:r>
+      <w:r>
+        <w:rPr>
+          <w:rFonts w:eastAsia="Times New Roman"/>
+          <w:color w:val="000000"/>
+        </w:rPr>
+        <w:t xml:space="preserve"> hình dưới; reports/raw/d21-serving.txt; thư mục serving/20261009-024955-97bb8c2-dk3/.</w:t>
       </w:r>
     </w:p>
     <w:p>
@@ -29105,6 +32863,26 @@
     </w:p>
     <w:p>
       <w:pPr>
+        <w:pStyle w:val="28"/>
+      </w:pPr>
+      <w:r>
+        <w:rPr>
+          <w:rFonts w:eastAsia="Times New Roman"/>
+          <w:b/>
+          <w:color w:val="000000"/>
+        </w:rPr>
+        <w:t>Mục đích.</w:t>
+      </w:r>
+      <w:r>
+        <w:rPr>
+          <w:rFonts w:eastAsia="Times New Roman"/>
+          <w:color w:val="000000"/>
+        </w:rPr>
+        <w:t xml:space="preserve"> Chạy giao diện web hiển thị kết quả, kiểm tra test của backend và frontend.</w:t>
+      </w:r>
+    </w:p>
+    <w:p>
+      <w:pPr>
         <w:shd w:val="clear" w:color="auto" w:fill="F3F3F3"/>
         <w:spacing w:after="0" w:line="240" w:lineRule="auto"/>
         <w:ind w:left="567" w:right="283"/>
@@ -29161,6 +32939,46 @@
           <w:color w:val="000000"/>
         </w:rPr>
         <w:t xml:space="preserve"> Image frontend chạy 9 test Vitest khi build, tất cả đạt. Image backend build kèm 7 test, trong đó 3 test đối chiếu với serving run tự bỏ qua vì image không chứa thư mục serving; nhóm chạy riêng mvn test trong container Maven có mount serving/ và cả 7 test đều đạt (3 test đối chiếu suy luận Java với kết quả Spark và notebook mất 136,5 giây). Hai container web chạy cùng HDFS; /api/health trả về status UP, 2 serving run, run mặc định 20261009-024955-97bb8c2-dk3. Giao diện ở http://localhost:8080 (mục 3.6).</w:t>
+      </w:r>
+    </w:p>
+    <w:p>
+      <w:pPr>
+        <w:pStyle w:val="28"/>
+      </w:pPr>
+      <w:r>
+        <w:rPr>
+          <w:rFonts w:eastAsia="Times New Roman"/>
+          <w:b/>
+          <w:color w:val="000000"/>
+        </w:rPr>
+        <w:t>Căn cứ.</w:t>
+      </w:r>
+      <w:r>
+        <w:rPr>
+          <w:rFonts w:eastAsia="Times New Roman"/>
+          <w:color w:val="000000"/>
+        </w:rPr>
+        <w:t xml:space="preserve"> hai hình dưới; reports/raw/d22-web-up.txt, d25-api-kmeans.txt.</w:t>
+      </w:r>
+    </w:p>
+    <w:p>
+      <w:pPr>
+        <w:pStyle w:val="28"/>
+      </w:pPr>
+      <w:r>
+        <w:rPr>
+          <w:rFonts w:eastAsia="Times New Roman"/>
+          <w:b/>
+          <w:color w:val="000000"/>
+        </w:rPr>
+        <w:t>Giới hạn.</w:t>
+      </w:r>
+      <w:r>
+        <w:rPr>
+          <w:rFonts w:eastAsia="Times New Roman"/>
+          <w:color w:val="000000"/>
+        </w:rPr>
+        <w:t xml:space="preserve"> Ba test đối chiếu của backend không chạy được bên trong image vì image không chứa thư mục serving; nhóm chạy riêng như mô tả ở trên. Web chỉ mở trên máy cá nhân (địa chỉ 127.0.0.1), không có đăng nhập và chưa triển khai lên máy chủ.</w:t>
       </w:r>
     </w:p>
     <w:p>
@@ -29236,7 +33054,7 @@
           <w:rFonts w:eastAsia="Times New Roman"/>
           <w:color w:val="000000"/>
         </w:rPr>
-        <w:t>Gọi API suy luận K-Means cho sản phẩm 1002099: backend tính lại vector chuẩn hóa và khoảng cách bình phương tới hai tâm (24,09 và 60,74), xếp vào cụm 0 và báo trùng cụm Spark đã gán. Các giá trị này trùng hai dòng cuối của Bảng 6.</w:t>
+        <w:t>Để kiểm tra phần suy luận, nhóm gọi API K-Means của web cho sản phẩm 1002099. Backend tính lại vector đặc trưng đã chuẩn hóa và bình phương khoảng cách tới hai tâm cụm (24,09 và 60,74), xếp sản phẩm vào cụm 0 và báo trùng với cụm Spark đã gán. Các giá trị này giống hai dòng cuối của Bảng 6.</w:t>
       </w:r>
     </w:p>
     <w:p>
@@ -29333,6 +33151,87 @@
           <w:rFonts w:eastAsia="Times New Roman"/>
           <w:b w:val="0"/>
         </w:rPr>
+        <w:t>Những phần chưa thực hiện hoặc còn hạn chế</w:t>
+      </w:r>
+    </w:p>
+    <w:p>
+      <w:pPr>
+        <w:pStyle w:val="28"/>
+      </w:pPr>
+      <w:r>
+        <w:rPr>
+          <w:rFonts w:eastAsia="Times New Roman"/>
+          <w:color w:val="000000"/>
+        </w:rPr>
+        <w:t>Các điểm dưới đây được nêu rõ để người đọc không hiểu nhầm phạm vi của những gì đã chạy ở trên:</w:t>
+      </w:r>
+    </w:p>
+    <w:p>
+      <w:pPr>
+        <w:pStyle w:val="29"/>
+      </w:pPr>
+      <w:r>
+        <w:t>Chưa chạy trên cụm nhiều máy: HDFS có một DataNode, không có YARN; MapReduce dùng LocalJobRunner, Spark chạy local.</w:t>
+      </w:r>
+    </w:p>
+    <w:p>
+      <w:pPr>
+        <w:pStyle w:val="29"/>
+      </w:pPr>
+      <w:r>
+        <w:t>Chưa dùng dữ liệu tháng 11/2019: tệp 2019-Nov.csv có trong data/raw nhưng chưa nạp vào HDFS và chưa xử lý.</w:t>
+      </w:r>
+    </w:p>
+    <w:p>
+      <w:pPr>
+        <w:pStyle w:val="29"/>
+      </w:pPr>
+      <w:r>
+        <w:t>Phép tổng hợp A6 (tỷ lệ phiên có mua) chưa cài đặt; ETL chưa đếm bản ghi trùng lặp.</w:t>
+      </w:r>
+    </w:p>
+    <w:p>
+      <w:pPr>
+        <w:pStyle w:val="29"/>
+      </w:pPr>
+      <w:r>
+        <w:t>V3 và V4 chưa được chạy và đo trên cả tháng; hai notebook học máy chỉ chạy trên cả tháng.</w:t>
+      </w:r>
+    </w:p>
+    <w:p>
+      <w:pPr>
+        <w:pStyle w:val="29"/>
+      </w:pPr>
+      <w:r>
+        <w:t>Các phép đo hiệu năng không tách được ảnh hưởng của CPU, bộ nhớ và I/O vì không đo tài nguyên.</w:t>
+      </w:r>
+    </w:p>
+    <w:p>
+      <w:pPr>
+        <w:pStyle w:val="29"/>
+      </w:pPr>
+      <w:r>
+        <w:t>Cách cài Hadoop chạy trực tiếp trên Windows (scripts/native/, mô tả trong docs/DEMO_CASES.md) không được chạy lại trong đợt này; báo cáo chỉ trình bày cách chạy bằng Docker.</w:t>
+      </w:r>
+    </w:p>
+    <w:p>
+      <w:pPr>
+        <w:pStyle w:val="29"/>
+      </w:pPr>
+      <w:r>
+        <w:t>Ứng dụng web chỉ chạy trên máy cá nhân, chưa triển khai lên máy chủ.</w:t>
+      </w:r>
+    </w:p>
+    <w:p>
+      <w:pPr>
+        <w:pStyle w:val="39"/>
+        <w:keepNext/>
+      </w:pPr>
+      <w:r>
+        <w:rPr>
+          <w:rFonts w:eastAsia="Times New Roman"/>
+          <w:b w:val="0"/>
+        </w:rPr>
         <w:t>Chạy lại an toàn và các sự cố đã gặp</w:t>
       </w:r>
     </w:p>
@@ -29345,7 +33244,7 @@
           <w:rFonts w:eastAsia="Times New Roman"/>
           <w:color w:val="000000"/>
         </w:rPr>
-        <w:t>Mọi bước ghi vào thư mục mới theo run_id và từ chối nếu thư mục đã tồn tại (MapReduce kiểm tra output, Spark dùng chế độ errorifexists, spark-pipeline.sh từ chối tag đã có). Tệp raw không bị ghi đè và serving run không bị sửa sau khi tạo, nên chạy lại một bước không làm hỏng kết quả cũ. Bảng sau ghi các sự cố gặp trong đợt cài đặt này; các hình ở trên đều là lần chạy sau khi đã sửa.</w:t>
+        <w:t>Các bước trên đều ghi kết quả vào thư mục mới theo run_id và từ chối chạy nếu thư mục đó đã tồn tại: MapReduce kiểm tra thư mục output trước khi chạy, Spark ghi ở chế độ errorifexists, spark-pipeline.sh từ chối tag đã dùng. Tệp gốc không bị ghi đè (bước 5) và serving run không bị sửa sau khi tạo. Vì vậy chạy lại một bước không làm mất kết quả cũ. Bảng dưới ghi các sự cố gặp trong đợt cài đặt này; mọi hình ở trên là lần chạy sau khi đã sửa.</w:t>
       </w:r>
     </w:p>
     <w:p>
@@ -40799,9 +44698,9 @@
     <w:lsdException w:qFormat="1" w:unhideWhenUsed="0" w:uiPriority="0" w:semiHidden="0" w:name="heading 1"/>
     <w:lsdException w:qFormat="1" w:uiPriority="0" w:semiHidden="0" w:name="heading 2"/>
     <w:lsdException w:qFormat="1" w:uiPriority="0" w:semiHidden="0" w:name="heading 3"/>
-    <w:lsdException w:unhideWhenUsed="0" w:uiPriority="0" w:semiHidden="0" w:name="heading 4"/>
+    <w:lsdException w:qFormat="1" w:unhideWhenUsed="0" w:uiPriority="0" w:semiHidden="0" w:name="heading 4"/>
     <w:lsdException w:qFormat="1" w:unhideWhenUsed="0" w:uiPriority="0" w:semiHidden="0" w:name="heading 5"/>
-    <w:lsdException w:qFormat="1" w:unhideWhenUsed="0" w:uiPriority="0" w:semiHidden="0" w:name="heading 6"/>
+    <w:lsdException w:unhideWhenUsed="0" w:uiPriority="0" w:semiHidden="0" w:name="heading 6"/>
     <w:lsdException w:qFormat="1" w:uiPriority="9" w:name="heading 7"/>
     <w:lsdException w:qFormat="1" w:uiPriority="9" w:name="heading 8"/>
     <w:lsdException w:qFormat="1" w:uiPriority="9" w:name="heading 9"/>
@@ -40837,8 +44736,8 @@
     <w:lsdException w:uiPriority="99" w:name="annotation reference"/>
     <w:lsdException w:uiPriority="99" w:name="line number"/>
     <w:lsdException w:uiPriority="99" w:name="page number"/>
-    <w:lsdException w:uiPriority="99" w:name="endnote reference"/>
-    <w:lsdException w:uiPriority="99" w:name="endnote text"/>
+    <w:lsdException w:qFormat="1" w:uiPriority="99" w:name="endnote reference"/>
+    <w:lsdException w:qFormat="1" w:uiPriority="99" w:name="endnote text"/>
     <w:lsdException w:uiPriority="99" w:name="table of authorities"/>
     <w:lsdException w:uiPriority="99" w:name="macro"/>
     <w:lsdException w:uiPriority="99" w:name="toa heading"/>
@@ -40860,7 +44759,7 @@
     <w:lsdException w:qFormat="1" w:unhideWhenUsed="0" w:uiPriority="0" w:semiHidden="0" w:name="Title"/>
     <w:lsdException w:uiPriority="99" w:name="Closing"/>
     <w:lsdException w:uiPriority="99" w:name="Signature"/>
-    <w:lsdException w:qFormat="1" w:uiPriority="1" w:name="Default Paragraph Font"/>
+    <w:lsdException w:uiPriority="1" w:name="Default Paragraph Font"/>
     <w:lsdException w:uiPriority="99" w:name="Body Text"/>
     <w:lsdException w:uiPriority="99" w:name="Body Text Indent"/>
     <w:lsdException w:uiPriority="99" w:name="List Continue"/>
@@ -40942,7 +44841,7 @@
     <w:lsdException w:uiPriority="99" w:name="Table Web 1"/>
     <w:lsdException w:uiPriority="99" w:name="Table Web 2"/>
     <w:lsdException w:uiPriority="99" w:name="Table Web 3"/>
-    <w:lsdException w:uiPriority="99" w:name="Balloon Text"/>
+    <w:lsdException w:qFormat="1" w:uiPriority="99" w:name="Balloon Text"/>
     <w:lsdException w:qFormat="1" w:unhideWhenUsed="0" w:uiPriority="0" w:semiHidden="0" w:name="Table Grid"/>
     <w:lsdException w:uiPriority="99" w:name="Table Theme"/>
     <w:lsdException w:unhideWhenUsed="0" w:uiPriority="60" w:semiHidden="0" w:name="Light Shading"/>
@@ -41126,6 +45025,7 @@
     <w:basedOn w:val="1"/>
     <w:next w:val="1"/>
     <w:link w:val="58"/>
+    <w:qFormat/>
     <w:uiPriority w:val="0"/>
     <w:pPr>
       <w:keepNext/>
@@ -41171,7 +45071,6 @@
     <w:basedOn w:val="1"/>
     <w:next w:val="1"/>
     <w:link w:val="61"/>
-    <w:qFormat/>
     <w:uiPriority w:val="0"/>
     <w:pPr>
       <w:keepNext/>
@@ -41192,7 +45091,6 @@
     <w:name w:val="Default Paragraph Font"/>
     <w:semiHidden/>
     <w:unhideWhenUsed/>
-    <w:qFormat/>
     <w:uiPriority w:val="1"/>
   </w:style>
   <w:style w:type="table" w:default="1" w:styleId="9">
@@ -41216,6 +45114,7 @@
     <w:link w:val="64"/>
     <w:semiHidden/>
     <w:unhideWhenUsed/>
+    <w:qFormat/>
     <w:uiPriority w:val="99"/>
     <w:pPr>
       <w:spacing w:after="0" w:line="240" w:lineRule="auto"/>
@@ -41234,6 +45133,7 @@
     <w:basedOn w:val="8"/>
     <w:semiHidden/>
     <w:unhideWhenUsed/>
+    <w:qFormat/>
     <w:uiPriority w:val="99"/>
     <w:rPr>
       <w:vertAlign w:val="superscript"/>
@@ -41245,6 +45145,7 @@
     <w:link w:val="67"/>
     <w:semiHidden/>
     <w:unhideWhenUsed/>
+    <w:qFormat/>
     <w:uiPriority w:val="99"/>
     <w:pPr>
       <w:spacing w:after="0" w:line="240" w:lineRule="auto"/>
@@ -41511,6 +45412,7 @@
     <w:name w:val="CTDT-Text Char"/>
     <w:basedOn w:val="8"/>
     <w:link w:val="28"/>
+    <w:qFormat/>
     <w:uiPriority w:val="0"/>
     <w:rPr>
       <w:rFonts w:ascii="Times New Roman" w:hAnsi="Times New Roman"/>
@@ -41556,6 +45458,7 @@
     <w:name w:val="CTDT-Number Char"/>
     <w:basedOn w:val="32"/>
     <w:link w:val="31"/>
+    <w:qFormat/>
     <w:uiPriority w:val="0"/>
     <w:rPr>
       <w:rFonts w:ascii="Times New Roman" w:hAnsi="Times New Roman"/>
@@ -41622,7 +45525,6 @@
     <w:name w:val="CTDT-H1 Char"/>
     <w:basedOn w:val="30"/>
     <w:link w:val="35"/>
-    <w:qFormat/>
     <w:uiPriority w:val="0"/>
     <w:rPr>
       <w:rFonts w:ascii="Times New Roman" w:hAnsi="Times New Roman"/>
@@ -41656,6 +45558,7 @@
     <w:name w:val="CTDT-H2 Char"/>
     <w:basedOn w:val="38"/>
     <w:link w:val="37"/>
+    <w:qFormat/>
     <w:uiPriority w:val="0"/>
     <w:rPr>
       <w:rFonts w:ascii="Times New Roman Bold" w:hAnsi="Times New Roman Bold"/>
@@ -41712,6 +45615,7 @@
     <w:name w:val="CTDT-H4 Char"/>
     <w:basedOn w:val="42"/>
     <w:link w:val="41"/>
+    <w:qFormat/>
     <w:uiPriority w:val="0"/>
     <w:rPr>
       <w:rFonts w:ascii="Times New Roman" w:hAnsi="Times New Roman"/>
@@ -41733,6 +45637,7 @@
     <w:name w:val="CTDT-H0 Char"/>
     <w:basedOn w:val="38"/>
     <w:link w:val="43"/>
+    <w:qFormat/>
     <w:uiPriority w:val="0"/>
     <w:rPr>
       <w:rFonts w:ascii="Times New Roman" w:hAnsi="Times New Roman"/>
@@ -41775,6 +45680,7 @@
     <w:name w:val="CTDT-CDR Char"/>
     <w:basedOn w:val="32"/>
     <w:link w:val="47"/>
+    <w:qFormat/>
     <w:uiPriority w:val="0"/>
     <w:rPr>
       <w:rFonts w:ascii="Times New Roman" w:hAnsi="Times New Roman"/>
@@ -41785,6 +45691,7 @@
     <w:name w:val="CTDT-Bang Char"/>
     <w:basedOn w:val="34"/>
     <w:link w:val="48"/>
+    <w:qFormat/>
     <w:uiPriority w:val="0"/>
     <w:rPr>
       <w:rFonts w:ascii="Times New Roman" w:hAnsi="Times New Roman"/>
@@ -41974,6 +45881,7 @@
     <w:basedOn w:val="8"/>
     <w:link w:val="10"/>
     <w:semiHidden/>
+    <w:qFormat/>
     <w:uiPriority w:val="99"/>
     <w:rPr>
       <w:rFonts w:ascii="Segoe UI" w:hAnsi="Segoe UI" w:eastAsia="Times New Roman" w:cs="Segoe UI"/>
@@ -42011,6 +45919,7 @@
     <w:basedOn w:val="8"/>
     <w:link w:val="12"/>
     <w:semiHidden/>
+    <w:qFormat/>
     <w:uiPriority w:val="99"/>
     <w:rPr>
       <w:rFonts w:ascii="Times New Roman" w:hAnsi="Times New Roman"/>
@@ -42047,6 +45956,7 @@
     <w:basedOn w:val="8"/>
     <w:semiHidden/>
     <w:unhideWhenUsed/>
+    <w:qFormat/>
     <w:uiPriority w:val="99"/>
     <w:rPr>
       <w:color w:val="605E5C"/>
